--- a/06 Sixth Semester/CSE 3208 Digital Signal Processing Lab/Lab_03 12.08.2026/Lab report-3 DSP.docx
+++ b/06 Sixth Semester/CSE 3208 Digital Signal Processing Lab/Lab_03 12.08.2026/Lab report-3 DSP.docx
@@ -22,65 +22,13 @@
         <w:rPr>
           <w:rFonts w:ascii="Times New Roman" w:hAnsi="Times New Roman" w:cs="Times New Roman"/>
         </w:rPr>
-        <w:t xml:space="preserve"> 02</w:t>
-      </w:r>
-    </w:p>
-    <w:p>
-      <w:pPr>
-        <w:jc w:val="both"/>
-        <w:rPr>
-          <w:rFonts w:ascii="Times New Roman" w:hAnsi="Times New Roman" w:cs="Times New Roman"/>
-        </w:rPr>
-      </w:pPr>
-      <w:r>
-        <w:rPr>
-          <w:rFonts w:ascii="Times New Roman" w:hAnsi="Times New Roman" w:cs="Times New Roman"/>
-          <w:b/>
-          <w:bCs/>
-        </w:rPr>
-        <w:t>Experiment name:</w:t>
-      </w:r>
-      <w:r>
-        <w:rPr>
-          <w:rFonts w:ascii="Times New Roman" w:hAnsi="Times New Roman" w:cs="Times New Roman"/>
-        </w:rPr>
-        <w:t xml:space="preserve"> To </w:t>
-      </w:r>
-      <w:r>
-        <w:rPr>
-          <w:rFonts w:ascii="Times New Roman" w:hAnsi="Times New Roman" w:cs="Times New Roman"/>
-        </w:rPr>
-        <w:t>D</w:t>
-      </w:r>
-      <w:r>
-        <w:rPr>
-          <w:rFonts w:ascii="Times New Roman" w:hAnsi="Times New Roman" w:cs="Times New Roman"/>
-        </w:rPr>
-        <w:t xml:space="preserve">evelop </w:t>
-      </w:r>
-      <w:r>
-        <w:rPr>
-          <w:rFonts w:ascii="Times New Roman" w:hAnsi="Times New Roman" w:cs="Times New Roman"/>
-        </w:rPr>
-        <w:t>S</w:t>
-      </w:r>
-      <w:r>
-        <w:rPr>
-          <w:rFonts w:ascii="Times New Roman" w:hAnsi="Times New Roman" w:cs="Times New Roman"/>
-        </w:rPr>
-        <w:t xml:space="preserve">ine and </w:t>
-      </w:r>
-      <w:r>
-        <w:rPr>
-          <w:rFonts w:ascii="Times New Roman" w:hAnsi="Times New Roman" w:cs="Times New Roman"/>
-        </w:rPr>
-        <w:t>C</w:t>
-      </w:r>
-      <w:r>
-        <w:rPr>
-          <w:rFonts w:ascii="Times New Roman" w:hAnsi="Times New Roman" w:cs="Times New Roman"/>
-        </w:rPr>
-        <w:t>osine function wave-forms.</w:t>
+        <w:t xml:space="preserve"> 0</w:t>
+      </w:r>
+      <w:r>
+        <w:rPr>
+          <w:rFonts w:ascii="Times New Roman" w:hAnsi="Times New Roman" w:cs="Times New Roman"/>
+        </w:rPr>
+        <w:t>3</w:t>
       </w:r>
     </w:p>
     <w:p>
@@ -91,6 +39,105 @@
           <w:rFonts w:ascii="Times New Roman" w:hAnsi="Times New Roman" w:cs="Times New Roman"/>
         </w:rPr>
       </w:pPr>
+    </w:p>
+    <w:p>
+      <w:pPr>
+        <w:jc w:val="both"/>
+        <w:rPr>
+          <w:rFonts w:ascii="Times New Roman" w:hAnsi="Times New Roman" w:cs="Times New Roman"/>
+        </w:rPr>
+      </w:pPr>
+      <w:r>
+        <w:rPr>
+          <w:rFonts w:ascii="Times New Roman" w:hAnsi="Times New Roman" w:cs="Times New Roman"/>
+          <w:b/>
+          <w:bCs/>
+        </w:rPr>
+        <w:t>Experiment name:</w:t>
+      </w:r>
+      <w:r>
+        <w:rPr>
+          <w:rFonts w:ascii="Times New Roman" w:hAnsi="Times New Roman" w:cs="Times New Roman"/>
+        </w:rPr>
+        <w:t xml:space="preserve"> </w:t>
+      </w:r>
+      <w:r>
+        <w:rPr>
+          <w:rFonts w:ascii="Times New Roman" w:hAnsi="Times New Roman" w:cs="Times New Roman"/>
+        </w:rPr>
+        <w:t xml:space="preserve">To develop elementary signals: Unit step signal, </w:t>
+      </w:r>
+      <w:r>
+        <w:rPr>
+          <w:rFonts w:ascii="Times New Roman" w:hAnsi="Times New Roman" w:cs="Times New Roman"/>
+        </w:rPr>
+        <w:t>U</w:t>
+      </w:r>
+      <w:r>
+        <w:rPr>
+          <w:rFonts w:ascii="Times New Roman" w:hAnsi="Times New Roman" w:cs="Times New Roman"/>
+        </w:rPr>
+        <w:t xml:space="preserve">nit </w:t>
+      </w:r>
+      <w:r>
+        <w:rPr>
+          <w:rFonts w:ascii="Times New Roman" w:hAnsi="Times New Roman" w:cs="Times New Roman"/>
+        </w:rPr>
+        <w:t>R</w:t>
+      </w:r>
+      <w:r>
+        <w:rPr>
+          <w:rFonts w:ascii="Times New Roman" w:hAnsi="Times New Roman" w:cs="Times New Roman"/>
+        </w:rPr>
+        <w:t xml:space="preserve">amp signal, </w:t>
+      </w:r>
+      <w:r>
+        <w:rPr>
+          <w:rFonts w:ascii="Times New Roman" w:hAnsi="Times New Roman" w:cs="Times New Roman"/>
+        </w:rPr>
+        <w:t>U</w:t>
+      </w:r>
+      <w:r>
+        <w:rPr>
+          <w:rFonts w:ascii="Times New Roman" w:hAnsi="Times New Roman" w:cs="Times New Roman"/>
+        </w:rPr>
+        <w:t xml:space="preserve">nit </w:t>
+      </w:r>
+      <w:r>
+        <w:rPr>
+          <w:rFonts w:ascii="Times New Roman" w:hAnsi="Times New Roman" w:cs="Times New Roman"/>
+        </w:rPr>
+        <w:t>I</w:t>
+      </w:r>
+      <w:r>
+        <w:rPr>
+          <w:rFonts w:ascii="Times New Roman" w:hAnsi="Times New Roman" w:cs="Times New Roman"/>
+        </w:rPr>
+        <w:t xml:space="preserve">mpulse signal, </w:t>
+      </w:r>
+      <w:r>
+        <w:rPr>
+          <w:rFonts w:ascii="Times New Roman" w:hAnsi="Times New Roman" w:cs="Times New Roman"/>
+        </w:rPr>
+        <w:t>E</w:t>
+      </w:r>
+      <w:r>
+        <w:rPr>
+          <w:rFonts w:ascii="Times New Roman" w:hAnsi="Times New Roman" w:cs="Times New Roman"/>
+        </w:rPr>
+        <w:t>xponential signal.</w:t>
+      </w:r>
+    </w:p>
+    <w:p>
+      <w:pPr>
+        <w:spacing w:after="0"/>
+        <w:jc w:val="both"/>
+        <w:rPr>
+          <w:rFonts w:ascii="Times New Roman" w:hAnsi="Times New Roman" w:cs="Times New Roman"/>
+          <w:b/>
+          <w:bCs/>
+        </w:rPr>
+      </w:pPr>
       <w:r>
         <w:rPr>
           <w:rFonts w:ascii="Times New Roman" w:hAnsi="Times New Roman" w:cs="Times New Roman"/>
@@ -99,596 +146,911 @@
         </w:rPr>
         <w:t>Theory:</w:t>
       </w:r>
-      <w:r>
-        <w:rPr>
-          <w:rFonts w:ascii="Times New Roman" w:hAnsi="Times New Roman" w:cs="Times New Roman"/>
-          <w:b/>
-          <w:bCs/>
+    </w:p>
+    <w:p>
+      <w:pPr>
+        <w:spacing w:after="0"/>
+        <w:jc w:val="both"/>
+        <w:rPr>
+          <w:rFonts w:ascii="Times New Roman" w:hAnsi="Times New Roman" w:cs="Times New Roman"/>
+        </w:rPr>
+      </w:pPr>
+      <w:r>
+        <w:rPr>
+          <w:rFonts w:ascii="Times New Roman" w:hAnsi="Times New Roman" w:cs="Times New Roman"/>
+        </w:rPr>
+        <w:t>Elementary signals serve as the fundamental building blocks in signal processing and linear time-invariant (LTI) system analysis. Any complex arbitrary signal can be represented as a linear combination of shifted and scaled elementary signals. The primary standard test signals include the Unit Step, Unit Ramp, Unit Impulse, and Exponential signals.</w:t>
+      </w:r>
+    </w:p>
+    <w:p>
+      <w:pPr>
+        <w:spacing w:after="0"/>
+        <w:jc w:val="both"/>
+        <w:rPr>
+          <w:rFonts w:ascii="Times New Roman" w:hAnsi="Times New Roman" w:cs="Times New Roman"/>
+        </w:rPr>
+      </w:pPr>
+    </w:p>
+    <w:p>
+      <w:pPr>
+        <w:spacing w:after="0"/>
+        <w:jc w:val="both"/>
+        <w:rPr>
+          <w:rFonts w:ascii="Times New Roman" w:hAnsi="Times New Roman" w:cs="Times New Roman"/>
+        </w:rPr>
+      </w:pPr>
+      <w:r>
+        <w:rPr>
+          <w:rFonts w:ascii="Times New Roman" w:hAnsi="Times New Roman" w:cs="Times New Roman"/>
+          <w:b/>
+          <w:bCs/>
+        </w:rPr>
+        <w:t>1. Unit Step Signal:</w:t>
+      </w:r>
+      <w:r>
+        <w:rPr>
+          <w:rFonts w:ascii="Times New Roman" w:hAnsi="Times New Roman" w:cs="Times New Roman"/>
+        </w:rPr>
+        <w:t xml:space="preserve"> A signal that transitions from 0 to 1 at a specific time instance t</w:t>
+      </w:r>
+      <w:r>
+        <w:rPr>
+          <w:rFonts w:ascii="Times New Roman" w:hAnsi="Times New Roman" w:cs="Times New Roman"/>
+          <w:vertAlign w:val="subscript"/>
+        </w:rPr>
+        <w:t>0</w:t>
+      </w:r>
+      <w:r>
+        <w:rPr>
+          <w:rFonts w:ascii="Times New Roman" w:hAnsi="Times New Roman" w:cs="Times New Roman"/>
+        </w:rPr>
+        <w:t>.</w:t>
+      </w:r>
+    </w:p>
+    <w:p>
+      <w:pPr>
+        <w:spacing w:after="0"/>
+        <w:jc w:val="both"/>
+        <w:rPr>
+          <w:rFonts w:ascii="Times New Roman" w:hAnsi="Times New Roman" w:cs="Times New Roman"/>
+        </w:rPr>
+      </w:pPr>
+      <m:oMathPara>
+        <m:oMath>
+          <m:r>
+            <w:rPr>
+              <w:rFonts w:ascii="Cambria Math" w:hAnsi="Cambria Math" w:cs="Times New Roman"/>
+            </w:rPr>
+            <m:t>u</m:t>
+          </m:r>
+          <m:d>
+            <m:dPr>
+              <m:ctrlPr>
+                <w:rPr>
+                  <w:rFonts w:ascii="Cambria Math" w:hAnsi="Cambria Math" w:cs="Times New Roman"/>
+                  <w:i/>
+                </w:rPr>
+              </m:ctrlPr>
+            </m:dPr>
+            <m:e>
+              <m:r>
+                <w:rPr>
+                  <w:rFonts w:ascii="Cambria Math" w:hAnsi="Cambria Math" w:cs="Times New Roman"/>
+                </w:rPr>
+                <m:t xml:space="preserve">t - </m:t>
+              </m:r>
+              <m:sSub>
+                <m:sSubPr>
+                  <m:ctrlPr>
+                    <w:rPr>
+                      <w:rFonts w:ascii="Cambria Math" w:hAnsi="Cambria Math" w:cs="Times New Roman"/>
+                      <w:i/>
+                    </w:rPr>
+                  </m:ctrlPr>
+                </m:sSubPr>
+                <m:e>
+                  <m:r>
+                    <w:rPr>
+                      <w:rFonts w:ascii="Cambria Math" w:hAnsi="Cambria Math" w:cs="Times New Roman"/>
+                    </w:rPr>
+                    <m:t>t</m:t>
+                  </m:r>
+                </m:e>
+                <m:sub>
+                  <m:r>
+                    <w:rPr>
+                      <w:rFonts w:ascii="Cambria Math" w:hAnsi="Cambria Math" w:cs="Times New Roman"/>
+                    </w:rPr>
+                    <m:t>0</m:t>
+                  </m:r>
+                </m:sub>
+              </m:sSub>
+            </m:e>
+          </m:d>
+          <m:r>
+            <w:rPr>
+              <w:rFonts w:ascii="Cambria Math" w:hAnsi="Cambria Math" w:cs="Times New Roman"/>
+            </w:rPr>
+            <m:t>=</m:t>
+          </m:r>
+          <m:d>
+            <m:dPr>
+              <m:begChr m:val="{"/>
+              <m:endChr m:val=""/>
+              <m:ctrlPr>
+                <w:rPr>
+                  <w:rFonts w:ascii="Cambria Math" w:hAnsi="Cambria Math" w:cs="Times New Roman"/>
+                  <w:i/>
+                </w:rPr>
+              </m:ctrlPr>
+            </m:dPr>
+            <m:e>
+              <m:eqArr>
+                <m:eqArrPr>
+                  <m:ctrlPr>
+                    <w:rPr>
+                      <w:rFonts w:ascii="Cambria Math" w:hAnsi="Cambria Math" w:cs="Times New Roman"/>
+                      <w:i/>
+                    </w:rPr>
+                  </m:ctrlPr>
+                </m:eqArrPr>
+                <m:e>
+                  <m:r>
+                    <w:rPr>
+                      <w:rFonts w:ascii="Cambria Math" w:hAnsi="Cambria Math" w:cs="Times New Roman"/>
+                    </w:rPr>
+                    <m:t xml:space="preserve">1, </m:t>
+                  </m:r>
+                  <m:r>
+                    <w:rPr>
+                      <w:rFonts w:ascii="Cambria Math" w:hAnsi="Cambria Math" w:cs="Times New Roman"/>
+                    </w:rPr>
+                    <m:t xml:space="preserve"> </m:t>
+                  </m:r>
+                  <m:r>
+                    <w:rPr>
+                      <w:rFonts w:ascii="Cambria Math" w:hAnsi="Cambria Math" w:cs="Times New Roman"/>
+                    </w:rPr>
+                    <m:t>t ≥</m:t>
+                  </m:r>
+                  <m:sSub>
+                    <m:sSubPr>
+                      <m:ctrlPr>
+                        <w:rPr>
+                          <w:rFonts w:ascii="Cambria Math" w:hAnsi="Cambria Math" w:cs="Times New Roman"/>
+                          <w:i/>
+                        </w:rPr>
+                      </m:ctrlPr>
+                    </m:sSubPr>
+                    <m:e>
+                      <m:r>
+                        <w:rPr>
+                          <w:rFonts w:ascii="Cambria Math" w:hAnsi="Cambria Math" w:cs="Times New Roman"/>
+                        </w:rPr>
+                        <m:t>t</m:t>
+                      </m:r>
+                    </m:e>
+                    <m:sub>
+                      <m:r>
+                        <w:rPr>
+                          <w:rFonts w:ascii="Cambria Math" w:hAnsi="Cambria Math" w:cs="Times New Roman"/>
+                        </w:rPr>
+                        <m:t>0</m:t>
+                      </m:r>
+                    </m:sub>
+                  </m:sSub>
+                </m:e>
+                <m:e>
+                  <m:r>
+                    <w:rPr>
+                      <w:rFonts w:ascii="Cambria Math" w:hAnsi="Cambria Math" w:cs="Times New Roman"/>
+                    </w:rPr>
+                    <m:t>1,</m:t>
+                  </m:r>
+                  <m:r>
+                    <w:rPr>
+                      <w:rFonts w:ascii="Cambria Math" w:hAnsi="Cambria Math" w:cs="Times New Roman"/>
+                    </w:rPr>
+                    <m:t xml:space="preserve">  </m:t>
+                  </m:r>
+                  <m:r>
+                    <w:rPr>
+                      <w:rFonts w:ascii="Cambria Math" w:hAnsi="Cambria Math" w:cs="Times New Roman"/>
+                    </w:rPr>
+                    <m:t xml:space="preserve">t &lt; </m:t>
+                  </m:r>
+                  <m:sSub>
+                    <m:sSubPr>
+                      <m:ctrlPr>
+                        <w:rPr>
+                          <w:rFonts w:ascii="Cambria Math" w:hAnsi="Cambria Math" w:cs="Times New Roman"/>
+                          <w:i/>
+                        </w:rPr>
+                      </m:ctrlPr>
+                    </m:sSubPr>
+                    <m:e>
+                      <m:r>
+                        <w:rPr>
+                          <w:rFonts w:ascii="Cambria Math" w:hAnsi="Cambria Math" w:cs="Times New Roman"/>
+                        </w:rPr>
+                        <m:t>t</m:t>
+                      </m:r>
+                    </m:e>
+                    <m:sub>
+                      <m:r>
+                        <w:rPr>
+                          <w:rFonts w:ascii="Cambria Math" w:hAnsi="Cambria Math" w:cs="Times New Roman"/>
+                        </w:rPr>
+                        <m:t>0</m:t>
+                      </m:r>
+                    </m:sub>
+                  </m:sSub>
+                </m:e>
+              </m:eqArr>
+            </m:e>
+          </m:d>
+        </m:oMath>
+      </m:oMathPara>
+    </w:p>
+    <w:p>
+      <w:pPr>
+        <w:spacing w:after="0"/>
+        <w:jc w:val="both"/>
+        <w:rPr>
+          <w:rFonts w:ascii="Times New Roman" w:hAnsi="Times New Roman" w:cs="Times New Roman"/>
+        </w:rPr>
+      </w:pPr>
+      <w:r>
+        <w:rPr>
+          <w:rFonts w:ascii="Times New Roman" w:hAnsi="Times New Roman" w:cs="Times New Roman"/>
+        </w:rPr>
+        <w:t>(Configured with step time t</w:t>
+      </w:r>
+      <w:r>
+        <w:rPr>
+          <w:rFonts w:ascii="Times New Roman" w:hAnsi="Times New Roman" w:cs="Times New Roman"/>
+          <w:vertAlign w:val="subscript"/>
+        </w:rPr>
+        <w:t>0</w:t>
+      </w:r>
+      <w:r>
+        <w:rPr>
+          <w:rFonts w:ascii="Times New Roman" w:hAnsi="Times New Roman" w:cs="Times New Roman"/>
+        </w:rPr>
+        <w:t xml:space="preserve"> = 2s, changing from 0 to 1)</w:t>
+      </w:r>
+    </w:p>
+    <w:p>
+      <w:pPr>
+        <w:spacing w:after="0"/>
+        <w:jc w:val="both"/>
+        <w:rPr>
+          <w:rFonts w:ascii="Times New Roman" w:hAnsi="Times New Roman" w:cs="Times New Roman"/>
+        </w:rPr>
+      </w:pPr>
+    </w:p>
+    <w:p>
+      <w:pPr>
+        <w:spacing w:after="0"/>
+        <w:jc w:val="both"/>
+        <w:rPr>
+          <w:rFonts w:ascii="Times New Roman" w:hAnsi="Times New Roman" w:cs="Times New Roman"/>
+        </w:rPr>
+      </w:pPr>
+      <w:r>
+        <w:rPr>
+          <w:rFonts w:ascii="Times New Roman" w:hAnsi="Times New Roman" w:cs="Times New Roman"/>
+          <w:b/>
+          <w:bCs/>
+        </w:rPr>
+        <w:t>2. Unit Ramp Signal:</w:t>
+      </w:r>
+      <w:r>
+        <w:rPr>
+          <w:rFonts w:ascii="Times New Roman" w:hAnsi="Times New Roman" w:cs="Times New Roman"/>
+        </w:rPr>
+        <w:t xml:space="preserve"> A signal that increases linearly with time at a constant slope m.</w:t>
+      </w:r>
+    </w:p>
+    <w:p>
+      <w:pPr>
+        <w:spacing w:after="0"/>
+        <w:jc w:val="both"/>
+        <w:rPr>
+          <w:rFonts w:ascii="Times New Roman" w:hAnsi="Times New Roman" w:cs="Times New Roman"/>
+        </w:rPr>
+      </w:pPr>
+      <m:oMathPara>
+        <m:oMath>
+          <m:r>
+            <w:rPr>
+              <w:rFonts w:ascii="Cambria Math" w:hAnsi="Cambria Math" w:cs="Times New Roman"/>
+            </w:rPr>
+            <m:t>r</m:t>
+          </m:r>
+          <m:d>
+            <m:dPr>
+              <m:ctrlPr>
+                <w:rPr>
+                  <w:rFonts w:ascii="Cambria Math" w:hAnsi="Cambria Math" w:cs="Times New Roman"/>
+                  <w:i/>
+                </w:rPr>
+              </m:ctrlPr>
+            </m:dPr>
+            <m:e>
+              <m:r>
+                <w:rPr>
+                  <w:rFonts w:ascii="Cambria Math" w:hAnsi="Cambria Math" w:cs="Times New Roman"/>
+                </w:rPr>
+                <m:t>t</m:t>
+              </m:r>
+            </m:e>
+          </m:d>
+          <m:r>
+            <w:rPr>
+              <w:rFonts w:ascii="Cambria Math" w:hAnsi="Cambria Math" w:cs="Times New Roman"/>
+            </w:rPr>
+            <m:t>= m.</m:t>
+          </m:r>
+          <m:d>
+            <m:dPr>
+              <m:ctrlPr>
+                <w:rPr>
+                  <w:rFonts w:ascii="Cambria Math" w:hAnsi="Cambria Math" w:cs="Times New Roman"/>
+                  <w:i/>
+                </w:rPr>
+              </m:ctrlPr>
+            </m:dPr>
+            <m:e>
+              <m:r>
+                <w:rPr>
+                  <w:rFonts w:ascii="Cambria Math" w:hAnsi="Cambria Math" w:cs="Times New Roman"/>
+                </w:rPr>
+                <m:t>t – t</m:t>
+              </m:r>
+              <m:r>
+                <w:rPr>
+                  <w:rFonts w:ascii="Cambria Math" w:hAnsi="Cambria Math" w:cs="Times New Roman"/>
+                  <w:vertAlign w:val="subscript"/>
+                </w:rPr>
+                <m:t>0</m:t>
+              </m:r>
+            </m:e>
+          </m:d>
+          <m:r>
+            <w:rPr>
+              <w:rFonts w:ascii="Cambria Math" w:hAnsi="Cambria Math" w:cs="Times New Roman"/>
+            </w:rPr>
+            <m:t>. u</m:t>
+          </m:r>
+          <m:d>
+            <m:dPr>
+              <m:ctrlPr>
+                <w:rPr>
+                  <w:rFonts w:ascii="Cambria Math" w:hAnsi="Cambria Math" w:cs="Times New Roman"/>
+                  <w:i/>
+                </w:rPr>
+              </m:ctrlPr>
+            </m:dPr>
+            <m:e>
+              <m:r>
+                <w:rPr>
+                  <w:rFonts w:ascii="Cambria Math" w:hAnsi="Cambria Math" w:cs="Times New Roman"/>
+                </w:rPr>
+                <m:t>t - t</m:t>
+              </m:r>
+              <m:r>
+                <w:rPr>
+                  <w:rFonts w:ascii="Cambria Math" w:hAnsi="Cambria Math" w:cs="Times New Roman"/>
+                  <w:vertAlign w:val="subscript"/>
+                </w:rPr>
+                <m:t>0</m:t>
+              </m:r>
+            </m:e>
+          </m:d>
+        </m:oMath>
+      </m:oMathPara>
+    </w:p>
+    <w:p>
+      <w:pPr>
+        <w:spacing w:after="0"/>
+        <w:jc w:val="both"/>
+        <w:rPr>
+          <w:rFonts w:ascii="Times New Roman" w:hAnsi="Times New Roman" w:cs="Times New Roman"/>
+        </w:rPr>
+      </w:pPr>
+      <w:r>
+        <w:rPr>
+          <w:rFonts w:ascii="Times New Roman" w:hAnsi="Times New Roman" w:cs="Times New Roman"/>
+        </w:rPr>
+        <w:t>(Configured with slope m = 2, start time t_0 = 0 s, giving r(t) = 2t)</w:t>
+      </w:r>
+    </w:p>
+    <w:p>
+      <w:pPr>
+        <w:spacing w:after="0"/>
+        <w:jc w:val="both"/>
+        <w:rPr>
+          <w:rFonts w:ascii="Times New Roman" w:hAnsi="Times New Roman" w:cs="Times New Roman"/>
+        </w:rPr>
+      </w:pPr>
+    </w:p>
+    <w:p>
+      <w:pPr>
+        <w:spacing w:after="0"/>
+        <w:jc w:val="both"/>
+        <w:rPr>
+          <w:rFonts w:ascii="Times New Roman" w:hAnsi="Times New Roman" w:cs="Times New Roman"/>
+        </w:rPr>
+      </w:pPr>
+      <w:r>
+        <w:rPr>
+          <w:rFonts w:ascii="Times New Roman" w:hAnsi="Times New Roman" w:cs="Times New Roman"/>
+          <w:b/>
+          <w:bCs/>
+        </w:rPr>
+        <w:t>3. Unit Impulse Signal:</w:t>
+      </w:r>
+      <w:r>
+        <w:rPr>
+          <w:rFonts w:ascii="Times New Roman" w:hAnsi="Times New Roman" w:cs="Times New Roman"/>
+        </w:rPr>
+        <w:t xml:space="preserve"> A discrete sequence that has a value of 1 at a single sample point and 0 elsewhere.</w:t>
+      </w:r>
+    </w:p>
+    <w:p>
+      <w:pPr>
+        <w:spacing w:after="0"/>
+        <w:jc w:val="both"/>
+        <w:rPr>
+          <w:rFonts w:ascii="Times New Roman" w:hAnsi="Times New Roman" w:cs="Times New Roman"/>
+        </w:rPr>
+      </w:pPr>
+      <m:oMathPara>
+        <m:oMath>
+          <m:r>
+            <w:rPr>
+              <w:rFonts w:ascii="Cambria Math" w:hAnsi="Cambria Math" w:cs="Times New Roman"/>
+            </w:rPr>
+            <m:t>δ</m:t>
+          </m:r>
+          <m:d>
+            <m:dPr>
+              <m:begChr m:val="["/>
+              <m:endChr m:val="]"/>
+              <m:ctrlPr>
+                <w:rPr>
+                  <w:rFonts w:ascii="Cambria Math" w:hAnsi="Cambria Math" w:cs="Times New Roman"/>
+                  <w:i/>
+                </w:rPr>
+              </m:ctrlPr>
+            </m:dPr>
+            <m:e>
+              <m:r>
+                <w:rPr>
+                  <w:rFonts w:ascii="Cambria Math" w:hAnsi="Cambria Math" w:cs="Times New Roman"/>
+                </w:rPr>
+                <m:t xml:space="preserve">n - </m:t>
+              </m:r>
+              <m:sSub>
+                <m:sSubPr>
+                  <m:ctrlPr>
+                    <w:rPr>
+                      <w:rFonts w:ascii="Cambria Math" w:hAnsi="Cambria Math" w:cs="Times New Roman"/>
+                      <w:i/>
+                    </w:rPr>
+                  </m:ctrlPr>
+                </m:sSubPr>
+                <m:e>
+                  <m:r>
+                    <w:rPr>
+                      <w:rFonts w:ascii="Cambria Math" w:hAnsi="Cambria Math" w:cs="Times New Roman"/>
+                    </w:rPr>
+                    <m:t>n</m:t>
+                  </m:r>
+                </m:e>
+                <m:sub>
+                  <m:r>
+                    <w:rPr>
+                      <w:rFonts w:ascii="Cambria Math" w:hAnsi="Cambria Math" w:cs="Times New Roman"/>
+                    </w:rPr>
+                    <m:t>0</m:t>
+                  </m:r>
+                </m:sub>
+              </m:sSub>
+            </m:e>
+          </m:d>
+          <m:r>
+            <w:rPr>
+              <w:rFonts w:ascii="Cambria Math" w:hAnsi="Cambria Math" w:cs="Times New Roman"/>
+            </w:rPr>
+            <m:t>=</m:t>
+          </m:r>
+          <m:r>
+            <w:rPr>
+              <w:rFonts w:ascii="Cambria Math" w:hAnsi="Cambria Math" w:cs="Times New Roman"/>
+            </w:rPr>
+            <m:t xml:space="preserve"> </m:t>
+          </m:r>
+          <m:d>
+            <m:dPr>
+              <m:begChr m:val="{"/>
+              <m:endChr m:val=""/>
+              <m:ctrlPr>
+                <w:rPr>
+                  <w:rFonts w:ascii="Cambria Math" w:hAnsi="Cambria Math" w:cs="Times New Roman"/>
+                  <w:i/>
+                </w:rPr>
+              </m:ctrlPr>
+            </m:dPr>
+            <m:e>
+              <m:eqArr>
+                <m:eqArrPr>
+                  <m:ctrlPr>
+                    <w:rPr>
+                      <w:rFonts w:ascii="Cambria Math" w:hAnsi="Cambria Math" w:cs="Times New Roman"/>
+                      <w:i/>
+                    </w:rPr>
+                  </m:ctrlPr>
+                </m:eqArrPr>
+                <m:e>
+                  <m:r>
+                    <w:rPr>
+                      <w:rFonts w:ascii="Cambria Math" w:hAnsi="Cambria Math" w:cs="Times New Roman"/>
+                    </w:rPr>
+                    <m:t xml:space="preserve">1,  n = </m:t>
+                  </m:r>
+                  <m:sSub>
+                    <m:sSubPr>
+                      <m:ctrlPr>
+                        <w:rPr>
+                          <w:rFonts w:ascii="Cambria Math" w:hAnsi="Cambria Math" w:cs="Times New Roman"/>
+                          <w:i/>
+                        </w:rPr>
+                      </m:ctrlPr>
+                    </m:sSubPr>
+                    <m:e>
+                      <m:r>
+                        <w:rPr>
+                          <w:rFonts w:ascii="Cambria Math" w:hAnsi="Cambria Math" w:cs="Times New Roman"/>
+                        </w:rPr>
+                        <m:t>n</m:t>
+                      </m:r>
+                    </m:e>
+                    <m:sub>
+                      <m:r>
+                        <w:rPr>
+                          <w:rFonts w:ascii="Cambria Math" w:hAnsi="Cambria Math" w:cs="Times New Roman"/>
+                        </w:rPr>
+                        <m:t>0</m:t>
+                      </m:r>
+                    </m:sub>
+                  </m:sSub>
+                </m:e>
+                <m:e>
+                  <m:r>
+                    <w:rPr>
+                      <w:rFonts w:ascii="Cambria Math" w:hAnsi="Cambria Math" w:cs="Times New Roman"/>
+                    </w:rPr>
+                    <m:t xml:space="preserve">0,  n </m:t>
+                  </m:r>
+                  <m:r>
+                    <w:rPr>
+                      <w:rFonts w:ascii="Cambria Math" w:hAnsi="Cambria Math" w:cs="Times New Roman"/>
+                    </w:rPr>
+                    <m:t>≠</m:t>
+                  </m:r>
+                  <m:sSub>
+                    <m:sSubPr>
+                      <m:ctrlPr>
+                        <w:rPr>
+                          <w:rFonts w:ascii="Cambria Math" w:hAnsi="Cambria Math" w:cs="Times New Roman"/>
+                          <w:i/>
+                        </w:rPr>
+                      </m:ctrlPr>
+                    </m:sSubPr>
+                    <m:e>
+                      <m:r>
+                        <w:rPr>
+                          <w:rFonts w:ascii="Cambria Math" w:hAnsi="Cambria Math" w:cs="Times New Roman"/>
+                        </w:rPr>
+                        <m:t>n</m:t>
+                      </m:r>
+                    </m:e>
+                    <m:sub>
+                      <m:r>
+                        <w:rPr>
+                          <w:rFonts w:ascii="Cambria Math" w:hAnsi="Cambria Math" w:cs="Times New Roman"/>
+                        </w:rPr>
+                        <m:t>0</m:t>
+                      </m:r>
+                    </m:sub>
+                  </m:sSub>
+                </m:e>
+              </m:eqArr>
+            </m:e>
+          </m:d>
+        </m:oMath>
+      </m:oMathPara>
+    </w:p>
+    <w:p>
+      <w:pPr>
+        <w:spacing w:after="0"/>
+        <w:jc w:val="both"/>
+        <w:rPr>
+          <w:rFonts w:ascii="Times New Roman" w:hAnsi="Times New Roman" w:cs="Times New Roman"/>
+        </w:rPr>
+      </w:pPr>
+      <w:r>
+        <w:rPr>
+          <w:rFonts w:ascii="Times New Roman" w:hAnsi="Times New Roman" w:cs="Times New Roman"/>
+        </w:rPr>
+        <w:t>(Configured with a delay of 3 samples, producing a pulse at t = 3 s)</w:t>
+      </w:r>
+    </w:p>
+    <w:p>
+      <w:pPr>
+        <w:spacing w:after="0"/>
+        <w:jc w:val="both"/>
+        <w:rPr>
+          <w:rFonts w:ascii="Times New Roman" w:hAnsi="Times New Roman" w:cs="Times New Roman"/>
+        </w:rPr>
+      </w:pPr>
+    </w:p>
+    <w:p>
+      <w:pPr>
+        <w:spacing w:after="0"/>
+        <w:jc w:val="both"/>
+        <w:rPr>
+          <w:rFonts w:ascii="Times New Roman" w:hAnsi="Times New Roman" w:cs="Times New Roman"/>
+        </w:rPr>
+      </w:pPr>
+      <w:r>
+        <w:rPr>
+          <w:rFonts w:ascii="Times New Roman" w:hAnsi="Times New Roman" w:cs="Times New Roman"/>
+          <w:b/>
+          <w:bCs/>
+        </w:rPr>
+        <w:t>4. Exponential Signal:</w:t>
+      </w:r>
+      <w:r>
+        <w:rPr>
+          <w:rFonts w:ascii="Times New Roman" w:hAnsi="Times New Roman" w:cs="Times New Roman"/>
+        </w:rPr>
+        <w:t xml:space="preserve"> A signal whose amplitude changes exponentially over time.</w:t>
+      </w:r>
+    </w:p>
+    <w:p>
+      <w:pPr>
+        <w:spacing w:after="0"/>
+        <w:jc w:val="both"/>
+        <w:rPr>
+          <w:rFonts w:ascii="Times New Roman" w:hAnsi="Times New Roman" w:cs="Times New Roman"/>
+        </w:rPr>
+      </w:pPr>
+      <m:oMathPara>
+        <m:oMath>
+          <m:r>
+            <w:rPr>
+              <w:rFonts w:ascii="Cambria Math" w:hAnsi="Cambria Math" w:cs="Times New Roman"/>
+            </w:rPr>
+            <m:t>x</m:t>
+          </m:r>
+          <m:d>
+            <m:dPr>
+              <m:ctrlPr>
+                <w:rPr>
+                  <w:rFonts w:ascii="Cambria Math" w:hAnsi="Cambria Math" w:cs="Times New Roman"/>
+                  <w:i/>
+                </w:rPr>
+              </m:ctrlPr>
+            </m:dPr>
+            <m:e>
+              <m:r>
+                <w:rPr>
+                  <w:rFonts w:ascii="Cambria Math" w:hAnsi="Cambria Math" w:cs="Times New Roman"/>
+                </w:rPr>
+                <m:t>t</m:t>
+              </m:r>
+            </m:e>
+          </m:d>
+          <m:r>
+            <w:rPr>
+              <w:rFonts w:ascii="Cambria Math" w:hAnsi="Cambria Math" w:cs="Times New Roman"/>
+            </w:rPr>
+            <m:t xml:space="preserve">= </m:t>
+          </m:r>
+          <m:sSup>
+            <m:sSupPr>
+              <m:ctrlPr>
+                <w:rPr>
+                  <w:rFonts w:ascii="Cambria Math" w:hAnsi="Cambria Math" w:cs="Times New Roman"/>
+                  <w:i/>
+                </w:rPr>
+              </m:ctrlPr>
+            </m:sSupPr>
+            <m:e>
+              <m:r>
+                <w:rPr>
+                  <w:rFonts w:ascii="Cambria Math" w:hAnsi="Cambria Math" w:cs="Times New Roman"/>
+                </w:rPr>
+                <m:t>e</m:t>
+              </m:r>
+            </m:e>
+            <m:sup>
+              <m:r>
+                <w:rPr>
+                  <w:rFonts w:ascii="Cambria Math" w:hAnsi="Cambria Math" w:cs="Times New Roman"/>
+                </w:rPr>
+                <m:t>αt</m:t>
+              </m:r>
+            </m:sup>
+          </m:sSup>
+        </m:oMath>
+      </m:oMathPara>
+    </w:p>
+    <w:p>
+      <w:pPr>
+        <w:spacing w:after="0"/>
+        <w:jc w:val="both"/>
+        <w:rPr>
+          <w:rFonts w:ascii="Times New Roman" w:hAnsi="Times New Roman" w:cs="Times New Roman"/>
+        </w:rPr>
+      </w:pPr>
+      <w:r>
+        <w:rPr>
+          <w:rFonts w:ascii="Times New Roman" w:hAnsi="Times New Roman" w:cs="Times New Roman"/>
+        </w:rPr>
+        <w:t xml:space="preserve">(Configured using a Clock block, </w:t>
+      </w:r>
+      <w:proofErr w:type="gramStart"/>
+      <w:r>
+        <w:rPr>
+          <w:rFonts w:ascii="Times New Roman" w:hAnsi="Times New Roman" w:cs="Times New Roman"/>
+        </w:rPr>
+        <w:t>Gain</w:t>
+      </w:r>
+      <w:proofErr w:type="gramEnd"/>
+      <w:r>
+        <w:rPr>
+          <w:rFonts w:ascii="Times New Roman" w:hAnsi="Times New Roman" w:cs="Times New Roman"/>
+        </w:rPr>
+        <w:t xml:space="preserve"> of</w:t>
+      </w:r>
+      <w:r>
+        <w:rPr>
+          <w:rFonts w:ascii="Times New Roman" w:hAnsi="Times New Roman" w:cs="Times New Roman"/>
         </w:rPr>
         <w:t xml:space="preserve"> </w:t>
-      </w:r>
-      <w:r>
-        <w:rPr>
-          <w:rFonts w:ascii="Times New Roman" w:hAnsi="Times New Roman" w:cs="Times New Roman"/>
-        </w:rPr>
-        <w:t xml:space="preserve">Sinusoidal signals are fundamental components in Digital Signal Processing (DSP) and control systems. A continuous-time sinusoidal waveform is generally defined using the mathematical formula: </w:t>
       </w:r>
       <m:oMath>
         <m:r>
-          <m:rPr>
-            <m:sty m:val="bi"/>
-          </m:rPr>
           <w:rPr>
             <w:rFonts w:ascii="Cambria Math" w:hAnsi="Cambria Math" w:cs="Times New Roman"/>
-            <w:sz w:val="28"/>
-            <w:szCs w:val="28"/>
           </w:rPr>
-          <m:t>O</m:t>
+          <m:t>α</m:t>
+        </m:r>
+      </m:oMath>
+      <w:r>
+        <w:rPr>
+          <w:rFonts w:ascii="Times New Roman" w:hAnsi="Times New Roman" w:cs="Times New Roman"/>
+        </w:rPr>
+        <w:t xml:space="preserve"> </w:t>
+      </w:r>
+      <w:r>
+        <w:rPr>
+          <w:rFonts w:ascii="Times New Roman" w:hAnsi="Times New Roman" w:cs="Times New Roman"/>
+        </w:rPr>
+        <w:t xml:space="preserve">= -5, and Math Function block </w:t>
+      </w:r>
+      <m:oMath>
+        <m:sSup>
+          <m:sSupPr>
+            <m:ctrlPr>
+              <w:rPr>
+                <w:rFonts w:ascii="Cambria Math" w:hAnsi="Cambria Math" w:cs="Times New Roman"/>
+              </w:rPr>
+            </m:ctrlPr>
+          </m:sSupPr>
+          <m:e>
+            <m:r>
+              <m:rPr>
+                <m:sty m:val="p"/>
+              </m:rPr>
+              <w:rPr>
+                <w:rFonts w:ascii="Cambria Math" w:hAnsi="Cambria Math" w:cs="Times New Roman"/>
+              </w:rPr>
+              <m:t>e</m:t>
+            </m:r>
+          </m:e>
+          <m:sup>
+            <m:r>
+              <m:rPr>
+                <m:sty m:val="p"/>
+              </m:rPr>
+              <w:rPr>
+                <w:rFonts w:ascii="Cambria Math" w:hAnsi="Cambria Math" w:cs="Times New Roman"/>
+              </w:rPr>
+              <m:t>u</m:t>
+            </m:r>
+          </m:sup>
+        </m:sSup>
+      </m:oMath>
+      <w:r>
+        <w:rPr>
+          <w:rFonts w:ascii="Times New Roman" w:hAnsi="Times New Roman" w:cs="Times New Roman"/>
+        </w:rPr>
+        <w:t xml:space="preserve"> to generate the decaying signal </w:t>
+      </w:r>
+      <m:oMath>
+        <m:r>
+          <w:rPr>
+            <w:rFonts w:ascii="Cambria Math" w:hAnsi="Cambria Math" w:cs="Times New Roman"/>
+          </w:rPr>
+          <m:t>x</m:t>
         </m:r>
         <m:d>
           <m:dPr>
             <m:ctrlPr>
               <w:rPr>
                 <w:rFonts w:ascii="Cambria Math" w:hAnsi="Cambria Math" w:cs="Times New Roman"/>
-                <w:b/>
-                <w:bCs/>
                 <w:i/>
-                <w:sz w:val="28"/>
-                <w:szCs w:val="28"/>
               </w:rPr>
             </m:ctrlPr>
           </m:dPr>
           <m:e>
             <m:r>
-              <m:rPr>
-                <m:sty m:val="bi"/>
-              </m:rPr>
               <w:rPr>
                 <w:rFonts w:ascii="Cambria Math" w:hAnsi="Cambria Math" w:cs="Times New Roman"/>
-                <w:sz w:val="28"/>
-                <w:szCs w:val="28"/>
               </w:rPr>
               <m:t>t</m:t>
             </m:r>
           </m:e>
         </m:d>
         <m:r>
-          <m:rPr>
-            <m:sty m:val="bi"/>
-          </m:rPr>
           <w:rPr>
             <w:rFonts w:ascii="Cambria Math" w:hAnsi="Cambria Math" w:cs="Times New Roman"/>
-            <w:sz w:val="28"/>
-            <w:szCs w:val="28"/>
           </w:rPr>
-          <m:t>=A .</m:t>
+          <m:t>=</m:t>
         </m:r>
-        <m:r>
-          <m:rPr>
-            <m:sty m:val="b"/>
-          </m:rPr>
-          <w:rPr>
-            <w:rFonts w:ascii="Cambria Math" w:hAnsi="Cambria Math" w:cs="Times New Roman"/>
-            <w:sz w:val="28"/>
-            <w:szCs w:val="28"/>
-          </w:rPr>
-          <m:t>si</m:t>
-        </m:r>
-        <m:func>
-          <m:funcPr>
+        <m:sSup>
+          <m:sSupPr>
             <m:ctrlPr>
               <w:rPr>
                 <w:rFonts w:ascii="Cambria Math" w:hAnsi="Cambria Math" w:cs="Times New Roman"/>
-                <w:b/>
-                <w:bCs/>
                 <w:i/>
-                <w:sz w:val="28"/>
-                <w:szCs w:val="28"/>
               </w:rPr>
             </m:ctrlPr>
-          </m:funcPr>
-          <m:fName>
+          </m:sSupPr>
+          <m:e>
             <m:r>
-              <m:rPr>
-                <m:sty m:val="b"/>
-              </m:rPr>
               <w:rPr>
                 <w:rFonts w:ascii="Cambria Math" w:hAnsi="Cambria Math" w:cs="Times New Roman"/>
-                <w:sz w:val="28"/>
-                <w:szCs w:val="28"/>
               </w:rPr>
-              <m:t>n</m:t>
+              <m:t>e</m:t>
             </m:r>
-            <m:ctrlPr>
+          </m:e>
+          <m:sup>
+            <m:r>
               <w:rPr>
                 <w:rFonts w:ascii="Cambria Math" w:hAnsi="Cambria Math" w:cs="Times New Roman"/>
-                <w:b/>
-                <w:bCs/>
-                <w:sz w:val="28"/>
-                <w:szCs w:val="28"/>
               </w:rPr>
-            </m:ctrlPr>
-          </m:fName>
-          <m:e>
-            <m:d>
-              <m:dPr>
-                <m:ctrlPr>
-                  <w:rPr>
-                    <w:rFonts w:ascii="Cambria Math" w:hAnsi="Cambria Math" w:cs="Times New Roman"/>
-                    <w:b/>
-                    <w:bCs/>
-                    <w:i/>
-                    <w:sz w:val="28"/>
-                    <w:szCs w:val="28"/>
-                  </w:rPr>
-                </m:ctrlPr>
-              </m:dPr>
-              <m:e>
-                <m:r>
-                  <m:rPr>
-                    <m:sty m:val="bi"/>
-                  </m:rPr>
-                  <w:rPr>
-                    <w:rFonts w:ascii="Cambria Math" w:hAnsi="Cambria Math" w:cs="Times New Roman"/>
-                    <w:sz w:val="28"/>
-                    <w:szCs w:val="28"/>
-                  </w:rPr>
-                  <m:t>ωt+∅</m:t>
-                </m:r>
-              </m:e>
-            </m:d>
-          </m:e>
-        </m:func>
-        <m:r>
-          <m:rPr>
-            <m:sty m:val="bi"/>
-          </m:rPr>
-          <w:rPr>
-            <w:rFonts w:ascii="Cambria Math" w:hAnsi="Cambria Math" w:cs="Times New Roman"/>
-            <w:sz w:val="28"/>
-            <w:szCs w:val="28"/>
-          </w:rPr>
-          <m:t>+B</m:t>
-        </m:r>
-      </m:oMath>
-    </w:p>
-    <w:p>
-      <w:pPr>
-        <w:spacing w:after="0"/>
-        <w:rPr>
-          <w:rFonts w:ascii="Times New Roman" w:hAnsi="Times New Roman" w:cs="Times New Roman"/>
-        </w:rPr>
-      </w:pPr>
-      <w:r>
-        <w:rPr>
-          <w:rFonts w:ascii="Times New Roman" w:hAnsi="Times New Roman" w:cs="Times New Roman"/>
-          <w:b/>
-          <w:bCs/>
-        </w:rPr>
-        <w:t>Where:</w:t>
-      </w:r>
-    </w:p>
-    <w:p>
-      <w:pPr>
-        <w:numPr>
-          <w:ilvl w:val="0"/>
-          <w:numId w:val="13"/>
-        </w:numPr>
-        <w:spacing w:after="0"/>
-        <w:rPr>
-          <w:rFonts w:ascii="Times New Roman" w:hAnsi="Times New Roman" w:cs="Times New Roman"/>
-        </w:rPr>
-      </w:pPr>
-      <w:r>
-        <w:rPr>
-          <w:rFonts w:ascii="Times New Roman" w:hAnsi="Times New Roman" w:cs="Times New Roman"/>
-          <w:b/>
-          <w:bCs/>
-        </w:rPr>
-        <w:t>A</w:t>
-      </w:r>
-      <w:r>
-        <w:rPr>
-          <w:rFonts w:ascii="Times New Roman" w:hAnsi="Times New Roman" w:cs="Times New Roman"/>
-        </w:rPr>
-        <w:t xml:space="preserve"> = Amplitude (peak value of the signal) </w:t>
-      </w:r>
-    </w:p>
-    <w:p>
-      <w:pPr>
-        <w:numPr>
-          <w:ilvl w:val="0"/>
-          <w:numId w:val="13"/>
-        </w:numPr>
-        <w:spacing w:after="0"/>
-        <w:rPr>
-          <w:rFonts w:ascii="Times New Roman" w:hAnsi="Times New Roman" w:cs="Times New Roman"/>
-        </w:rPr>
-      </w:pPr>
-      <w:r>
-        <w:rPr>
-          <w:rFonts w:ascii="Times New Roman" w:hAnsi="Times New Roman" w:cs="Times New Roman"/>
-          <w:b/>
-          <w:bCs/>
-        </w:rPr>
-        <w:t>Omega (</w:t>
-      </w:r>
-      <m:oMath>
-        <m:r>
-          <m:rPr>
-            <m:sty m:val="bi"/>
-          </m:rPr>
-          <w:rPr>
-            <w:rFonts w:ascii="Cambria Math" w:hAnsi="Cambria Math" w:cs="Times New Roman"/>
-          </w:rPr>
-          <m:t>ω</m:t>
-        </m:r>
-        <m:r>
-          <m:rPr>
-            <m:sty m:val="bi"/>
-          </m:rPr>
-          <w:rPr>
-            <w:rFonts w:ascii="Cambria Math" w:hAnsi="Cambria Math" w:cs="Times New Roman"/>
-          </w:rPr>
-          <m:t>)</m:t>
-        </m:r>
-      </m:oMath>
-      <w:r>
-        <w:rPr>
-          <w:rFonts w:ascii="Times New Roman" w:hAnsi="Times New Roman" w:cs="Times New Roman"/>
-        </w:rPr>
-        <w:t xml:space="preserve"> = Angular Frequency in radians per second (</w:t>
-      </w:r>
-      <m:oMath>
+              <m:t>-</m:t>
+            </m:r>
+          </m:sup>
+        </m:sSup>
         <m:r>
           <w:rPr>
             <w:rFonts w:ascii="Cambria Math" w:hAnsi="Cambria Math" w:cs="Times New Roman"/>
           </w:rPr>
-          <m:t>ω=2πf</m:t>
+          <m:t>5t</m:t>
         </m:r>
       </m:oMath>
       <w:r>
         <w:rPr>
           <w:rFonts w:ascii="Times New Roman" w:hAnsi="Times New Roman" w:cs="Times New Roman"/>
         </w:rPr>
-        <w:t xml:space="preserve">) </w:t>
-      </w:r>
-    </w:p>
-    <w:p>
-      <w:pPr>
-        <w:numPr>
-          <w:ilvl w:val="0"/>
-          <w:numId w:val="13"/>
-        </w:numPr>
-        <w:spacing w:after="0"/>
-        <w:rPr>
-          <w:rFonts w:ascii="Times New Roman" w:hAnsi="Times New Roman" w:cs="Times New Roman"/>
-        </w:rPr>
-      </w:pPr>
-      <w:r>
-        <w:rPr>
-          <w:rFonts w:ascii="Times New Roman" w:hAnsi="Times New Roman" w:cs="Times New Roman"/>
-          <w:b/>
-          <w:bCs/>
-        </w:rPr>
-        <w:t>t</w:t>
-      </w:r>
-      <w:r>
-        <w:rPr>
-          <w:rFonts w:ascii="Times New Roman" w:hAnsi="Times New Roman" w:cs="Times New Roman"/>
-        </w:rPr>
-        <w:t xml:space="preserve"> = Continuous time variable </w:t>
-      </w:r>
-    </w:p>
-    <w:p>
-      <w:pPr>
-        <w:numPr>
-          <w:ilvl w:val="0"/>
-          <w:numId w:val="13"/>
-        </w:numPr>
-        <w:spacing w:after="0"/>
-        <w:rPr>
-          <w:rFonts w:ascii="Times New Roman" w:hAnsi="Times New Roman" w:cs="Times New Roman"/>
-        </w:rPr>
-      </w:pPr>
-      <w:r>
-        <w:rPr>
-          <w:rFonts w:ascii="Times New Roman" w:hAnsi="Times New Roman" w:cs="Times New Roman"/>
-          <w:b/>
-          <w:bCs/>
-        </w:rPr>
-        <w:t>phi</w:t>
-      </w:r>
-      <w:r>
-        <w:rPr>
-          <w:rFonts w:ascii="Cambria Math" w:hAnsi="Cambria Math" w:cs="Times New Roman"/>
-          <w:b/>
-          <w:bCs/>
-          <w:i/>
-          <w:sz w:val="28"/>
-          <w:szCs w:val="28"/>
-        </w:rPr>
-        <w:t xml:space="preserve"> </w:t>
-      </w:r>
-      <m:oMath>
-        <m:d>
-          <m:dPr>
-            <m:ctrlPr>
-              <w:rPr>
-                <w:rFonts w:ascii="Cambria Math" w:hAnsi="Cambria Math" w:cs="Times New Roman"/>
-                <w:b/>
-                <w:bCs/>
-                <w:i/>
-              </w:rPr>
-            </m:ctrlPr>
-          </m:dPr>
-          <m:e>
-            <m:r>
-              <m:rPr>
-                <m:sty m:val="bi"/>
-              </m:rPr>
-              <w:rPr>
-                <w:rFonts w:ascii="Cambria Math" w:hAnsi="Cambria Math" w:cs="Times New Roman"/>
-                <w:sz w:val="28"/>
-                <w:szCs w:val="28"/>
-              </w:rPr>
-              <m:t>∅</m:t>
-            </m:r>
-          </m:e>
-        </m:d>
-      </m:oMath>
-      <w:r>
-        <w:rPr>
-          <w:rFonts w:ascii="Times New Roman" w:hAnsi="Times New Roman" w:cs="Times New Roman"/>
-        </w:rPr>
-        <w:t xml:space="preserve"> = Phase angle in radians </w:t>
-      </w:r>
-    </w:p>
-    <w:p>
-      <w:pPr>
-        <w:numPr>
-          <w:ilvl w:val="0"/>
-          <w:numId w:val="13"/>
-        </w:numPr>
-        <w:spacing w:after="0"/>
-        <w:rPr>
-          <w:rFonts w:ascii="Times New Roman" w:hAnsi="Times New Roman" w:cs="Times New Roman"/>
-        </w:rPr>
-      </w:pPr>
-      <w:r>
-        <w:rPr>
-          <w:rFonts w:ascii="Times New Roman" w:hAnsi="Times New Roman" w:cs="Times New Roman"/>
-          <w:b/>
-          <w:bCs/>
-        </w:rPr>
-        <w:t>B</w:t>
-      </w:r>
-      <w:r>
-        <w:rPr>
-          <w:rFonts w:ascii="Times New Roman" w:hAnsi="Times New Roman" w:cs="Times New Roman"/>
-        </w:rPr>
-        <w:t xml:space="preserve"> = DC Offset / Bias </w:t>
-      </w:r>
-    </w:p>
-    <w:p>
-      <w:pPr>
-        <w:spacing w:after="0"/>
-        <w:rPr>
-          <w:rFonts w:ascii="Times New Roman" w:hAnsi="Times New Roman" w:cs="Times New Roman"/>
-          <w:b/>
-          <w:bCs/>
-        </w:rPr>
-      </w:pPr>
-      <w:r>
-        <w:rPr>
-          <w:rFonts w:ascii="Times New Roman" w:hAnsi="Times New Roman" w:cs="Times New Roman"/>
-          <w:b/>
-          <w:bCs/>
-        </w:rPr>
-        <w:t>1. Discrete-Time Signal Representation</w:t>
-      </w:r>
-    </w:p>
-    <w:p>
-      <w:pPr>
-        <w:jc w:val="both"/>
-        <w:rPr>
-          <w:rFonts w:ascii="Times New Roman" w:eastAsiaTheme="minorEastAsia" w:hAnsi="Times New Roman" w:cs="Times New Roman"/>
-          <w:b/>
-          <w:bCs/>
-          <w:sz w:val="28"/>
-          <w:szCs w:val="28"/>
-        </w:rPr>
-      </w:pPr>
-      <w:r>
-        <w:rPr>
-          <w:rFonts w:ascii="Times New Roman" w:hAnsi="Times New Roman" w:cs="Times New Roman"/>
-        </w:rPr>
-        <w:t xml:space="preserve">When sampled at discrete intervals t = </w:t>
-      </w:r>
-      <w:proofErr w:type="spellStart"/>
-      <w:proofErr w:type="gramStart"/>
-      <w:r>
-        <w:rPr>
-          <w:rFonts w:ascii="Times New Roman" w:hAnsi="Times New Roman" w:cs="Times New Roman"/>
-        </w:rPr>
-        <w:t>nTs</w:t>
-      </w:r>
-      <w:proofErr w:type="spellEnd"/>
-      <w:r>
-        <w:rPr>
-          <w:rFonts w:ascii="Times New Roman" w:hAnsi="Times New Roman" w:cs="Times New Roman"/>
-        </w:rPr>
-        <w:t>(</w:t>
-      </w:r>
-      <w:proofErr w:type="gramEnd"/>
-      <w:r>
-        <w:rPr>
-          <w:rFonts w:ascii="Times New Roman" w:hAnsi="Times New Roman" w:cs="Times New Roman"/>
-        </w:rPr>
-        <w:t>where Ts</w:t>
-      </w:r>
-      <w:r>
-        <w:rPr>
-          <w:rFonts w:ascii="Times New Roman" w:hAnsi="Times New Roman" w:cs="Times New Roman"/>
-        </w:rPr>
-        <w:t xml:space="preserve"> </w:t>
-      </w:r>
-      <w:r>
-        <w:rPr>
-          <w:rFonts w:ascii="Times New Roman" w:hAnsi="Times New Roman" w:cs="Times New Roman"/>
-        </w:rPr>
-        <w:t xml:space="preserve">is the sample time and n is the discrete sample index), the discrete-time </w:t>
-      </w:r>
-      <w:proofErr w:type="spellStart"/>
-      <w:r>
-        <w:rPr>
-          <w:rFonts w:ascii="Times New Roman" w:hAnsi="Times New Roman" w:cs="Times New Roman"/>
-        </w:rPr>
-        <w:t>sine</w:t>
-      </w:r>
-      <w:proofErr w:type="spellEnd"/>
-      <w:r>
-        <w:rPr>
-          <w:rFonts w:ascii="Times New Roman" w:hAnsi="Times New Roman" w:cs="Times New Roman"/>
-        </w:rPr>
-        <w:t xml:space="preserve"> function is expressed as: </w:t>
-      </w:r>
-      <m:oMath>
-        <m:r>
-          <m:rPr>
-            <m:sty m:val="bi"/>
-          </m:rPr>
-          <w:rPr>
-            <w:rFonts w:ascii="Cambria Math" w:eastAsiaTheme="minorEastAsia" w:hAnsi="Cambria Math" w:cs="Times New Roman"/>
-            <w:sz w:val="28"/>
-            <w:szCs w:val="28"/>
-          </w:rPr>
-          <m:t>x</m:t>
-        </m:r>
-        <m:d>
-          <m:dPr>
-            <m:begChr m:val="["/>
-            <m:endChr m:val="]"/>
-            <m:ctrlPr>
-              <w:rPr>
-                <w:rFonts w:ascii="Cambria Math" w:eastAsiaTheme="minorEastAsia" w:hAnsi="Cambria Math" w:cs="Times New Roman"/>
-                <w:b/>
-                <w:bCs/>
-                <w:i/>
-                <w:sz w:val="28"/>
-                <w:szCs w:val="28"/>
-              </w:rPr>
-            </m:ctrlPr>
-          </m:dPr>
-          <m:e>
-            <m:r>
-              <m:rPr>
-                <m:sty m:val="bi"/>
-              </m:rPr>
-              <w:rPr>
-                <w:rFonts w:ascii="Cambria Math" w:eastAsiaTheme="minorEastAsia" w:hAnsi="Cambria Math" w:cs="Times New Roman"/>
-                <w:sz w:val="28"/>
-                <w:szCs w:val="28"/>
-              </w:rPr>
-              <m:t>n</m:t>
-            </m:r>
-          </m:e>
-        </m:d>
-        <m:r>
-          <m:rPr>
-            <m:sty m:val="bi"/>
-          </m:rPr>
-          <w:rPr>
-            <w:rFonts w:ascii="Cambria Math" w:eastAsiaTheme="minorEastAsia" w:hAnsi="Cambria Math" w:cs="Times New Roman"/>
-            <w:sz w:val="28"/>
-            <w:szCs w:val="28"/>
-          </w:rPr>
-          <m:t>=</m:t>
-        </m:r>
-        <m:r>
-          <m:rPr>
-            <m:sty m:val="b"/>
-          </m:rPr>
-          <w:rPr>
-            <w:rFonts w:ascii="Cambria Math" w:eastAsiaTheme="minorEastAsia" w:hAnsi="Cambria Math" w:cs="Times New Roman"/>
-            <w:sz w:val="28"/>
-            <w:szCs w:val="28"/>
-          </w:rPr>
-          <m:t>si</m:t>
-        </m:r>
-        <m:func>
-          <m:funcPr>
-            <m:ctrlPr>
-              <w:rPr>
-                <w:rFonts w:ascii="Cambria Math" w:eastAsiaTheme="minorEastAsia" w:hAnsi="Cambria Math" w:cs="Times New Roman"/>
-                <w:b/>
-                <w:bCs/>
-                <w:sz w:val="28"/>
-                <w:szCs w:val="28"/>
-              </w:rPr>
-            </m:ctrlPr>
-          </m:funcPr>
-          <m:fName>
-            <m:r>
-              <m:rPr>
-                <m:sty m:val="b"/>
-              </m:rPr>
-              <w:rPr>
-                <w:rFonts w:ascii="Cambria Math" w:eastAsiaTheme="minorEastAsia" w:hAnsi="Cambria Math" w:cs="Times New Roman"/>
-                <w:sz w:val="28"/>
-                <w:szCs w:val="28"/>
-              </w:rPr>
-              <m:t>n</m:t>
-            </m:r>
-          </m:fName>
-          <m:e>
-            <m:d>
-              <m:dPr>
-                <m:ctrlPr>
-                  <w:rPr>
-                    <w:rFonts w:ascii="Cambria Math" w:eastAsiaTheme="minorEastAsia" w:hAnsi="Cambria Math" w:cs="Times New Roman"/>
-                    <w:b/>
-                    <w:bCs/>
-                    <w:i/>
-                    <w:sz w:val="28"/>
-                    <w:szCs w:val="28"/>
-                  </w:rPr>
-                </m:ctrlPr>
-              </m:dPr>
-              <m:e>
-                <m:r>
-                  <m:rPr>
-                    <m:sty m:val="bi"/>
-                  </m:rPr>
-                  <w:rPr>
-                    <w:rFonts w:ascii="Cambria Math" w:eastAsiaTheme="minorEastAsia" w:hAnsi="Cambria Math" w:cs="Times New Roman"/>
-                    <w:sz w:val="28"/>
-                    <w:szCs w:val="28"/>
-                  </w:rPr>
-                  <m:t>ωn</m:t>
-                </m:r>
-              </m:e>
-            </m:d>
-          </m:e>
-        </m:func>
-      </m:oMath>
-    </w:p>
-    <w:p>
-      <w:pPr>
-        <w:spacing w:after="0"/>
-        <w:rPr>
-          <w:rFonts w:ascii="Times New Roman" w:hAnsi="Times New Roman" w:cs="Times New Roman"/>
-          <w:b/>
-          <w:bCs/>
-        </w:rPr>
-      </w:pPr>
-      <w:r>
-        <w:rPr>
-          <w:rFonts w:ascii="Times New Roman" w:hAnsi="Times New Roman" w:cs="Times New Roman"/>
-          <w:b/>
-          <w:bCs/>
-        </w:rPr>
-        <w:t>2. Generating Cosine Waveforms via Phase Shift</w:t>
+        <w:t>)</w:t>
       </w:r>
     </w:p>
     <w:p>
@@ -703,626 +1065,6 @@
         <w:rPr>
           <w:rFonts w:ascii="Times New Roman" w:hAnsi="Times New Roman" w:cs="Times New Roman"/>
         </w:rPr>
-        <w:t xml:space="preserve">A cosine waveform is functionally identical to a sine waveform, except for a phase shift of </w:t>
-      </w:r>
-      <m:oMath>
-        <m:r>
-          <w:rPr>
-            <w:rFonts w:ascii="Cambria Math" w:hAnsi="Cambria Math" w:cs="Times New Roman"/>
-          </w:rPr>
-          <m:t xml:space="preserve"> </m:t>
-        </m:r>
-        <m:f>
-          <m:fPr>
-            <m:ctrlPr>
-              <w:rPr>
-                <w:rFonts w:ascii="Cambria Math" w:hAnsi="Cambria Math" w:cs="Times New Roman"/>
-                <w:i/>
-                <w:sz w:val="28"/>
-                <w:szCs w:val="28"/>
-              </w:rPr>
-            </m:ctrlPr>
-          </m:fPr>
-          <m:num>
-            <m:r>
-              <w:rPr>
-                <w:rFonts w:ascii="Cambria Math" w:hAnsi="Cambria Math" w:cs="Times New Roman"/>
-                <w:sz w:val="28"/>
-                <w:szCs w:val="28"/>
-              </w:rPr>
-              <m:t>π</m:t>
-            </m:r>
-          </m:num>
-          <m:den>
-            <m:r>
-              <w:rPr>
-                <w:rFonts w:ascii="Cambria Math" w:hAnsi="Cambria Math" w:cs="Times New Roman"/>
-                <w:sz w:val="28"/>
-                <w:szCs w:val="28"/>
-              </w:rPr>
-              <m:t>2</m:t>
-            </m:r>
-          </m:den>
-        </m:f>
-        <m:r>
-          <w:rPr>
-            <w:rFonts w:ascii="Cambria Math" w:hAnsi="Cambria Math" w:cs="Times New Roman"/>
-            <w:sz w:val="28"/>
-            <w:szCs w:val="28"/>
-          </w:rPr>
-          <m:t xml:space="preserve"> </m:t>
-        </m:r>
-      </m:oMath>
-      <w:r>
-        <w:rPr>
-          <w:rFonts w:ascii="Times New Roman" w:hAnsi="Times New Roman" w:cs="Times New Roman"/>
-        </w:rPr>
-        <w:t xml:space="preserve"> radians (90</w:t>
-      </w:r>
-      <w:r>
-        <w:rPr>
-          <w:rFonts w:ascii="Times New Roman" w:hAnsi="Times New Roman" w:cs="Times New Roman"/>
-        </w:rPr>
-        <w:t>º</w:t>
-      </w:r>
-      <w:r>
-        <w:rPr>
-          <w:rFonts w:ascii="Times New Roman" w:hAnsi="Times New Roman" w:cs="Times New Roman"/>
-        </w:rPr>
-        <w:t>). Mathematically, this continuous-time relationship is expressed as:</w:t>
-      </w:r>
-      <w:r>
-        <w:rPr>
-          <w:rFonts w:ascii="Times New Roman" w:hAnsi="Times New Roman" w:cs="Times New Roman"/>
-          <w:b/>
-          <w:bCs/>
-          <w:sz w:val="22"/>
-          <w:szCs w:val="22"/>
-        </w:rPr>
-        <w:t xml:space="preserve"> </w:t>
-      </w:r>
-      <m:oMath>
-        <m:r>
-          <m:rPr>
-            <m:sty m:val="b"/>
-          </m:rPr>
-          <w:rPr>
-            <w:rFonts w:ascii="Cambria Math" w:hAnsi="Cambria Math" w:cs="Times New Roman"/>
-            <w:sz w:val="26"/>
-            <w:szCs w:val="26"/>
-          </w:rPr>
-          <m:t>cos</m:t>
-        </m:r>
-        <m:d>
-          <m:dPr>
-            <m:ctrlPr>
-              <w:rPr>
-                <w:rFonts w:ascii="Cambria Math" w:hAnsi="Cambria Math" w:cs="Times New Roman"/>
-                <w:b/>
-                <w:bCs/>
-                <w:i/>
-                <w:sz w:val="26"/>
-                <w:szCs w:val="26"/>
-              </w:rPr>
-            </m:ctrlPr>
-          </m:dPr>
-          <m:e>
-            <m:r>
-              <m:rPr>
-                <m:sty m:val="bi"/>
-              </m:rPr>
-              <w:rPr>
-                <w:rFonts w:ascii="Cambria Math" w:hAnsi="Cambria Math" w:cs="Times New Roman"/>
-                <w:sz w:val="26"/>
-                <w:szCs w:val="26"/>
-              </w:rPr>
-              <m:t>ωt</m:t>
-            </m:r>
-          </m:e>
-        </m:d>
-        <m:r>
-          <m:rPr>
-            <m:sty m:val="bi"/>
-          </m:rPr>
-          <w:rPr>
-            <w:rFonts w:ascii="Cambria Math" w:hAnsi="Cambria Math" w:cs="Times New Roman"/>
-            <w:sz w:val="26"/>
-            <w:szCs w:val="26"/>
-          </w:rPr>
-          <m:t>=</m:t>
-        </m:r>
-        <m:r>
-          <m:rPr>
-            <m:sty m:val="b"/>
-          </m:rPr>
-          <w:rPr>
-            <w:rFonts w:ascii="Cambria Math" w:hAnsi="Cambria Math" w:cs="Times New Roman"/>
-            <w:sz w:val="26"/>
-            <w:szCs w:val="26"/>
-          </w:rPr>
-          <m:t>si</m:t>
-        </m:r>
-        <m:func>
-          <m:funcPr>
-            <m:ctrlPr>
-              <w:rPr>
-                <w:rFonts w:ascii="Cambria Math" w:hAnsi="Cambria Math" w:cs="Times New Roman"/>
-                <w:b/>
-                <w:bCs/>
-                <w:sz w:val="26"/>
-                <w:szCs w:val="26"/>
-              </w:rPr>
-            </m:ctrlPr>
-          </m:funcPr>
-          <m:fName>
-            <m:r>
-              <m:rPr>
-                <m:sty m:val="b"/>
-              </m:rPr>
-              <w:rPr>
-                <w:rFonts w:ascii="Cambria Math" w:hAnsi="Cambria Math" w:cs="Times New Roman"/>
-                <w:sz w:val="26"/>
-                <w:szCs w:val="26"/>
-              </w:rPr>
-              <m:t>n</m:t>
-            </m:r>
-          </m:fName>
-          <m:e>
-            <m:d>
-              <m:dPr>
-                <m:ctrlPr>
-                  <w:rPr>
-                    <w:rFonts w:ascii="Cambria Math" w:hAnsi="Cambria Math" w:cs="Times New Roman"/>
-                    <w:b/>
-                    <w:bCs/>
-                    <w:i/>
-                    <w:sz w:val="26"/>
-                    <w:szCs w:val="26"/>
-                  </w:rPr>
-                </m:ctrlPr>
-              </m:dPr>
-              <m:e>
-                <m:r>
-                  <m:rPr>
-                    <m:sty m:val="bi"/>
-                  </m:rPr>
-                  <w:rPr>
-                    <w:rFonts w:ascii="Cambria Math" w:hAnsi="Cambria Math" w:cs="Times New Roman"/>
-                    <w:sz w:val="26"/>
-                    <w:szCs w:val="26"/>
-                  </w:rPr>
-                  <m:t>ωt+</m:t>
-                </m:r>
-                <m:f>
-                  <m:fPr>
-                    <m:ctrlPr>
-                      <w:rPr>
-                        <w:rFonts w:ascii="Cambria Math" w:eastAsiaTheme="minorEastAsia" w:hAnsi="Cambria Math" w:cs="Times New Roman"/>
-                        <w:b/>
-                        <w:bCs/>
-                        <w:i/>
-                        <w:sz w:val="26"/>
-                        <w:szCs w:val="26"/>
-                      </w:rPr>
-                    </m:ctrlPr>
-                  </m:fPr>
-                  <m:num>
-                    <m:r>
-                      <m:rPr>
-                        <m:sty m:val="bi"/>
-                      </m:rPr>
-                      <w:rPr>
-                        <w:rFonts w:ascii="Cambria Math" w:eastAsiaTheme="minorEastAsia" w:hAnsi="Cambria Math" w:cs="Times New Roman"/>
-                        <w:sz w:val="26"/>
-                        <w:szCs w:val="26"/>
-                      </w:rPr>
-                      <m:t>π</m:t>
-                    </m:r>
-                  </m:num>
-                  <m:den>
-                    <m:r>
-                      <m:rPr>
-                        <m:sty m:val="bi"/>
-                      </m:rPr>
-                      <w:rPr>
-                        <w:rFonts w:ascii="Cambria Math" w:eastAsiaTheme="minorEastAsia" w:hAnsi="Cambria Math" w:cs="Times New Roman"/>
-                        <w:sz w:val="26"/>
-                        <w:szCs w:val="26"/>
-                      </w:rPr>
-                      <m:t>2</m:t>
-                    </m:r>
-                  </m:den>
-                </m:f>
-                <m:r>
-                  <m:rPr>
-                    <m:sty m:val="bi"/>
-                  </m:rPr>
-                  <w:rPr>
-                    <w:rFonts w:ascii="Cambria Math" w:eastAsiaTheme="minorEastAsia" w:hAnsi="Cambria Math" w:cs="Times New Roman"/>
-                    <w:sz w:val="26"/>
-                    <w:szCs w:val="26"/>
-                  </w:rPr>
-                  <m:t xml:space="preserve"> </m:t>
-                </m:r>
-                <m:ctrlPr>
-                  <w:rPr>
-                    <w:rFonts w:ascii="Cambria Math" w:eastAsiaTheme="minorEastAsia" w:hAnsi="Cambria Math" w:cs="Times New Roman"/>
-                    <w:b/>
-                    <w:bCs/>
-                    <w:i/>
-                    <w:sz w:val="26"/>
-                    <w:szCs w:val="26"/>
-                  </w:rPr>
-                </m:ctrlPr>
-              </m:e>
-            </m:d>
-          </m:e>
-        </m:func>
-      </m:oMath>
-      <w:r>
-        <w:rPr>
-          <w:rFonts w:ascii="Times New Roman" w:hAnsi="Times New Roman" w:cs="Times New Roman"/>
-        </w:rPr>
-        <w:t xml:space="preserve">. </w:t>
-      </w:r>
-      <w:r>
-        <w:rPr>
-          <w:rFonts w:ascii="Times New Roman" w:hAnsi="Times New Roman" w:cs="Times New Roman"/>
-        </w:rPr>
-        <w:t>In discrete-time notation, the cosine function is derived from the sine representation as:</w:t>
-      </w:r>
-      <w:r>
-        <w:rPr>
-          <w:rFonts w:ascii="Times New Roman" w:hAnsi="Times New Roman" w:cs="Times New Roman"/>
-        </w:rPr>
-        <w:t xml:space="preserve"> </w:t>
-      </w:r>
-      <m:oMath>
-        <m:r>
-          <m:rPr>
-            <m:sty m:val="bi"/>
-          </m:rPr>
-          <w:rPr>
-            <w:rFonts w:ascii="Cambria Math" w:eastAsiaTheme="minorEastAsia" w:hAnsi="Cambria Math" w:cs="Times New Roman"/>
-            <w:sz w:val="28"/>
-            <w:szCs w:val="28"/>
-          </w:rPr>
-          <m:t>x</m:t>
-        </m:r>
-        <m:d>
-          <m:dPr>
-            <m:begChr m:val="["/>
-            <m:endChr m:val="]"/>
-            <m:ctrlPr>
-              <w:rPr>
-                <w:rFonts w:ascii="Cambria Math" w:eastAsiaTheme="minorEastAsia" w:hAnsi="Cambria Math" w:cs="Times New Roman"/>
-                <w:b/>
-                <w:bCs/>
-                <w:i/>
-                <w:sz w:val="28"/>
-                <w:szCs w:val="28"/>
-              </w:rPr>
-            </m:ctrlPr>
-          </m:dPr>
-          <m:e>
-            <m:r>
-              <m:rPr>
-                <m:sty m:val="bi"/>
-              </m:rPr>
-              <w:rPr>
-                <w:rFonts w:ascii="Cambria Math" w:eastAsiaTheme="minorEastAsia" w:hAnsi="Cambria Math" w:cs="Times New Roman"/>
-                <w:sz w:val="28"/>
-                <w:szCs w:val="28"/>
-              </w:rPr>
-              <m:t>n</m:t>
-            </m:r>
-          </m:e>
-        </m:d>
-        <m:r>
-          <m:rPr>
-            <m:sty m:val="bi"/>
-          </m:rPr>
-          <w:rPr>
-            <w:rFonts w:ascii="Cambria Math" w:eastAsiaTheme="minorEastAsia" w:hAnsi="Cambria Math" w:cs="Times New Roman"/>
-            <w:sz w:val="28"/>
-            <w:szCs w:val="28"/>
-          </w:rPr>
-          <m:t>=</m:t>
-        </m:r>
-        <m:r>
-          <m:rPr>
-            <m:sty m:val="b"/>
-          </m:rPr>
-          <w:rPr>
-            <w:rFonts w:ascii="Cambria Math" w:eastAsiaTheme="minorEastAsia" w:hAnsi="Cambria Math" w:cs="Times New Roman"/>
-            <w:sz w:val="28"/>
-            <w:szCs w:val="28"/>
-          </w:rPr>
-          <m:t>co</m:t>
-        </m:r>
-        <m:func>
-          <m:funcPr>
-            <m:ctrlPr>
-              <w:rPr>
-                <w:rFonts w:ascii="Cambria Math" w:eastAsiaTheme="minorEastAsia" w:hAnsi="Cambria Math" w:cs="Times New Roman"/>
-                <w:b/>
-                <w:bCs/>
-                <w:sz w:val="28"/>
-                <w:szCs w:val="28"/>
-              </w:rPr>
-            </m:ctrlPr>
-          </m:funcPr>
-          <m:fName>
-            <m:r>
-              <m:rPr>
-                <m:sty m:val="b"/>
-              </m:rPr>
-              <w:rPr>
-                <w:rFonts w:ascii="Cambria Math" w:eastAsiaTheme="minorEastAsia" w:hAnsi="Cambria Math" w:cs="Times New Roman"/>
-                <w:sz w:val="28"/>
-                <w:szCs w:val="28"/>
-              </w:rPr>
-              <m:t>s</m:t>
-            </m:r>
-          </m:fName>
-          <m:e>
-            <m:d>
-              <m:dPr>
-                <m:ctrlPr>
-                  <w:rPr>
-                    <w:rFonts w:ascii="Cambria Math" w:eastAsiaTheme="minorEastAsia" w:hAnsi="Cambria Math" w:cs="Times New Roman"/>
-                    <w:b/>
-                    <w:bCs/>
-                    <w:i/>
-                    <w:sz w:val="28"/>
-                    <w:szCs w:val="28"/>
-                  </w:rPr>
-                </m:ctrlPr>
-              </m:dPr>
-              <m:e>
-                <m:r>
-                  <m:rPr>
-                    <m:sty m:val="bi"/>
-                  </m:rPr>
-                  <w:rPr>
-                    <w:rFonts w:ascii="Cambria Math" w:eastAsiaTheme="minorEastAsia" w:hAnsi="Cambria Math" w:cs="Times New Roman"/>
-                    <w:sz w:val="28"/>
-                    <w:szCs w:val="28"/>
-                  </w:rPr>
-                  <m:t>ωn</m:t>
-                </m:r>
-              </m:e>
-            </m:d>
-          </m:e>
-        </m:func>
-        <m:r>
-          <m:rPr>
-            <m:sty m:val="bi"/>
-          </m:rPr>
-          <w:rPr>
-            <w:rFonts w:ascii="Cambria Math" w:eastAsiaTheme="minorEastAsia" w:hAnsi="Cambria Math" w:cs="Times New Roman"/>
-            <w:sz w:val="28"/>
-            <w:szCs w:val="28"/>
-          </w:rPr>
-          <m:t>=</m:t>
-        </m:r>
-        <m:r>
-          <m:rPr>
-            <m:sty m:val="b"/>
-          </m:rPr>
-          <w:rPr>
-            <w:rFonts w:ascii="Cambria Math" w:eastAsiaTheme="minorEastAsia" w:hAnsi="Cambria Math" w:cs="Times New Roman"/>
-            <w:sz w:val="28"/>
-            <w:szCs w:val="28"/>
-          </w:rPr>
-          <m:t>si</m:t>
-        </m:r>
-        <m:func>
-          <m:funcPr>
-            <m:ctrlPr>
-              <w:rPr>
-                <w:rFonts w:ascii="Cambria Math" w:eastAsiaTheme="minorEastAsia" w:hAnsi="Cambria Math" w:cs="Times New Roman"/>
-                <w:b/>
-                <w:bCs/>
-                <w:sz w:val="28"/>
-                <w:szCs w:val="28"/>
-              </w:rPr>
-            </m:ctrlPr>
-          </m:funcPr>
-          <m:fName>
-            <m:r>
-              <m:rPr>
-                <m:sty m:val="b"/>
-              </m:rPr>
-              <w:rPr>
-                <w:rFonts w:ascii="Cambria Math" w:eastAsiaTheme="minorEastAsia" w:hAnsi="Cambria Math" w:cs="Times New Roman"/>
-                <w:sz w:val="28"/>
-                <w:szCs w:val="28"/>
-              </w:rPr>
-              <m:t>n</m:t>
-            </m:r>
-          </m:fName>
-          <m:e>
-            <m:d>
-              <m:dPr>
-                <m:ctrlPr>
-                  <w:rPr>
-                    <w:rFonts w:ascii="Cambria Math" w:eastAsiaTheme="minorEastAsia" w:hAnsi="Cambria Math" w:cs="Times New Roman"/>
-                    <w:b/>
-                    <w:bCs/>
-                    <w:i/>
-                    <w:sz w:val="28"/>
-                    <w:szCs w:val="28"/>
-                  </w:rPr>
-                </m:ctrlPr>
-              </m:dPr>
-              <m:e>
-                <m:r>
-                  <m:rPr>
-                    <m:sty m:val="bi"/>
-                  </m:rPr>
-                  <w:rPr>
-                    <w:rFonts w:ascii="Cambria Math" w:eastAsiaTheme="minorEastAsia" w:hAnsi="Cambria Math" w:cs="Times New Roman"/>
-                    <w:sz w:val="28"/>
-                    <w:szCs w:val="28"/>
-                  </w:rPr>
-                  <m:t>ωn</m:t>
-                </m:r>
-                <m:r>
-                  <m:rPr>
-                    <m:sty m:val="bi"/>
-                  </m:rPr>
-                  <w:rPr>
-                    <w:rFonts w:ascii="Cambria Math" w:eastAsiaTheme="minorEastAsia" w:hAnsi="Cambria Math" w:cs="Times New Roman"/>
-                    <w:sz w:val="28"/>
-                    <w:szCs w:val="28"/>
-                  </w:rPr>
-                  <m:t>+</m:t>
-                </m:r>
-                <m:f>
-                  <m:fPr>
-                    <m:ctrlPr>
-                      <w:rPr>
-                        <w:rFonts w:ascii="Cambria Math" w:eastAsiaTheme="minorEastAsia" w:hAnsi="Cambria Math" w:cs="Times New Roman"/>
-                        <w:b/>
-                        <w:bCs/>
-                        <w:i/>
-                        <w:sz w:val="26"/>
-                        <w:szCs w:val="26"/>
-                      </w:rPr>
-                    </m:ctrlPr>
-                  </m:fPr>
-                  <m:num>
-                    <m:r>
-                      <m:rPr>
-                        <m:sty m:val="bi"/>
-                      </m:rPr>
-                      <w:rPr>
-                        <w:rFonts w:ascii="Cambria Math" w:eastAsiaTheme="minorEastAsia" w:hAnsi="Cambria Math" w:cs="Times New Roman"/>
-                        <w:sz w:val="26"/>
-                        <w:szCs w:val="26"/>
-                      </w:rPr>
-                      <m:t>π</m:t>
-                    </m:r>
-                    <m:ctrlPr>
-                      <w:rPr>
-                        <w:rFonts w:ascii="Cambria Math" w:eastAsiaTheme="minorEastAsia" w:hAnsi="Cambria Math" w:cs="Times New Roman"/>
-                        <w:b/>
-                        <w:bCs/>
-                        <w:i/>
-                        <w:sz w:val="28"/>
-                        <w:szCs w:val="28"/>
-                      </w:rPr>
-                    </m:ctrlPr>
-                  </m:num>
-                  <m:den>
-                    <m:r>
-                      <m:rPr>
-                        <m:sty m:val="bi"/>
-                      </m:rPr>
-                      <w:rPr>
-                        <w:rFonts w:ascii="Cambria Math" w:eastAsiaTheme="minorEastAsia" w:hAnsi="Cambria Math" w:cs="Times New Roman"/>
-                        <w:sz w:val="26"/>
-                        <w:szCs w:val="26"/>
-                      </w:rPr>
-                      <m:t>2</m:t>
-                    </m:r>
-                  </m:den>
-                </m:f>
-                <m:r>
-                  <m:rPr>
-                    <m:sty m:val="bi"/>
-                  </m:rPr>
-                  <w:rPr>
-                    <w:rFonts w:ascii="Cambria Math" w:eastAsiaTheme="minorEastAsia" w:hAnsi="Cambria Math" w:cs="Times New Roman"/>
-                    <w:sz w:val="28"/>
-                    <w:szCs w:val="28"/>
-                  </w:rPr>
-                  <m:t xml:space="preserve"> </m:t>
-                </m:r>
-              </m:e>
-            </m:d>
-          </m:e>
-        </m:func>
-      </m:oMath>
-      <w:r>
-        <w:rPr>
-          <w:rFonts w:ascii="Times New Roman" w:hAnsi="Times New Roman" w:cs="Times New Roman"/>
-        </w:rPr>
-        <w:t xml:space="preserve"> Simulink, the standard </w:t>
-      </w:r>
-      <w:r>
-        <w:rPr>
-          <w:rFonts w:ascii="Times New Roman" w:hAnsi="Times New Roman" w:cs="Times New Roman"/>
-          <w:b/>
-          <w:bCs/>
-        </w:rPr>
-        <w:t>Sine Wave</w:t>
-      </w:r>
-      <w:r>
-        <w:rPr>
-          <w:rFonts w:ascii="Times New Roman" w:hAnsi="Times New Roman" w:cs="Times New Roman"/>
-        </w:rPr>
-        <w:t xml:space="preserve"> block utilizes this exact mathematical identity to generate a cosine wave by adding a phase offset of </w:t>
-      </w:r>
-      <m:oMath>
-        <m:f>
-          <m:fPr>
-            <m:ctrlPr>
-              <w:rPr>
-                <w:rFonts w:ascii="Cambria Math" w:eastAsiaTheme="minorEastAsia" w:hAnsi="Cambria Math" w:cs="Times New Roman"/>
-                <w:b/>
-                <w:bCs/>
-                <w:i/>
-                <w:sz w:val="26"/>
-                <w:szCs w:val="26"/>
-              </w:rPr>
-            </m:ctrlPr>
-          </m:fPr>
-          <m:num>
-            <m:r>
-              <m:rPr>
-                <m:sty m:val="bi"/>
-              </m:rPr>
-              <w:rPr>
-                <w:rFonts w:ascii="Cambria Math" w:eastAsiaTheme="minorEastAsia" w:hAnsi="Cambria Math" w:cs="Times New Roman"/>
-                <w:sz w:val="26"/>
-                <w:szCs w:val="26"/>
-              </w:rPr>
-              <m:t>π</m:t>
-            </m:r>
-          </m:num>
-          <m:den>
-            <m:r>
-              <m:rPr>
-                <m:sty m:val="bi"/>
-              </m:rPr>
-              <w:rPr>
-                <w:rFonts w:ascii="Cambria Math" w:eastAsiaTheme="minorEastAsia" w:hAnsi="Cambria Math" w:cs="Times New Roman"/>
-                <w:sz w:val="26"/>
-                <w:szCs w:val="26"/>
-              </w:rPr>
-              <m:t>2</m:t>
-            </m:r>
-          </m:den>
-        </m:f>
-      </m:oMath>
-      <w:r>
-        <w:rPr>
-          <w:rFonts w:ascii="Times New Roman" w:hAnsi="Times New Roman" w:cs="Times New Roman"/>
-        </w:rPr>
-        <w:t xml:space="preserve"> </w:t>
-      </w:r>
-      <w:r>
-        <w:rPr>
-          <w:rFonts w:ascii="Times New Roman" w:hAnsi="Times New Roman" w:cs="Times New Roman"/>
-        </w:rPr>
-        <w:t xml:space="preserve">radians to the input parameters. </w:t>
-      </w:r>
-      <w:r>
-        <w:rPr>
-          <w:rFonts w:ascii="Times New Roman" w:hAnsi="Times New Roman" w:cs="Times New Roman"/>
-        </w:rPr>
         <w:t xml:space="preserve">  </w:t>
       </w:r>
     </w:p>
@@ -1362,13 +1104,7 @@
         <w:rPr>
           <w:rFonts w:ascii="Times New Roman" w:hAnsi="Times New Roman" w:cs="Times New Roman"/>
         </w:rPr>
-        <w:t xml:space="preserve"> MATLAB 2019: Simulink Mode</w:t>
-      </w:r>
-      <w:r>
-        <w:rPr>
-          <w:rFonts w:ascii="Times New Roman" w:hAnsi="Times New Roman" w:cs="Times New Roman"/>
-        </w:rPr>
-        <w:t>l</w:t>
+        <w:t xml:space="preserve"> MATLAB 2019: Simulink Model</w:t>
       </w:r>
     </w:p>
     <w:p>
@@ -1383,13 +1119,7 @@
         <w:rPr>
           <w:rFonts w:ascii="Times New Roman" w:hAnsi="Times New Roman" w:cs="Times New Roman"/>
         </w:rPr>
-        <w:t xml:space="preserve">      </w:t>
-      </w:r>
-      <w:r>
-        <w:rPr>
-          <w:rFonts w:ascii="Times New Roman" w:hAnsi="Times New Roman" w:cs="Times New Roman"/>
-        </w:rPr>
-        <w:t>Required Blocks</w:t>
+        <w:t xml:space="preserve">      Required Blocks</w:t>
       </w:r>
     </w:p>
     <w:p>
@@ -1399,7 +1129,7 @@
           <w:ilvl w:val="0"/>
           <w:numId w:val="14"/>
         </w:numPr>
-        <w:spacing w:after="0" w:line="240" w:lineRule="auto"/>
+        <w:spacing w:after="0" w:line="276" w:lineRule="auto"/>
         <w:jc w:val="both"/>
         <w:rPr>
           <w:rFonts w:ascii="Times New Roman" w:hAnsi="Times New Roman" w:cs="Times New Roman"/>
@@ -1409,7 +1139,7 @@
         <w:rPr>
           <w:rFonts w:ascii="Times New Roman" w:hAnsi="Times New Roman" w:cs="Times New Roman"/>
         </w:rPr>
-        <w:t>Sine Wave (from Simulink / Sources)</w:t>
+        <w:t xml:space="preserve">Step </w:t>
       </w:r>
     </w:p>
     <w:p>
@@ -1419,7 +1149,7 @@
           <w:ilvl w:val="0"/>
           <w:numId w:val="14"/>
         </w:numPr>
-        <w:spacing w:after="0" w:line="240" w:lineRule="auto"/>
+        <w:spacing w:after="0" w:line="276" w:lineRule="auto"/>
         <w:jc w:val="both"/>
         <w:rPr>
           <w:rFonts w:ascii="Times New Roman" w:hAnsi="Times New Roman" w:cs="Times New Roman"/>
@@ -1429,7 +1159,7 @@
         <w:rPr>
           <w:rFonts w:ascii="Times New Roman" w:hAnsi="Times New Roman" w:cs="Times New Roman"/>
         </w:rPr>
-        <w:t>Sine Wave (from Simulink / Sources)</w:t>
+        <w:t>Ramp</w:t>
       </w:r>
     </w:p>
     <w:p>
@@ -1439,23 +1169,124 @@
           <w:ilvl w:val="0"/>
           <w:numId w:val="14"/>
         </w:numPr>
+        <w:spacing w:after="0" w:line="276" w:lineRule="auto"/>
+        <w:jc w:val="both"/>
+        <w:rPr>
+          <w:rFonts w:ascii="Times New Roman" w:hAnsi="Times New Roman" w:cs="Times New Roman"/>
+        </w:rPr>
+      </w:pPr>
+      <w:r>
+        <w:rPr>
+          <w:rFonts w:ascii="Times New Roman" w:hAnsi="Times New Roman" w:cs="Times New Roman"/>
+        </w:rPr>
+        <w:t xml:space="preserve">Discrete Impulse </w:t>
+      </w:r>
+    </w:p>
+    <w:p>
+      <w:pPr>
+        <w:pStyle w:val="ListParagraph"/>
+        <w:numPr>
+          <w:ilvl w:val="0"/>
+          <w:numId w:val="14"/>
+        </w:numPr>
+        <w:spacing w:after="0" w:line="276" w:lineRule="auto"/>
+        <w:jc w:val="both"/>
+        <w:rPr>
+          <w:rFonts w:ascii="Times New Roman" w:hAnsi="Times New Roman" w:cs="Times New Roman"/>
+        </w:rPr>
+      </w:pPr>
+      <w:r>
+        <w:rPr>
+          <w:rFonts w:ascii="Times New Roman" w:hAnsi="Times New Roman" w:cs="Times New Roman"/>
+        </w:rPr>
+        <w:t>Clock</w:t>
+      </w:r>
+    </w:p>
+    <w:p>
+      <w:pPr>
+        <w:pStyle w:val="ListParagraph"/>
+        <w:numPr>
+          <w:ilvl w:val="0"/>
+          <w:numId w:val="14"/>
+        </w:numPr>
+        <w:spacing w:after="0" w:line="276" w:lineRule="auto"/>
+        <w:jc w:val="both"/>
+        <w:rPr>
+          <w:rFonts w:ascii="Times New Roman" w:hAnsi="Times New Roman" w:cs="Times New Roman"/>
+        </w:rPr>
+      </w:pPr>
+      <w:r>
+        <w:rPr>
+          <w:rFonts w:ascii="Times New Roman" w:hAnsi="Times New Roman" w:cs="Times New Roman"/>
+        </w:rPr>
+        <w:t>Gain</w:t>
+      </w:r>
+    </w:p>
+    <w:p>
+      <w:pPr>
+        <w:pStyle w:val="ListParagraph"/>
+        <w:numPr>
+          <w:ilvl w:val="0"/>
+          <w:numId w:val="14"/>
+        </w:numPr>
+        <w:spacing w:after="0" w:line="276" w:lineRule="auto"/>
+        <w:jc w:val="both"/>
+        <w:rPr>
+          <w:rFonts w:ascii="Times New Roman" w:hAnsi="Times New Roman" w:cs="Times New Roman"/>
+        </w:rPr>
+      </w:pPr>
+      <w:r>
+        <w:rPr>
+          <w:rFonts w:ascii="Times New Roman" w:hAnsi="Times New Roman" w:cs="Times New Roman"/>
+        </w:rPr>
+        <w:t>Math Function</w:t>
+      </w:r>
+    </w:p>
+    <w:p>
+      <w:pPr>
+        <w:pStyle w:val="ListParagraph"/>
+        <w:numPr>
+          <w:ilvl w:val="0"/>
+          <w:numId w:val="14"/>
+        </w:numPr>
+        <w:spacing w:after="0" w:line="276" w:lineRule="auto"/>
+        <w:jc w:val="both"/>
+        <w:rPr>
+          <w:rFonts w:ascii="Times New Roman" w:hAnsi="Times New Roman" w:cs="Times New Roman"/>
+        </w:rPr>
+      </w:pPr>
+      <w:r>
+        <w:rPr>
+          <w:rFonts w:ascii="Times New Roman" w:hAnsi="Times New Roman" w:cs="Times New Roman"/>
+        </w:rPr>
+        <w:t>Scope</w:t>
+      </w:r>
+    </w:p>
+    <w:p>
+      <w:pPr>
         <w:spacing w:after="0" w:line="480" w:lineRule="auto"/>
         <w:jc w:val="both"/>
         <w:rPr>
           <w:rFonts w:ascii="Times New Roman" w:hAnsi="Times New Roman" w:cs="Times New Roman"/>
         </w:rPr>
       </w:pPr>
-      <w:r>
-        <w:rPr>
-          <w:rFonts w:ascii="Times New Roman" w:hAnsi="Times New Roman" w:cs="Times New Roman"/>
-        </w:rPr>
-        <w:t>Scope (from Simulink / Sinks)</w:t>
-      </w:r>
-    </w:p>
-    <w:p>
-      <w:pPr>
-        <w:spacing w:after="0"/>
-        <w:jc w:val="both"/>
+    </w:p>
+    <w:p>
+      <w:pPr>
+        <w:rPr>
+          <w:rFonts w:ascii="Times New Roman" w:hAnsi="Times New Roman" w:cs="Times New Roman"/>
+        </w:rPr>
+      </w:pPr>
+    </w:p>
+    <w:p>
+      <w:pPr>
+        <w:rPr>
+          <w:rFonts w:ascii="Times New Roman" w:hAnsi="Times New Roman" w:cs="Times New Roman"/>
+        </w:rPr>
+      </w:pPr>
+    </w:p>
+    <w:p>
+      <w:pPr>
         <w:rPr>
           <w:rFonts w:ascii="Times New Roman" w:hAnsi="Times New Roman" w:cs="Times New Roman"/>
           <w:b/>
@@ -1469,17 +1300,18 @@
           <w:bCs/>
           <w:noProof/>
         </w:rPr>
+        <w:lastRenderedPageBreak/>
         <w:drawing>
-          <wp:anchor distT="0" distB="0" distL="114300" distR="114300" simplePos="0" relativeHeight="251653120" behindDoc="0" locked="0" layoutInCell="1" allowOverlap="1" wp14:anchorId="00C8B158" wp14:editId="3A736F5D">
+          <wp:anchor distT="0" distB="0" distL="114300" distR="114300" simplePos="0" relativeHeight="251653120" behindDoc="0" locked="0" layoutInCell="1" allowOverlap="1" wp14:anchorId="00C8B158" wp14:editId="0FD3110E">
             <wp:simplePos x="0" y="0"/>
             <wp:positionH relativeFrom="margin">
-              <wp:posOffset>1266825</wp:posOffset>
+              <wp:posOffset>228600</wp:posOffset>
             </wp:positionH>
             <wp:positionV relativeFrom="paragraph">
-              <wp:posOffset>49530</wp:posOffset>
+              <wp:posOffset>183855</wp:posOffset>
             </wp:positionV>
-            <wp:extent cx="4705350" cy="3190875"/>
-            <wp:effectExtent l="19050" t="19050" r="19050" b="28575"/>
+            <wp:extent cx="5664983" cy="4095322"/>
+            <wp:effectExtent l="19050" t="19050" r="12065" b="19685"/>
             <wp:wrapNone/>
             <wp:docPr id="1" name="Picture 1"/>
             <wp:cNvGraphicFramePr>
@@ -1502,238 +1334,13 @@
                         </a:ext>
                       </a:extLst>
                     </a:blip>
-                    <a:srcRect l="1" t="-220" r="-1562" b="1771"/>
+                    <a:srcRect l="279" t="493" b="1921"/>
                     <a:stretch/>
                   </pic:blipFill>
                   <pic:spPr bwMode="auto">
                     <a:xfrm>
                       <a:off x="0" y="0"/>
-                      <a:ext cx="4705350" cy="3190875"/>
-                    </a:xfrm>
-                    <a:prstGeom prst="rect">
-                      <a:avLst/>
-                    </a:prstGeom>
-                    <a:ln w="19050">
-                      <a:solidFill>
-                        <a:schemeClr val="tx2">
-                          <a:lumMod val="50000"/>
-                          <a:lumOff val="50000"/>
-                        </a:schemeClr>
-                      </a:solidFill>
-                    </a:ln>
-                    <a:extLst>
-                      <a:ext uri="{53640926-AAD7-44D8-BBD7-CCE9431645EC}">
-                        <a14:shadowObscured xmlns:a14="http://schemas.microsoft.com/office/drawing/2010/main"/>
-                      </a:ext>
-                    </a:extLst>
-                  </pic:spPr>
-                </pic:pic>
-              </a:graphicData>
-            </a:graphic>
-            <wp14:sizeRelH relativeFrom="margin">
-              <wp14:pctWidth>0</wp14:pctWidth>
-            </wp14:sizeRelH>
-            <wp14:sizeRelV relativeFrom="margin">
-              <wp14:pctHeight>0</wp14:pctHeight>
-            </wp14:sizeRelV>
-          </wp:anchor>
-        </w:drawing>
-      </w:r>
-      <w:r>
-        <w:rPr>
-          <w:rFonts w:ascii="Times New Roman" w:hAnsi="Times New Roman" w:cs="Times New Roman"/>
-          <w:b/>
-          <w:bCs/>
-        </w:rPr>
-        <w:t>Simulink Model</w:t>
-      </w:r>
-      <w:r>
-        <w:rPr>
-          <w:rFonts w:ascii="Times New Roman" w:hAnsi="Times New Roman" w:cs="Times New Roman"/>
-          <w:b/>
-          <w:bCs/>
-        </w:rPr>
-        <w:t>:</w:t>
-      </w:r>
-      <w:r>
-        <w:rPr>
-          <w:rFonts w:ascii="Times New Roman" w:hAnsi="Times New Roman" w:cs="Times New Roman"/>
-          <w:b/>
-          <w:bCs/>
-        </w:rPr>
-        <w:t xml:space="preserve"> </w:t>
-      </w:r>
-    </w:p>
-    <w:p>
-      <w:pPr>
-        <w:jc w:val="both"/>
-        <w:rPr>
-          <w:rFonts w:ascii="Times New Roman" w:hAnsi="Times New Roman" w:cs="Times New Roman"/>
-          <w:b/>
-          <w:bCs/>
-        </w:rPr>
-      </w:pPr>
-    </w:p>
-    <w:p>
-      <w:pPr>
-        <w:jc w:val="both"/>
-        <w:rPr>
-          <w:rFonts w:ascii="Times New Roman" w:hAnsi="Times New Roman" w:cs="Times New Roman"/>
-          <w:b/>
-          <w:bCs/>
-        </w:rPr>
-      </w:pPr>
-    </w:p>
-    <w:p>
-      <w:pPr>
-        <w:jc w:val="both"/>
-        <w:rPr>
-          <w:rFonts w:ascii="Times New Roman" w:hAnsi="Times New Roman" w:cs="Times New Roman"/>
-          <w:b/>
-          <w:bCs/>
-        </w:rPr>
-      </w:pPr>
-    </w:p>
-    <w:p>
-      <w:pPr>
-        <w:jc w:val="both"/>
-        <w:rPr>
-          <w:rFonts w:ascii="Times New Roman" w:hAnsi="Times New Roman" w:cs="Times New Roman"/>
-          <w:b/>
-          <w:bCs/>
-        </w:rPr>
-      </w:pPr>
-    </w:p>
-    <w:p>
-      <w:pPr>
-        <w:jc w:val="both"/>
-        <w:rPr>
-          <w:rFonts w:ascii="Times New Roman" w:hAnsi="Times New Roman" w:cs="Times New Roman"/>
-          <w:b/>
-          <w:bCs/>
-        </w:rPr>
-      </w:pPr>
-    </w:p>
-    <w:p>
-      <w:pPr>
-        <w:jc w:val="both"/>
-        <w:rPr>
-          <w:rFonts w:ascii="Times New Roman" w:hAnsi="Times New Roman" w:cs="Times New Roman"/>
-          <w:b/>
-          <w:bCs/>
-        </w:rPr>
-      </w:pPr>
-    </w:p>
-    <w:p>
-      <w:pPr>
-        <w:jc w:val="both"/>
-        <w:rPr>
-          <w:rFonts w:ascii="Verdana" w:hAnsi="Verdana" w:cs="Courier New"/>
-        </w:rPr>
-      </w:pPr>
-      <w:r>
-        <w:rPr>
-          <w:rFonts w:ascii="Verdana" w:hAnsi="Verdana" w:cs="Courier New"/>
-        </w:rPr>
-        <w:tab/>
-      </w:r>
-      <w:r>
-        <w:rPr>
-          <w:rFonts w:ascii="Verdana" w:hAnsi="Verdana" w:cs="Courier New"/>
-        </w:rPr>
-        <w:tab/>
-        <w:t xml:space="preserve">                 </w:t>
-      </w:r>
-      <w:r>
-        <w:rPr>
-          <w:rFonts w:ascii="Verdana" w:hAnsi="Verdana" w:cs="Courier New"/>
-        </w:rPr>
-        <w:t xml:space="preserve">              </w:t>
-      </w:r>
-      <w:r>
-        <w:rPr>
-          <w:rFonts w:ascii="Verdana" w:hAnsi="Verdana" w:cs="Courier New"/>
-        </w:rPr>
-        <w:t xml:space="preserve">  </w:t>
-      </w:r>
-    </w:p>
-    <w:p>
-      <w:pPr>
-        <w:rPr>
-          <w:rFonts w:ascii="Times New Roman" w:hAnsi="Times New Roman" w:cs="Times New Roman"/>
-        </w:rPr>
-      </w:pPr>
-      <w:r>
-        <w:rPr>
-          <w:rFonts w:ascii="Times New Roman" w:hAnsi="Times New Roman" w:cs="Times New Roman"/>
-        </w:rPr>
-        <w:t xml:space="preserve"> </w:t>
-      </w:r>
-    </w:p>
-    <w:p>
-      <w:pPr>
-        <w:rPr>
-          <w:rFonts w:ascii="Times New Roman" w:hAnsi="Times New Roman" w:cs="Times New Roman"/>
-        </w:rPr>
-      </w:pPr>
-    </w:p>
-    <w:p>
-      <w:pPr>
-        <w:spacing w:before="240"/>
-        <w:rPr>
-          <w:rFonts w:ascii="Times New Roman" w:hAnsi="Times New Roman" w:cs="Times New Roman"/>
-          <w:b/>
-          <w:bCs/>
-        </w:rPr>
-      </w:pPr>
-      <w:r>
-        <w:rPr>
-          <w:rFonts w:ascii="Times New Roman" w:hAnsi="Times New Roman" w:cs="Times New Roman"/>
-          <w:b/>
-          <w:bCs/>
-          <w:noProof/>
-        </w:rPr>
-        <w:lastRenderedPageBreak/>
-        <w:drawing>
-          <wp:anchor distT="0" distB="0" distL="114300" distR="114300" simplePos="0" relativeHeight="251661312" behindDoc="0" locked="0" layoutInCell="1" allowOverlap="1" wp14:anchorId="7BB7EB1C" wp14:editId="234952D9">
-            <wp:simplePos x="0" y="0"/>
-            <wp:positionH relativeFrom="margin">
-              <wp:posOffset>3267075</wp:posOffset>
-            </wp:positionH>
-            <wp:positionV relativeFrom="paragraph">
-              <wp:posOffset>238125</wp:posOffset>
-            </wp:positionV>
-            <wp:extent cx="3400425" cy="5238750"/>
-            <wp:effectExtent l="19050" t="19050" r="28575" b="19050"/>
-            <wp:wrapNone/>
-            <wp:docPr id="5" name="Picture 5"/>
-            <wp:cNvGraphicFramePr>
-              <a:graphicFrameLocks xmlns:a="http://schemas.openxmlformats.org/drawingml/2006/main" noChangeAspect="1"/>
-            </wp:cNvGraphicFramePr>
-            <a:graphic xmlns:a="http://schemas.openxmlformats.org/drawingml/2006/main">
-              <a:graphicData uri="http://schemas.openxmlformats.org/drawingml/2006/picture">
-                <pic:pic xmlns:pic="http://schemas.openxmlformats.org/drawingml/2006/picture">
-                  <pic:nvPicPr>
-                    <pic:cNvPr id="2" name="Picture 2"/>
-                    <pic:cNvPicPr>
-                      <a:picLocks noChangeAspect="1"/>
-                    </pic:cNvPicPr>
-                  </pic:nvPicPr>
-                  <pic:blipFill rotWithShape="1">
-                    <a:blip r:embed="rId6">
-                      <a:extLst>
-                        <a:ext uri="{28A0092B-C50C-407E-A947-70E740481C1C}">
-                          <a14:useLocalDpi xmlns:a14="http://schemas.microsoft.com/office/drawing/2010/main" val="0"/>
-                        </a:ext>
-                      </a:extLst>
-                    </a:blip>
-                    <a:srcRect l="405" t="-283" r="2025" b="11419"/>
-                    <a:stretch/>
-                  </pic:blipFill>
-                  <pic:spPr bwMode="auto">
-                    <a:xfrm>
-                      <a:off x="0" y="0"/>
-                      <a:ext cx="3400425" cy="5238750"/>
+                      <a:ext cx="5665773" cy="4095893"/>
                     </a:xfrm>
                     <a:prstGeom prst="rect">
                       <a:avLst/>
@@ -1788,21 +1395,198 @@
           <w:rFonts w:ascii="Times New Roman" w:hAnsi="Times New Roman" w:cs="Times New Roman"/>
           <w:b/>
           <w:bCs/>
+        </w:rPr>
+        <w:t>Simulink Model</w:t>
+      </w:r>
+      <w:r>
+        <w:rPr>
+          <w:rFonts w:ascii="Times New Roman" w:hAnsi="Times New Roman" w:cs="Times New Roman"/>
+          <w:b/>
+          <w:bCs/>
+        </w:rPr>
+        <w:t>:</w:t>
+      </w:r>
+      <w:r>
+        <w:rPr>
+          <w:rFonts w:ascii="Times New Roman" w:hAnsi="Times New Roman" w:cs="Times New Roman"/>
+          <w:b/>
+          <w:bCs/>
+        </w:rPr>
+        <w:t xml:space="preserve"> </w:t>
+      </w:r>
+    </w:p>
+    <w:p>
+      <w:pPr>
+        <w:jc w:val="both"/>
+        <w:rPr>
+          <w:rFonts w:ascii="Times New Roman" w:hAnsi="Times New Roman" w:cs="Times New Roman"/>
+          <w:b/>
+          <w:bCs/>
+        </w:rPr>
+      </w:pPr>
+    </w:p>
+    <w:p>
+      <w:pPr>
+        <w:jc w:val="both"/>
+        <w:rPr>
+          <w:rFonts w:ascii="Times New Roman" w:hAnsi="Times New Roman" w:cs="Times New Roman"/>
+          <w:b/>
+          <w:bCs/>
+        </w:rPr>
+      </w:pPr>
+    </w:p>
+    <w:p>
+      <w:pPr>
+        <w:jc w:val="both"/>
+        <w:rPr>
+          <w:rFonts w:ascii="Times New Roman" w:hAnsi="Times New Roman" w:cs="Times New Roman"/>
+          <w:b/>
+          <w:bCs/>
+        </w:rPr>
+      </w:pPr>
+    </w:p>
+    <w:p>
+      <w:pPr>
+        <w:jc w:val="both"/>
+        <w:rPr>
+          <w:rFonts w:ascii="Times New Roman" w:hAnsi="Times New Roman" w:cs="Times New Roman"/>
+          <w:b/>
+          <w:bCs/>
+        </w:rPr>
+      </w:pPr>
+    </w:p>
+    <w:p>
+      <w:pPr>
+        <w:jc w:val="both"/>
+        <w:rPr>
+          <w:rFonts w:ascii="Times New Roman" w:hAnsi="Times New Roman" w:cs="Times New Roman"/>
+          <w:b/>
+          <w:bCs/>
+        </w:rPr>
+      </w:pPr>
+    </w:p>
+    <w:p>
+      <w:pPr>
+        <w:jc w:val="both"/>
+        <w:rPr>
+          <w:rFonts w:ascii="Times New Roman" w:hAnsi="Times New Roman" w:cs="Times New Roman"/>
+          <w:b/>
+          <w:bCs/>
+        </w:rPr>
+      </w:pPr>
+    </w:p>
+    <w:p>
+      <w:pPr>
+        <w:jc w:val="both"/>
+        <w:rPr>
+          <w:rFonts w:ascii="Times New Roman" w:hAnsi="Times New Roman" w:cs="Times New Roman"/>
+        </w:rPr>
+      </w:pPr>
+      <w:r>
+        <w:rPr>
+          <w:rFonts w:ascii="Times New Roman" w:hAnsi="Times New Roman" w:cs="Times New Roman"/>
+        </w:rPr>
+        <w:tab/>
+      </w:r>
+      <w:r>
+        <w:rPr>
+          <w:rFonts w:ascii="Times New Roman" w:hAnsi="Times New Roman" w:cs="Times New Roman"/>
+        </w:rPr>
+        <w:tab/>
+        <w:t xml:space="preserve">                                 </w:t>
+      </w:r>
+    </w:p>
+    <w:p>
+      <w:pPr>
+        <w:rPr>
+          <w:rFonts w:ascii="Times New Roman" w:hAnsi="Times New Roman" w:cs="Times New Roman"/>
+        </w:rPr>
+      </w:pPr>
+      <w:r>
+        <w:rPr>
+          <w:rFonts w:ascii="Times New Roman" w:hAnsi="Times New Roman" w:cs="Times New Roman"/>
+        </w:rPr>
+        <w:t xml:space="preserve"> </w:t>
+      </w:r>
+    </w:p>
+    <w:p>
+      <w:pPr>
+        <w:rPr>
+          <w:rFonts w:ascii="Times New Roman" w:hAnsi="Times New Roman" w:cs="Times New Roman"/>
+        </w:rPr>
+      </w:pPr>
+    </w:p>
+    <w:p>
+      <w:pPr>
+        <w:rPr>
+          <w:rFonts w:ascii="Times New Roman" w:hAnsi="Times New Roman" w:cs="Times New Roman"/>
+        </w:rPr>
+      </w:pPr>
+    </w:p>
+    <w:p>
+      <w:pPr>
+        <w:rPr>
+          <w:rFonts w:ascii="Times New Roman" w:hAnsi="Times New Roman" w:cs="Times New Roman"/>
+        </w:rPr>
+      </w:pPr>
+    </w:p>
+    <w:p>
+      <w:pPr>
+        <w:rPr>
+          <w:rFonts w:ascii="Times New Roman" w:hAnsi="Times New Roman" w:cs="Times New Roman"/>
+        </w:rPr>
+      </w:pPr>
+    </w:p>
+    <w:p>
+      <w:pPr>
+        <w:rPr>
+          <w:rFonts w:ascii="Times New Roman" w:hAnsi="Times New Roman" w:cs="Times New Roman"/>
+        </w:rPr>
+      </w:pPr>
+    </w:p>
+    <w:p>
+      <w:pPr>
+        <w:rPr>
+          <w:rFonts w:ascii="Times New Roman" w:hAnsi="Times New Roman" w:cs="Times New Roman"/>
+        </w:rPr>
+      </w:pPr>
+    </w:p>
+    <w:p>
+      <w:pPr>
+        <w:rPr>
+          <w:rFonts w:ascii="Times New Roman" w:hAnsi="Times New Roman" w:cs="Times New Roman"/>
+        </w:rPr>
+      </w:pPr>
+    </w:p>
+    <w:p>
+      <w:pPr>
+        <w:spacing w:before="240"/>
+        <w:rPr>
+          <w:rFonts w:ascii="Times New Roman" w:hAnsi="Times New Roman" w:cs="Times New Roman"/>
+          <w:b/>
+          <w:bCs/>
+        </w:rPr>
+      </w:pPr>
+      <w:r>
+        <w:rPr>
+          <w:rFonts w:ascii="Times New Roman" w:hAnsi="Times New Roman" w:cs="Times New Roman"/>
+          <w:b/>
+          <w:bCs/>
           <w:noProof/>
         </w:rPr>
         <w:drawing>
-          <wp:anchor distT="0" distB="0" distL="114300" distR="114300" simplePos="0" relativeHeight="251659264" behindDoc="0" locked="0" layoutInCell="1" allowOverlap="1" wp14:anchorId="21EB631C" wp14:editId="4F0ED34A">
+          <wp:anchor distT="0" distB="0" distL="114300" distR="114300" simplePos="0" relativeHeight="251665408" behindDoc="0" locked="0" layoutInCell="1" allowOverlap="1" wp14:anchorId="6CB0670A" wp14:editId="15A8F1F6">
             <wp:simplePos x="0" y="0"/>
             <wp:positionH relativeFrom="margin">
-              <wp:posOffset>-276225</wp:posOffset>
+              <wp:posOffset>3391638</wp:posOffset>
             </wp:positionH>
             <wp:positionV relativeFrom="paragraph">
-              <wp:posOffset>247651</wp:posOffset>
+              <wp:posOffset>233355</wp:posOffset>
             </wp:positionV>
-            <wp:extent cx="3400425" cy="5181600"/>
-            <wp:effectExtent l="19050" t="19050" r="28575" b="19050"/>
+            <wp:extent cx="3039934" cy="3223570"/>
+            <wp:effectExtent l="19050" t="19050" r="27305" b="15240"/>
             <wp:wrapNone/>
-            <wp:docPr id="2" name="Picture 2"/>
+            <wp:docPr id="3" name="Picture 3"/>
             <wp:cNvGraphicFramePr>
               <a:graphicFrameLocks xmlns:a="http://schemas.openxmlformats.org/drawingml/2006/main" noChangeAspect="1"/>
             </wp:cNvGraphicFramePr>
@@ -1816,20 +1600,20 @@
                     </pic:cNvPicPr>
                   </pic:nvPicPr>
                   <pic:blipFill rotWithShape="1">
-                    <a:blip r:embed="rId7">
+                    <a:blip r:embed="rId6">
                       <a:extLst>
                         <a:ext uri="{28A0092B-C50C-407E-A947-70E740481C1C}">
                           <a14:useLocalDpi xmlns:a14="http://schemas.microsoft.com/office/drawing/2010/main" val="0"/>
                         </a:ext>
                       </a:extLst>
                     </a:blip>
-                    <a:srcRect l="1355" r="1355" b="11754"/>
+                    <a:srcRect l="874" r="19042" b="9992"/>
                     <a:stretch/>
                   </pic:blipFill>
                   <pic:spPr bwMode="auto">
                     <a:xfrm>
                       <a:off x="0" y="0"/>
-                      <a:ext cx="3400425" cy="5181600"/>
+                      <a:ext cx="3039934" cy="3223570"/>
                     </a:xfrm>
                     <a:prstGeom prst="rect">
                       <a:avLst/>
@@ -1884,6 +1668,102 @@
           <w:rFonts w:ascii="Times New Roman" w:hAnsi="Times New Roman" w:cs="Times New Roman"/>
           <w:b/>
           <w:bCs/>
+          <w:noProof/>
+        </w:rPr>
+        <w:drawing>
+          <wp:anchor distT="0" distB="0" distL="114300" distR="114300" simplePos="0" relativeHeight="251659264" behindDoc="0" locked="0" layoutInCell="1" allowOverlap="1" wp14:anchorId="21EB631C" wp14:editId="2CD25E1B">
+            <wp:simplePos x="0" y="0"/>
+            <wp:positionH relativeFrom="margin">
+              <wp:align>left</wp:align>
+            </wp:positionH>
+            <wp:positionV relativeFrom="paragraph">
+              <wp:posOffset>254369</wp:posOffset>
+            </wp:positionV>
+            <wp:extent cx="3020173" cy="3202615"/>
+            <wp:effectExtent l="19050" t="19050" r="27940" b="17145"/>
+            <wp:wrapNone/>
+            <wp:docPr id="2" name="Picture 2"/>
+            <wp:cNvGraphicFramePr>
+              <a:graphicFrameLocks xmlns:a="http://schemas.openxmlformats.org/drawingml/2006/main" noChangeAspect="1"/>
+            </wp:cNvGraphicFramePr>
+            <a:graphic xmlns:a="http://schemas.openxmlformats.org/drawingml/2006/main">
+              <a:graphicData uri="http://schemas.openxmlformats.org/drawingml/2006/picture">
+                <pic:pic xmlns:pic="http://schemas.openxmlformats.org/drawingml/2006/picture">
+                  <pic:nvPicPr>
+                    <pic:cNvPr id="2" name="Picture 2"/>
+                    <pic:cNvPicPr>
+                      <a:picLocks noChangeAspect="1"/>
+                    </pic:cNvPicPr>
+                  </pic:nvPicPr>
+                  <pic:blipFill rotWithShape="1">
+                    <a:blip r:embed="rId6">
+                      <a:extLst>
+                        <a:ext uri="{28A0092B-C50C-407E-A947-70E740481C1C}">
+                          <a14:useLocalDpi xmlns:a14="http://schemas.microsoft.com/office/drawing/2010/main" val="0"/>
+                        </a:ext>
+                      </a:extLst>
+                    </a:blip>
+                    <a:srcRect l="874" r="19042" b="9992"/>
+                    <a:stretch/>
+                  </pic:blipFill>
+                  <pic:spPr bwMode="auto">
+                    <a:xfrm>
+                      <a:off x="0" y="0"/>
+                      <a:ext cx="3020173" cy="3202615"/>
+                    </a:xfrm>
+                    <a:prstGeom prst="rect">
+                      <a:avLst/>
+                    </a:prstGeom>
+                    <a:ln w="19050" cap="flat" cmpd="sng" algn="ctr">
+                      <a:solidFill>
+                        <a:srgbClr val="0E2841">
+                          <a:lumMod val="50000"/>
+                          <a:lumOff val="50000"/>
+                        </a:srgbClr>
+                      </a:solidFill>
+                      <a:prstDash val="solid"/>
+                      <a:round/>
+                      <a:headEnd type="none" w="med" len="med"/>
+                      <a:tailEnd type="none" w="med" len="med"/>
+                      <a:extLst>
+                        <a:ext uri="{C807C97D-BFC1-408E-A445-0C87EB9F89A2}">
+                          <ask:lineSketchStyleProps xmlns:ask="http://schemas.microsoft.com/office/drawing/2018/sketchyshapes" sd="0">
+                            <a:custGeom>
+                              <a:avLst/>
+                              <a:gdLst/>
+                              <a:ahLst/>
+                              <a:cxnLst/>
+                              <a:rect l="0" t="0" r="0" b="0"/>
+                              <a:pathLst/>
+                            </a:custGeom>
+                            <ask:type/>
+                          </ask:lineSketchStyleProps>
+                        </a:ext>
+                      </a:extLst>
+                    </a:ln>
+                    <a:extLst>
+                      <a:ext uri="{53640926-AAD7-44D8-BBD7-CCE9431645EC}">
+                        <a14:shadowObscured xmlns:a14="http://schemas.microsoft.com/office/drawing/2010/main"/>
+                      </a:ext>
+                    </a:extLst>
+                  </pic:spPr>
+                </pic:pic>
+              </a:graphicData>
+            </a:graphic>
+            <wp14:sizeRelH relativeFrom="margin">
+              <wp14:pctWidth>0</wp14:pctWidth>
+            </wp14:sizeRelH>
+            <wp14:sizeRelV relativeFrom="margin">
+              <wp14:pctHeight>0</wp14:pctHeight>
+            </wp14:sizeRelV>
+          </wp:anchor>
+        </w:drawing>
+      </w:r>
+      <w:r>
+        <w:rPr>
+          <w:rFonts w:ascii="Times New Roman" w:hAnsi="Times New Roman" w:cs="Times New Roman"/>
+          <w:b/>
+          <w:bCs/>
         </w:rPr>
         <w:t>Parameters</w:t>
       </w:r>
@@ -1906,6 +1786,15 @@
     </w:p>
     <w:p>
       <w:pPr>
+        <w:rPr>
+          <w:rFonts w:ascii="Times New Roman" w:hAnsi="Times New Roman" w:cs="Times New Roman"/>
+          <w:b/>
+          <w:bCs/>
+        </w:rPr>
+      </w:pPr>
+    </w:p>
+    <w:p>
+      <w:pPr>
         <w:spacing w:before="240"/>
         <w:rPr>
           <w:rFonts w:ascii="Times New Roman" w:hAnsi="Times New Roman" w:cs="Times New Roman"/>
@@ -1923,6 +1812,31 @@
           <w:bCs/>
         </w:rPr>
       </w:pPr>
+      <w:r>
+        <w:rPr>
+          <w:rFonts w:ascii="Times New Roman" w:hAnsi="Times New Roman" w:cs="Times New Roman"/>
+          <w:b/>
+          <w:bCs/>
+        </w:rPr>
+        <w:t xml:space="preserve">  </w:t>
+      </w:r>
+    </w:p>
+    <w:p>
+      <w:pPr>
+        <w:rPr>
+          <w:rFonts w:ascii="Times New Roman" w:hAnsi="Times New Roman" w:cs="Times New Roman"/>
+          <w:b/>
+          <w:bCs/>
+        </w:rPr>
+      </w:pPr>
+      <w:r>
+        <w:rPr>
+          <w:rFonts w:ascii="Times New Roman" w:hAnsi="Times New Roman" w:cs="Times New Roman"/>
+          <w:b/>
+          <w:bCs/>
+        </w:rPr>
+        <w:br w:type="page"/>
+      </w:r>
     </w:p>
     <w:p>
       <w:pPr>
@@ -2111,7 +2025,7 @@
                     </pic:cNvPicPr>
                   </pic:nvPicPr>
                   <pic:blipFill rotWithShape="1">
-                    <a:blip r:embed="rId8">
+                    <a:blip r:embed="rId7">
                       <a:extLst>
                         <a:ext uri="{28A0092B-C50C-407E-A947-70E740481C1C}">
                           <a14:useLocalDpi xmlns:a14="http://schemas.microsoft.com/office/drawing/2010/main" val="0"/>
@@ -2294,19 +2208,7 @@
         <w:rPr>
           <w:rFonts w:ascii="Times New Roman" w:hAnsi="Times New Roman" w:cs="Times New Roman"/>
         </w:rPr>
-        <w:t>The Sine and Cosine waveforms were successfully generated in MATLAB/Simulink using the Sine Wave</w:t>
-      </w:r>
-      <w:r>
-        <w:rPr>
-          <w:rFonts w:ascii="Times New Roman" w:hAnsi="Times New Roman" w:cs="Times New Roman"/>
-        </w:rPr>
-        <w:t xml:space="preserve"> </w:t>
-      </w:r>
-      <w:r>
-        <w:rPr>
-          <w:rFonts w:ascii="Times New Roman" w:hAnsi="Times New Roman" w:cs="Times New Roman"/>
-        </w:rPr>
-        <w:t>block.</w:t>
+        <w:t>The Sine and Cosine waveforms were successfully generated in MATLAB/Simulink using the Sine Wave block.</w:t>
       </w:r>
     </w:p>
     <w:p>
@@ -2432,15 +2334,20 @@
         <w:rPr>
           <w:rFonts w:ascii="Times New Roman" w:hAnsi="Times New Roman" w:cs="Times New Roman"/>
         </w:rPr>
-        <w:t xml:space="preserve"> The experiment verified that a cosine signal can be synthesized using a standard sine function block by introducing a phase lead of pi/2 radians, satisfying the mathematical relationship:</w:t>
-      </w:r>
-      <w:r>
-        <w:rPr>
-          <w:rFonts w:ascii="Times New Roman" w:hAnsi="Times New Roman" w:cs="Times New Roman"/>
-        </w:rPr>
-        <w:t xml:space="preserve"> </w:t>
+        <w:t xml:space="preserve"> The experiment verified that a cosine signal can be synthesized using a standard sine function block by introducing a phase lead of pi/2 radians, satisfying the mathematical relationship: </w:t>
       </w:r>
       <m:oMath>
+        <m:r>
+          <m:rPr>
+            <m:sty m:val="b"/>
+          </m:rPr>
+          <w:rPr>
+            <w:rFonts w:ascii="Cambria Math" w:hAnsi="Cambria Math" w:cs="Times New Roman"/>
+            <w:sz w:val="26"/>
+            <w:szCs w:val="26"/>
+          </w:rPr>
+          <m:t>co</m:t>
+        </m:r>
         <m:func>
           <m:funcPr>
             <m:ctrlPr>
@@ -2463,8 +2370,16 @@
                 <w:sz w:val="26"/>
                 <w:szCs w:val="26"/>
               </w:rPr>
-              <m:t>cos</m:t>
+              <m:t>s</m:t>
             </m:r>
+            <m:ctrlPr>
+              <w:rPr>
+                <w:rFonts w:ascii="Cambria Math" w:hAnsi="Cambria Math" w:cs="Times New Roman"/>
+                <w:b/>
+                <w:sz w:val="26"/>
+                <w:szCs w:val="26"/>
+              </w:rPr>
+            </m:ctrlPr>
           </m:fName>
           <m:e>
             <m:d>
@@ -2505,35 +2420,46 @@
             <w:sz w:val="26"/>
             <w:szCs w:val="26"/>
           </w:rPr>
-          <m:t>= sin</m:t>
+          <m:t>=</m:t>
         </m:r>
-        <m:d>
-          <m:dPr>
+        <m:r>
+          <m:rPr>
+            <m:sty m:val="b"/>
+          </m:rPr>
+          <w:rPr>
+            <w:rFonts w:ascii="Cambria Math" w:hAnsi="Cambria Math" w:cs="Times New Roman"/>
+            <w:sz w:val="26"/>
+            <w:szCs w:val="26"/>
+          </w:rPr>
+          <m:t>si</m:t>
+        </m:r>
+        <m:func>
+          <m:funcPr>
             <m:ctrlPr>
               <w:rPr>
                 <w:rFonts w:ascii="Cambria Math" w:hAnsi="Cambria Math" w:cs="Times New Roman"/>
                 <w:b/>
-                <w:bCs/>
-                <w:i/>
                 <w:sz w:val="26"/>
                 <w:szCs w:val="26"/>
               </w:rPr>
             </m:ctrlPr>
-          </m:dPr>
-          <m:e>
+          </m:funcPr>
+          <m:fName>
             <m:r>
               <m:rPr>
-                <m:sty m:val="bi"/>
+                <m:sty m:val="b"/>
               </m:rPr>
               <w:rPr>
                 <w:rFonts w:ascii="Cambria Math" w:hAnsi="Cambria Math" w:cs="Times New Roman"/>
                 <w:sz w:val="26"/>
                 <w:szCs w:val="26"/>
               </w:rPr>
-              <m:t>ωt +</m:t>
+              <m:t>n</m:t>
             </m:r>
-            <m:f>
-              <m:fPr>
+          </m:fName>
+          <m:e>
+            <m:d>
+              <m:dPr>
                 <m:ctrlPr>
                   <w:rPr>
                     <w:rFonts w:ascii="Cambria Math" w:hAnsi="Cambria Math" w:cs="Times New Roman"/>
@@ -2544,8 +2470,8 @@
                     <w:szCs w:val="26"/>
                   </w:rPr>
                 </m:ctrlPr>
-              </m:fPr>
-              <m:num>
+              </m:dPr>
+              <m:e>
                 <m:r>
                   <m:rPr>
                     <m:sty m:val="bi"/>
@@ -2555,25 +2481,61 @@
                     <w:sz w:val="26"/>
                     <w:szCs w:val="26"/>
                   </w:rPr>
-                  <m:t>π</m:t>
+                  <m:t>ωt +</m:t>
                 </m:r>
-              </m:num>
-              <m:den>
-                <m:r>
-                  <m:rPr>
-                    <m:sty m:val="bi"/>
-                  </m:rPr>
-                  <w:rPr>
-                    <w:rFonts w:ascii="Cambria Math" w:hAnsi="Cambria Math" w:cs="Times New Roman"/>
-                    <w:sz w:val="26"/>
-                    <w:szCs w:val="26"/>
-                  </w:rPr>
-                  <m:t>2</m:t>
-                </m:r>
-              </m:den>
-            </m:f>
+                <m:f>
+                  <m:fPr>
+                    <m:ctrlPr>
+                      <w:rPr>
+                        <w:rFonts w:ascii="Cambria Math" w:hAnsi="Cambria Math" w:cs="Times New Roman"/>
+                        <w:b/>
+                        <w:bCs/>
+                        <w:i/>
+                        <w:sz w:val="26"/>
+                        <w:szCs w:val="26"/>
+                      </w:rPr>
+                    </m:ctrlPr>
+                  </m:fPr>
+                  <m:num>
+                    <m:r>
+                      <m:rPr>
+                        <m:sty m:val="bi"/>
+                      </m:rPr>
+                      <w:rPr>
+                        <w:rFonts w:ascii="Cambria Math" w:hAnsi="Cambria Math" w:cs="Times New Roman"/>
+                        <w:sz w:val="26"/>
+                        <w:szCs w:val="26"/>
+                      </w:rPr>
+                      <m:t>π</m:t>
+                    </m:r>
+                    <m:ctrlPr>
+                      <w:rPr>
+                        <w:rFonts w:ascii="Cambria Math" w:hAnsi="Cambria Math" w:cs="Times New Roman"/>
+                        <w:b/>
+                        <w:i/>
+                        <w:sz w:val="26"/>
+                        <w:szCs w:val="26"/>
+                      </w:rPr>
+                    </m:ctrlPr>
+                  </m:num>
+                  <m:den>
+                    <m:r>
+                      <m:rPr>
+                        <m:sty m:val="bi"/>
+                      </m:rPr>
+                      <w:rPr>
+                        <w:rFonts w:ascii="Cambria Math" w:hAnsi="Cambria Math" w:cs="Times New Roman"/>
+                        <w:sz w:val="26"/>
+                        <w:szCs w:val="26"/>
+                      </w:rPr>
+                      <m:t>2</m:t>
+                    </m:r>
+                  </m:den>
+                </m:f>
+              </m:e>
+            </m:d>
           </m:e>
-        </m:d>
+        </m:func>
       </m:oMath>
     </w:p>
     <w:p>
@@ -2686,6 +2648,15 @@
           </w:rPr>
           <m:t>=</m:t>
         </m:r>
+        <m:r>
+          <m:rPr>
+            <m:sty m:val="b"/>
+          </m:rPr>
+          <w:rPr>
+            <w:rFonts w:ascii="Cambria Math" w:eastAsiaTheme="minorEastAsia" w:hAnsi="Cambria Math" w:cs="Times New Roman"/>
+          </w:rPr>
+          <m:t>si</m:t>
+        </m:r>
         <m:func>
           <m:funcPr>
             <m:ctrlPr>
@@ -2704,17 +2675,14 @@
               <w:rPr>
                 <w:rFonts w:ascii="Cambria Math" w:eastAsiaTheme="minorEastAsia" w:hAnsi="Cambria Math" w:cs="Times New Roman"/>
               </w:rPr>
-              <m:t>si</m:t>
+              <m:t>n</m:t>
             </m:r>
-            <m:r>
-              <m:rPr>
-                <m:sty m:val="b"/>
-              </m:rPr>
+            <m:ctrlPr>
               <w:rPr>
                 <w:rFonts w:ascii="Cambria Math" w:eastAsiaTheme="minorEastAsia" w:hAnsi="Cambria Math" w:cs="Times New Roman"/>
+                <w:b/>
               </w:rPr>
-              <m:t>n</m:t>
-            </m:r>
+            </m:ctrlPr>
           </m:fName>
           <m:e>
             <m:d>
@@ -2801,6 +2769,15 @@
           </w:rPr>
           <m:t>=</m:t>
         </m:r>
+        <m:r>
+          <m:rPr>
+            <m:sty m:val="b"/>
+          </m:rPr>
+          <w:rPr>
+            <w:rFonts w:ascii="Cambria Math" w:eastAsiaTheme="minorEastAsia" w:hAnsi="Cambria Math" w:cs="Times New Roman"/>
+          </w:rPr>
+          <m:t>co</m:t>
+        </m:r>
         <m:func>
           <m:funcPr>
             <m:ctrlPr>
@@ -2819,17 +2796,14 @@
               <w:rPr>
                 <w:rFonts w:ascii="Cambria Math" w:eastAsiaTheme="minorEastAsia" w:hAnsi="Cambria Math" w:cs="Times New Roman"/>
               </w:rPr>
-              <m:t>co</m:t>
+              <m:t>s</m:t>
             </m:r>
-            <m:r>
-              <m:rPr>
-                <m:sty m:val="b"/>
-              </m:rPr>
+            <m:ctrlPr>
               <w:rPr>
                 <w:rFonts w:ascii="Cambria Math" w:eastAsiaTheme="minorEastAsia" w:hAnsi="Cambria Math" w:cs="Times New Roman"/>
+                <w:b/>
               </w:rPr>
-              <m:t>s</m:t>
-            </m:r>
+            </m:ctrlPr>
           </m:fName>
           <m:e>
             <m:d>
@@ -2866,6 +2840,15 @@
           </w:rPr>
           <m:t>=</m:t>
         </m:r>
+        <m:r>
+          <m:rPr>
+            <m:sty m:val="b"/>
+          </m:rPr>
+          <w:rPr>
+            <w:rFonts w:ascii="Cambria Math" w:eastAsiaTheme="minorEastAsia" w:hAnsi="Cambria Math" w:cs="Times New Roman"/>
+          </w:rPr>
+          <m:t>si</m:t>
+        </m:r>
         <m:func>
           <m:funcPr>
             <m:ctrlPr>
@@ -2884,17 +2867,14 @@
               <w:rPr>
                 <w:rFonts w:ascii="Cambria Math" w:eastAsiaTheme="minorEastAsia" w:hAnsi="Cambria Math" w:cs="Times New Roman"/>
               </w:rPr>
-              <m:t>si</m:t>
+              <m:t>n</m:t>
             </m:r>
-            <m:r>
-              <m:rPr>
-                <m:sty m:val="b"/>
-              </m:rPr>
+            <m:ctrlPr>
               <w:rPr>
                 <w:rFonts w:ascii="Cambria Math" w:eastAsiaTheme="minorEastAsia" w:hAnsi="Cambria Math" w:cs="Times New Roman"/>
+                <w:b/>
               </w:rPr>
-              <m:t>n</m:t>
-            </m:r>
+            </m:ctrlPr>
           </m:fName>
           <m:e>
             <m:d>
@@ -2947,7 +2927,6 @@
                       <w:rPr>
                         <w:rFonts w:ascii="Cambria Math" w:eastAsiaTheme="minorEastAsia" w:hAnsi="Cambria Math" w:cs="Times New Roman"/>
                         <w:b/>
-                        <w:bCs/>
                         <w:i/>
                       </w:rPr>
                     </m:ctrlPr>
@@ -5264,6 +5243,119 @@
       <w:rPr>
         <w:rFonts w:ascii="Wingdings" w:hAnsi="Wingdings" w:hint="default"/>
       </w:rPr>
+    </w:lvl>
+  </w:abstractNum>
+  <w:abstractNum w:abstractNumId="18" w15:restartNumberingAfterBreak="0">
+    <w:nsid w:val="782B6E57"/>
+    <w:multiLevelType w:val="multilevel"/>
+    <w:tmpl w:val="B428F5C2"/>
+    <w:lvl w:ilvl="0">
+      <w:start w:val="1"/>
+      <w:numFmt w:val="decimal"/>
+      <w:lvlText w:val="%1."/>
+      <w:lvlJc w:val="left"/>
+      <w:pPr>
+        <w:tabs>
+          <w:tab w:val="num" w:pos="720"/>
+        </w:tabs>
+        <w:ind w:left="720" w:hanging="360"/>
+      </w:pPr>
+    </w:lvl>
+    <w:lvl w:ilvl="1" w:tentative="1">
+      <w:start w:val="1"/>
+      <w:numFmt w:val="decimal"/>
+      <w:lvlText w:val="%2."/>
+      <w:lvlJc w:val="left"/>
+      <w:pPr>
+        <w:tabs>
+          <w:tab w:val="num" w:pos="1440"/>
+        </w:tabs>
+        <w:ind w:left="1440" w:hanging="360"/>
+      </w:pPr>
+    </w:lvl>
+    <w:lvl w:ilvl="2" w:tentative="1">
+      <w:start w:val="1"/>
+      <w:numFmt w:val="decimal"/>
+      <w:lvlText w:val="%3."/>
+      <w:lvlJc w:val="left"/>
+      <w:pPr>
+        <w:tabs>
+          <w:tab w:val="num" w:pos="2160"/>
+        </w:tabs>
+        <w:ind w:left="2160" w:hanging="360"/>
+      </w:pPr>
+    </w:lvl>
+    <w:lvl w:ilvl="3" w:tentative="1">
+      <w:start w:val="1"/>
+      <w:numFmt w:val="decimal"/>
+      <w:lvlText w:val="%4."/>
+      <w:lvlJc w:val="left"/>
+      <w:pPr>
+        <w:tabs>
+          <w:tab w:val="num" w:pos="2880"/>
+        </w:tabs>
+        <w:ind w:left="2880" w:hanging="360"/>
+      </w:pPr>
+    </w:lvl>
+    <w:lvl w:ilvl="4" w:tentative="1">
+      <w:start w:val="1"/>
+      <w:numFmt w:val="decimal"/>
+      <w:lvlText w:val="%5."/>
+      <w:lvlJc w:val="left"/>
+      <w:pPr>
+        <w:tabs>
+          <w:tab w:val="num" w:pos="3600"/>
+        </w:tabs>
+        <w:ind w:left="3600" w:hanging="360"/>
+      </w:pPr>
+    </w:lvl>
+    <w:lvl w:ilvl="5" w:tentative="1">
+      <w:start w:val="1"/>
+      <w:numFmt w:val="decimal"/>
+      <w:lvlText w:val="%6."/>
+      <w:lvlJc w:val="left"/>
+      <w:pPr>
+        <w:tabs>
+          <w:tab w:val="num" w:pos="4320"/>
+        </w:tabs>
+        <w:ind w:left="4320" w:hanging="360"/>
+      </w:pPr>
+    </w:lvl>
+    <w:lvl w:ilvl="6" w:tentative="1">
+      <w:start w:val="1"/>
+      <w:numFmt w:val="decimal"/>
+      <w:lvlText w:val="%7."/>
+      <w:lvlJc w:val="left"/>
+      <w:pPr>
+        <w:tabs>
+          <w:tab w:val="num" w:pos="5040"/>
+        </w:tabs>
+        <w:ind w:left="5040" w:hanging="360"/>
+      </w:pPr>
+    </w:lvl>
+    <w:lvl w:ilvl="7" w:tentative="1">
+      <w:start w:val="1"/>
+      <w:numFmt w:val="decimal"/>
+      <w:lvlText w:val="%8."/>
+      <w:lvlJc w:val="left"/>
+      <w:pPr>
+        <w:tabs>
+          <w:tab w:val="num" w:pos="5760"/>
+        </w:tabs>
+        <w:ind w:left="5760" w:hanging="360"/>
+      </w:pPr>
+    </w:lvl>
+    <w:lvl w:ilvl="8" w:tentative="1">
+      <w:start w:val="1"/>
+      <w:numFmt w:val="decimal"/>
+      <w:lvlText w:val="%9."/>
+      <w:lvlJc w:val="left"/>
+      <w:pPr>
+        <w:tabs>
+          <w:tab w:val="num" w:pos="6480"/>
+        </w:tabs>
+        <w:ind w:left="6480" w:hanging="360"/>
+      </w:pPr>
     </w:lvl>
   </w:abstractNum>
   <w:num w:numId="1" w16cid:durableId="1242251528">
@@ -5319,6 +5411,9 @@
   </w:num>
   <w:num w:numId="18" w16cid:durableId="147675251">
     <w:abstractNumId w:val="1"/>
+  </w:num>
+  <w:num w:numId="19" w16cid:durableId="1748653539">
+    <w:abstractNumId w:val="18"/>
   </w:num>
 </w:numbering>
 </file>

--- a/06 Sixth Semester/CSE 3208 Digital Signal Processing Lab/Lab_03 12.08.2026/Lab report-3 DSP.docx
+++ b/06 Sixth Semester/CSE 3208 Digital Signal Processing Lab/Lab_03 12.08.2026/Lab report-3 DSP.docx
@@ -65,67 +65,7 @@
         <w:rPr>
           <w:rFonts w:ascii="Times New Roman" w:hAnsi="Times New Roman" w:cs="Times New Roman"/>
         </w:rPr>
-        <w:t xml:space="preserve">To develop elementary signals: Unit step signal, </w:t>
-      </w:r>
-      <w:r>
-        <w:rPr>
-          <w:rFonts w:ascii="Times New Roman" w:hAnsi="Times New Roman" w:cs="Times New Roman"/>
-        </w:rPr>
-        <w:t>U</w:t>
-      </w:r>
-      <w:r>
-        <w:rPr>
-          <w:rFonts w:ascii="Times New Roman" w:hAnsi="Times New Roman" w:cs="Times New Roman"/>
-        </w:rPr>
-        <w:t xml:space="preserve">nit </w:t>
-      </w:r>
-      <w:r>
-        <w:rPr>
-          <w:rFonts w:ascii="Times New Roman" w:hAnsi="Times New Roman" w:cs="Times New Roman"/>
-        </w:rPr>
-        <w:t>R</w:t>
-      </w:r>
-      <w:r>
-        <w:rPr>
-          <w:rFonts w:ascii="Times New Roman" w:hAnsi="Times New Roman" w:cs="Times New Roman"/>
-        </w:rPr>
-        <w:t xml:space="preserve">amp signal, </w:t>
-      </w:r>
-      <w:r>
-        <w:rPr>
-          <w:rFonts w:ascii="Times New Roman" w:hAnsi="Times New Roman" w:cs="Times New Roman"/>
-        </w:rPr>
-        <w:t>U</w:t>
-      </w:r>
-      <w:r>
-        <w:rPr>
-          <w:rFonts w:ascii="Times New Roman" w:hAnsi="Times New Roman" w:cs="Times New Roman"/>
-        </w:rPr>
-        <w:t xml:space="preserve">nit </w:t>
-      </w:r>
-      <w:r>
-        <w:rPr>
-          <w:rFonts w:ascii="Times New Roman" w:hAnsi="Times New Roman" w:cs="Times New Roman"/>
-        </w:rPr>
-        <w:t>I</w:t>
-      </w:r>
-      <w:r>
-        <w:rPr>
-          <w:rFonts w:ascii="Times New Roman" w:hAnsi="Times New Roman" w:cs="Times New Roman"/>
-        </w:rPr>
-        <w:t xml:space="preserve">mpulse signal, </w:t>
-      </w:r>
-      <w:r>
-        <w:rPr>
-          <w:rFonts w:ascii="Times New Roman" w:hAnsi="Times New Roman" w:cs="Times New Roman"/>
-        </w:rPr>
-        <w:t>E</w:t>
-      </w:r>
-      <w:r>
-        <w:rPr>
-          <w:rFonts w:ascii="Times New Roman" w:hAnsi="Times New Roman" w:cs="Times New Roman"/>
-        </w:rPr>
-        <w:t>xponential signal.</w:t>
+        <w:t>To develop elementary signals: Unit step signal, Unit Ramp signal, Unit Impulse signal, Exponential signal.</w:t>
       </w:r>
     </w:p>
     <w:p>
@@ -299,19 +239,7 @@
                     <w:rPr>
                       <w:rFonts w:ascii="Cambria Math" w:hAnsi="Cambria Math" w:cs="Times New Roman"/>
                     </w:rPr>
-                    <m:t xml:space="preserve">1, </m:t>
-                  </m:r>
-                  <m:r>
-                    <w:rPr>
-                      <w:rFonts w:ascii="Cambria Math" w:hAnsi="Cambria Math" w:cs="Times New Roman"/>
-                    </w:rPr>
-                    <m:t xml:space="preserve"> </m:t>
-                  </m:r>
-                  <m:r>
-                    <w:rPr>
-                      <w:rFonts w:ascii="Cambria Math" w:hAnsi="Cambria Math" w:cs="Times New Roman"/>
-                    </w:rPr>
-                    <m:t>t ≥</m:t>
+                    <m:t>1,  t ≥</m:t>
                   </m:r>
                   <m:sSub>
                     <m:sSubPr>
@@ -345,19 +273,7 @@
                     <w:rPr>
                       <w:rFonts w:ascii="Cambria Math" w:hAnsi="Cambria Math" w:cs="Times New Roman"/>
                     </w:rPr>
-                    <m:t>1,</m:t>
-                  </m:r>
-                  <m:r>
-                    <w:rPr>
-                      <w:rFonts w:ascii="Cambria Math" w:hAnsi="Cambria Math" w:cs="Times New Roman"/>
-                    </w:rPr>
-                    <m:t xml:space="preserve">  </m:t>
-                  </m:r>
-                  <m:r>
-                    <w:rPr>
-                      <w:rFonts w:ascii="Cambria Math" w:hAnsi="Cambria Math" w:cs="Times New Roman"/>
-                    </w:rPr>
-                    <m:t xml:space="preserve">t &lt; </m:t>
+                    <m:t xml:space="preserve">1,  t &lt; </m:t>
                   </m:r>
                   <m:sSub>
                     <m:sSubPr>
@@ -664,13 +580,7 @@
             <w:rPr>
               <w:rFonts w:ascii="Cambria Math" w:hAnsi="Cambria Math" w:cs="Times New Roman"/>
             </w:rPr>
-            <m:t>=</m:t>
-          </m:r>
-          <m:r>
-            <w:rPr>
-              <w:rFonts w:ascii="Cambria Math" w:hAnsi="Cambria Math" w:cs="Times New Roman"/>
-            </w:rPr>
-            <m:t xml:space="preserve"> </m:t>
+            <m:t xml:space="preserve">= </m:t>
           </m:r>
           <m:d>
             <m:dPr>
@@ -732,13 +642,7 @@
                     <w:rPr>
                       <w:rFonts w:ascii="Cambria Math" w:hAnsi="Cambria Math" w:cs="Times New Roman"/>
                     </w:rPr>
-                    <m:t xml:space="preserve">0,  n </m:t>
-                  </m:r>
-                  <m:r>
-                    <w:rPr>
-                      <w:rFonts w:ascii="Cambria Math" w:hAnsi="Cambria Math" w:cs="Times New Roman"/>
-                    </w:rPr>
-                    <m:t>≠</m:t>
+                    <m:t>0,  n ≠</m:t>
                   </m:r>
                   <m:sSub>
                     <m:sSubPr>
@@ -1264,29 +1168,61 @@
     </w:p>
     <w:p>
       <w:pPr>
-        <w:spacing w:after="0" w:line="480" w:lineRule="auto"/>
+        <w:rPr>
+          <w:rFonts w:ascii="Times New Roman" w:hAnsi="Times New Roman" w:cs="Times New Roman"/>
+        </w:rPr>
+      </w:pPr>
+    </w:p>
+    <w:p>
+      <w:pPr>
+        <w:rPr>
+          <w:rFonts w:ascii="Times New Roman" w:hAnsi="Times New Roman" w:cs="Times New Roman"/>
+        </w:rPr>
+      </w:pPr>
+    </w:p>
+    <w:p>
+      <w:pPr>
+        <w:rPr>
+          <w:rFonts w:ascii="Times New Roman" w:hAnsi="Times New Roman" w:cs="Times New Roman"/>
+        </w:rPr>
+      </w:pPr>
+    </w:p>
+    <w:p>
+      <w:pPr>
+        <w:rPr>
+          <w:rFonts w:ascii="Times New Roman" w:hAnsi="Times New Roman" w:cs="Times New Roman"/>
+          <w:b/>
+          <w:bCs/>
+        </w:rPr>
+      </w:pPr>
+      <w:r>
+        <w:rPr>
+          <w:rFonts w:ascii="Times New Roman" w:hAnsi="Times New Roman" w:cs="Times New Roman"/>
+          <w:b/>
+          <w:bCs/>
+        </w:rPr>
+        <w:t>Simulink Model</w:t>
+      </w:r>
+      <w:r>
+        <w:rPr>
+          <w:rFonts w:ascii="Times New Roman" w:hAnsi="Times New Roman" w:cs="Times New Roman"/>
+          <w:b/>
+          <w:bCs/>
+        </w:rPr>
+        <w:t>:</w:t>
+      </w:r>
+      <w:r>
+        <w:rPr>
+          <w:rFonts w:ascii="Times New Roman" w:hAnsi="Times New Roman" w:cs="Times New Roman"/>
+          <w:b/>
+          <w:bCs/>
+        </w:rPr>
+        <w:t xml:space="preserve"> </w:t>
+      </w:r>
+    </w:p>
+    <w:p>
+      <w:pPr>
         <w:jc w:val="both"/>
-        <w:rPr>
-          <w:rFonts w:ascii="Times New Roman" w:hAnsi="Times New Roman" w:cs="Times New Roman"/>
-        </w:rPr>
-      </w:pPr>
-    </w:p>
-    <w:p>
-      <w:pPr>
-        <w:rPr>
-          <w:rFonts w:ascii="Times New Roman" w:hAnsi="Times New Roman" w:cs="Times New Roman"/>
-        </w:rPr>
-      </w:pPr>
-    </w:p>
-    <w:p>
-      <w:pPr>
-        <w:rPr>
-          <w:rFonts w:ascii="Times New Roman" w:hAnsi="Times New Roman" w:cs="Times New Roman"/>
-        </w:rPr>
-      </w:pPr>
-    </w:p>
-    <w:p>
-      <w:pPr>
         <w:rPr>
           <w:rFonts w:ascii="Times New Roman" w:hAnsi="Times New Roman" w:cs="Times New Roman"/>
           <w:b/>
@@ -1302,16 +1238,16 @@
         </w:rPr>
         <w:lastRenderedPageBreak/>
         <w:drawing>
-          <wp:anchor distT="0" distB="0" distL="114300" distR="114300" simplePos="0" relativeHeight="251653120" behindDoc="0" locked="0" layoutInCell="1" allowOverlap="1" wp14:anchorId="00C8B158" wp14:editId="0FD3110E">
+          <wp:anchor distT="0" distB="0" distL="114300" distR="114300" simplePos="0" relativeHeight="251653120" behindDoc="0" locked="0" layoutInCell="1" allowOverlap="1" wp14:anchorId="00C8B158" wp14:editId="61E2D1B4">
             <wp:simplePos x="0" y="0"/>
             <wp:positionH relativeFrom="margin">
-              <wp:posOffset>228600</wp:posOffset>
+              <wp:posOffset>495300</wp:posOffset>
             </wp:positionH>
             <wp:positionV relativeFrom="paragraph">
-              <wp:posOffset>183855</wp:posOffset>
+              <wp:posOffset>-114300</wp:posOffset>
             </wp:positionV>
-            <wp:extent cx="5664983" cy="4095322"/>
-            <wp:effectExtent l="19050" t="19050" r="12065" b="19685"/>
+            <wp:extent cx="5267325" cy="3690620"/>
+            <wp:effectExtent l="19050" t="19050" r="28575" b="24130"/>
             <wp:wrapNone/>
             <wp:docPr id="1" name="Picture 1"/>
             <wp:cNvGraphicFramePr>
@@ -1327,7 +1263,7 @@
                     </pic:cNvPicPr>
                   </pic:nvPicPr>
                   <pic:blipFill rotWithShape="1">
-                    <a:blip r:embed="rId5">
+                    <a:blip r:embed="rId7">
                       <a:extLst>
                         <a:ext uri="{28A0092B-C50C-407E-A947-70E740481C1C}">
                           <a14:useLocalDpi xmlns:a14="http://schemas.microsoft.com/office/drawing/2010/main" val="0"/>
@@ -1340,7 +1276,7 @@
                   <pic:spPr bwMode="auto">
                     <a:xfrm>
                       <a:off x="0" y="0"/>
-                      <a:ext cx="5665773" cy="4095893"/>
+                      <a:ext cx="5271802" cy="3693757"/>
                     </a:xfrm>
                     <a:prstGeom prst="rect">
                       <a:avLst/>
@@ -1390,30 +1326,36 @@
           </wp:anchor>
         </w:drawing>
       </w:r>
-      <w:r>
+    </w:p>
+    <w:p>
+      <w:pPr>
+        <w:jc w:val="both"/>
         <w:rPr>
           <w:rFonts w:ascii="Times New Roman" w:hAnsi="Times New Roman" w:cs="Times New Roman"/>
           <w:b/>
           <w:bCs/>
         </w:rPr>
-        <w:t>Simulink Model</w:t>
-      </w:r>
-      <w:r>
+      </w:pPr>
+    </w:p>
+    <w:p>
+      <w:pPr>
+        <w:jc w:val="both"/>
         <w:rPr>
           <w:rFonts w:ascii="Times New Roman" w:hAnsi="Times New Roman" w:cs="Times New Roman"/>
           <w:b/>
           <w:bCs/>
         </w:rPr>
-        <w:t>:</w:t>
-      </w:r>
-      <w:r>
+      </w:pPr>
+    </w:p>
+    <w:p>
+      <w:pPr>
+        <w:jc w:val="both"/>
         <w:rPr>
           <w:rFonts w:ascii="Times New Roman" w:hAnsi="Times New Roman" w:cs="Times New Roman"/>
           <w:b/>
           <w:bCs/>
         </w:rPr>
-        <w:t xml:space="preserve"> </w:t>
-      </w:r>
+      </w:pPr>
     </w:p>
     <w:p>
       <w:pPr>
@@ -1440,46 +1382,6 @@
         <w:jc w:val="both"/>
         <w:rPr>
           <w:rFonts w:ascii="Times New Roman" w:hAnsi="Times New Roman" w:cs="Times New Roman"/>
-          <w:b/>
-          <w:bCs/>
-        </w:rPr>
-      </w:pPr>
-    </w:p>
-    <w:p>
-      <w:pPr>
-        <w:jc w:val="both"/>
-        <w:rPr>
-          <w:rFonts w:ascii="Times New Roman" w:hAnsi="Times New Roman" w:cs="Times New Roman"/>
-          <w:b/>
-          <w:bCs/>
-        </w:rPr>
-      </w:pPr>
-    </w:p>
-    <w:p>
-      <w:pPr>
-        <w:jc w:val="both"/>
-        <w:rPr>
-          <w:rFonts w:ascii="Times New Roman" w:hAnsi="Times New Roman" w:cs="Times New Roman"/>
-          <w:b/>
-          <w:bCs/>
-        </w:rPr>
-      </w:pPr>
-    </w:p>
-    <w:p>
-      <w:pPr>
-        <w:jc w:val="both"/>
-        <w:rPr>
-          <w:rFonts w:ascii="Times New Roman" w:hAnsi="Times New Roman" w:cs="Times New Roman"/>
-          <w:b/>
-          <w:bCs/>
-        </w:rPr>
-      </w:pPr>
-    </w:p>
-    <w:p>
-      <w:pPr>
-        <w:jc w:val="both"/>
-        <w:rPr>
-          <w:rFonts w:ascii="Times New Roman" w:hAnsi="Times New Roman" w:cs="Times New Roman"/>
         </w:rPr>
       </w:pPr>
       <w:r>
@@ -1534,37 +1436,6 @@
       <w:pPr>
         <w:rPr>
           <w:rFonts w:ascii="Times New Roman" w:hAnsi="Times New Roman" w:cs="Times New Roman"/>
-        </w:rPr>
-      </w:pPr>
-    </w:p>
-    <w:p>
-      <w:pPr>
-        <w:rPr>
-          <w:rFonts w:ascii="Times New Roman" w:hAnsi="Times New Roman" w:cs="Times New Roman"/>
-        </w:rPr>
-      </w:pPr>
-    </w:p>
-    <w:p>
-      <w:pPr>
-        <w:rPr>
-          <w:rFonts w:ascii="Times New Roman" w:hAnsi="Times New Roman" w:cs="Times New Roman"/>
-        </w:rPr>
-      </w:pPr>
-    </w:p>
-    <w:p>
-      <w:pPr>
-        <w:rPr>
-          <w:rFonts w:ascii="Times New Roman" w:hAnsi="Times New Roman" w:cs="Times New Roman"/>
-        </w:rPr>
-      </w:pPr>
-    </w:p>
-    <w:p>
-      <w:pPr>
-        <w:spacing w:before="240"/>
-        <w:rPr>
-          <w:rFonts w:ascii="Times New Roman" w:hAnsi="Times New Roman" w:cs="Times New Roman"/>
-          <w:b/>
-          <w:bCs/>
         </w:rPr>
       </w:pPr>
       <w:r>
@@ -1574,17 +1445,154 @@
           <w:bCs/>
           <w:noProof/>
         </w:rPr>
+        <mc:AlternateContent>
+          <mc:Choice Requires="wps">
+            <w:drawing>
+              <wp:anchor distT="0" distB="0" distL="114300" distR="114300" simplePos="0" relativeHeight="251689984" behindDoc="0" locked="0" layoutInCell="1" allowOverlap="1" wp14:anchorId="713EC830" wp14:editId="780D2238">
+                <wp:simplePos x="0" y="0"/>
+                <wp:positionH relativeFrom="column">
+                  <wp:posOffset>685800</wp:posOffset>
+                </wp:positionH>
+                <wp:positionV relativeFrom="paragraph">
+                  <wp:posOffset>240665</wp:posOffset>
+                </wp:positionV>
+                <wp:extent cx="4914900" cy="295275"/>
+                <wp:effectExtent l="0" t="0" r="19050" b="28575"/>
+                <wp:wrapNone/>
+                <wp:docPr id="19" name="Text Box 19"/>
+                <wp:cNvGraphicFramePr/>
+                <a:graphic xmlns:a="http://schemas.openxmlformats.org/drawingml/2006/main">
+                  <a:graphicData uri="http://schemas.microsoft.com/office/word/2010/wordprocessingShape">
+                    <wps:wsp>
+                      <wps:cNvSpPr txBox="1"/>
+                      <wps:spPr>
+                        <a:xfrm>
+                          <a:off x="0" y="0"/>
+                          <a:ext cx="4914900" cy="295275"/>
+                        </a:xfrm>
+                        <a:prstGeom prst="rect">
+                          <a:avLst/>
+                        </a:prstGeom>
+                        <a:solidFill>
+                          <a:schemeClr val="lt1"/>
+                        </a:solidFill>
+                        <a:ln w="6350">
+                          <a:solidFill>
+                            <a:prstClr val="black"/>
+                          </a:solidFill>
+                        </a:ln>
+                      </wps:spPr>
+                      <wps:txbx>
+                        <w:txbxContent>
+                          <w:p>
+                            <w:pPr>
+                              <w:rPr>
+                                <w:rFonts w:ascii="Times New Roman" w:hAnsi="Times New Roman" w:cs="Times New Roman"/>
+                              </w:rPr>
+                            </w:pPr>
+                            <w:r>
+                              <w:rPr>
+                                <w:rFonts w:ascii="Times New Roman" w:hAnsi="Times New Roman" w:cs="Times New Roman"/>
+                              </w:rPr>
+                              <w:t xml:space="preserve">Fig: </w:t>
+                            </w:r>
+                            <w:r>
+                              <w:rPr>
+                                <w:rFonts w:ascii="Times New Roman" w:hAnsi="Times New Roman" w:cs="Times New Roman"/>
+                              </w:rPr>
+                              <w:t>Simulink Model to generate Step, Ramp, Impulse &amp; Exponential Signal</w:t>
+                            </w:r>
+                          </w:p>
+                        </w:txbxContent>
+                      </wps:txbx>
+                      <wps:bodyPr rot="0" spcFirstLastPara="0" vertOverflow="overflow" horzOverflow="overflow" vert="horz" wrap="square" lIns="91440" tIns="45720" rIns="91440" bIns="45720" numCol="1" spcCol="0" rtlCol="0" fromWordArt="0" anchor="t" anchorCtr="0" forceAA="0" compatLnSpc="1">
+                        <a:prstTxWarp prst="textNoShape">
+                          <a:avLst/>
+                        </a:prstTxWarp>
+                        <a:noAutofit/>
+                      </wps:bodyPr>
+                    </wps:wsp>
+                  </a:graphicData>
+                </a:graphic>
+                <wp14:sizeRelH relativeFrom="margin">
+                  <wp14:pctWidth>0</wp14:pctWidth>
+                </wp14:sizeRelH>
+                <wp14:sizeRelV relativeFrom="margin">
+                  <wp14:pctHeight>0</wp14:pctHeight>
+                </wp14:sizeRelV>
+              </wp:anchor>
+            </w:drawing>
+          </mc:Choice>
+          <mc:Fallback>
+            <w:pict>
+              <v:shapetype w14:anchorId="713EC830" id="_x0000_t202" coordsize="21600,21600" o:spt="202" path="m,l,21600r21600,l21600,xe">
+                <v:stroke joinstyle="miter"/>
+                <v:path gradientshapeok="t" o:connecttype="rect"/>
+              </v:shapetype>
+              <v:shape id="Text Box 19" o:spid="_x0000_s1026" type="#_x0000_t202" style="position:absolute;margin-left:54pt;margin-top:18.95pt;width:387pt;height:23.25pt;z-index:251689984;visibility:visible;mso-wrap-style:square;mso-width-percent:0;mso-height-percent:0;mso-wrap-distance-left:9pt;mso-wrap-distance-top:0;mso-wrap-distance-right:9pt;mso-wrap-distance-bottom:0;mso-position-horizontal:absolute;mso-position-horizontal-relative:text;mso-position-vertical:absolute;mso-position-vertical-relative:text;mso-width-percent:0;mso-height-percent:0;mso-width-relative:margin;mso-height-relative:margin;v-text-anchor:top" o:gfxdata="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" fillcolor="white [3201]" strokeweight=".5pt">
+                <v:textbox>
+                  <w:txbxContent>
+                    <w:p>
+                      <w:pPr>
+                        <w:rPr>
+                          <w:rFonts w:ascii="Times New Roman" w:hAnsi="Times New Roman" w:cs="Times New Roman"/>
+                        </w:rPr>
+                      </w:pPr>
+                      <w:r>
+                        <w:rPr>
+                          <w:rFonts w:ascii="Times New Roman" w:hAnsi="Times New Roman" w:cs="Times New Roman"/>
+                        </w:rPr>
+                        <w:t xml:space="preserve">Fig: </w:t>
+                      </w:r>
+                      <w:r>
+                        <w:rPr>
+                          <w:rFonts w:ascii="Times New Roman" w:hAnsi="Times New Roman" w:cs="Times New Roman"/>
+                        </w:rPr>
+                        <w:t>Simulink Model to generate Step, Ramp, Impulse &amp; Exponential Signal</w:t>
+                      </w:r>
+                    </w:p>
+                  </w:txbxContent>
+                </v:textbox>
+              </v:shape>
+            </w:pict>
+          </mc:Fallback>
+        </mc:AlternateContent>
+      </w:r>
+    </w:p>
+    <w:p>
+      <w:pPr>
+        <w:rPr>
+          <w:rFonts w:ascii="Times New Roman" w:hAnsi="Times New Roman" w:cs="Times New Roman"/>
+        </w:rPr>
+      </w:pPr>
+    </w:p>
+    <w:p>
+      <w:pPr>
+        <w:spacing w:before="240"/>
+        <w:rPr>
+          <w:rFonts w:ascii="Times New Roman" w:hAnsi="Times New Roman" w:cs="Times New Roman"/>
+          <w:b/>
+          <w:bCs/>
+        </w:rPr>
+      </w:pPr>
+      <w:r>
+        <w:rPr>
+          <w:rFonts w:ascii="Times New Roman" w:hAnsi="Times New Roman" w:cs="Times New Roman"/>
+          <w:b/>
+          <w:bCs/>
+          <w:noProof/>
+        </w:rPr>
         <w:drawing>
-          <wp:anchor distT="0" distB="0" distL="114300" distR="114300" simplePos="0" relativeHeight="251665408" behindDoc="0" locked="0" layoutInCell="1" allowOverlap="1" wp14:anchorId="6CB0670A" wp14:editId="15A8F1F6">
+          <wp:anchor distT="0" distB="0" distL="114300" distR="114300" simplePos="0" relativeHeight="251665408" behindDoc="0" locked="0" layoutInCell="1" allowOverlap="1" wp14:anchorId="6CB0670A" wp14:editId="591D5FCB">
             <wp:simplePos x="0" y="0"/>
             <wp:positionH relativeFrom="margin">
-              <wp:posOffset>3391638</wp:posOffset>
+              <wp:align>right</wp:align>
             </wp:positionH>
             <wp:positionV relativeFrom="paragraph">
-              <wp:posOffset>233355</wp:posOffset>
+              <wp:posOffset>231775</wp:posOffset>
             </wp:positionV>
-            <wp:extent cx="3039934" cy="3223570"/>
-            <wp:effectExtent l="19050" t="19050" r="27305" b="15240"/>
+            <wp:extent cx="2419960" cy="2552700"/>
+            <wp:effectExtent l="19050" t="19050" r="19050" b="19050"/>
             <wp:wrapNone/>
             <wp:docPr id="3" name="Picture 3"/>
             <wp:cNvGraphicFramePr>
@@ -1594,26 +1602,26 @@
               <a:graphicData uri="http://schemas.openxmlformats.org/drawingml/2006/picture">
                 <pic:pic xmlns:pic="http://schemas.openxmlformats.org/drawingml/2006/picture">
                   <pic:nvPicPr>
-                    <pic:cNvPr id="2" name="Picture 2"/>
+                    <pic:cNvPr id="3" name="Picture 3"/>
                     <pic:cNvPicPr>
                       <a:picLocks noChangeAspect="1"/>
                     </pic:cNvPicPr>
                   </pic:nvPicPr>
                   <pic:blipFill rotWithShape="1">
-                    <a:blip r:embed="rId6">
+                    <a:blip r:embed="rId8">
                       <a:extLst>
                         <a:ext uri="{28A0092B-C50C-407E-A947-70E740481C1C}">
                           <a14:useLocalDpi xmlns:a14="http://schemas.microsoft.com/office/drawing/2010/main" val="0"/>
                         </a:ext>
                       </a:extLst>
                     </a:blip>
-                    <a:srcRect l="874" r="19042" b="9992"/>
+                    <a:srcRect l="2224" r="16917" b="22917"/>
                     <a:stretch/>
                   </pic:blipFill>
                   <pic:spPr bwMode="auto">
                     <a:xfrm>
                       <a:off x="0" y="0"/>
-                      <a:ext cx="3039934" cy="3223570"/>
+                      <a:ext cx="2419960" cy="2552700"/>
                     </a:xfrm>
                     <a:prstGeom prst="rect">
                       <a:avLst/>
@@ -1671,7 +1679,7 @@
           <w:noProof/>
         </w:rPr>
         <w:drawing>
-          <wp:anchor distT="0" distB="0" distL="114300" distR="114300" simplePos="0" relativeHeight="251659264" behindDoc="0" locked="0" layoutInCell="1" allowOverlap="1" wp14:anchorId="21EB631C" wp14:editId="2CD25E1B">
+          <wp:anchor distT="0" distB="0" distL="114300" distR="114300" simplePos="0" relativeHeight="251659264" behindDoc="0" locked="0" layoutInCell="1" allowOverlap="1" wp14:anchorId="21EB631C" wp14:editId="2FA4CBE6">
             <wp:simplePos x="0" y="0"/>
             <wp:positionH relativeFrom="margin">
               <wp:align>left</wp:align>
@@ -1679,8 +1687,8 @@
             <wp:positionV relativeFrom="paragraph">
               <wp:posOffset>254369</wp:posOffset>
             </wp:positionV>
-            <wp:extent cx="3020173" cy="3202615"/>
-            <wp:effectExtent l="19050" t="19050" r="27940" b="17145"/>
+            <wp:extent cx="2793323" cy="2543175"/>
+            <wp:effectExtent l="19050" t="19050" r="26670" b="9525"/>
             <wp:wrapNone/>
             <wp:docPr id="2" name="Picture 2"/>
             <wp:cNvGraphicFramePr>
@@ -1696,20 +1704,20 @@
                     </pic:cNvPicPr>
                   </pic:nvPicPr>
                   <pic:blipFill rotWithShape="1">
-                    <a:blip r:embed="rId6">
+                    <a:blip r:embed="rId9">
                       <a:extLst>
                         <a:ext uri="{28A0092B-C50C-407E-A947-70E740481C1C}">
                           <a14:useLocalDpi xmlns:a14="http://schemas.microsoft.com/office/drawing/2010/main" val="0"/>
                         </a:ext>
                       </a:extLst>
                     </a:blip>
-                    <a:srcRect l="874" r="19042" b="9992"/>
+                    <a:srcRect l="874" r="23748" b="22941"/>
                     <a:stretch/>
                   </pic:blipFill>
                   <pic:spPr bwMode="auto">
                     <a:xfrm>
                       <a:off x="0" y="0"/>
-                      <a:ext cx="3020173" cy="3202615"/>
+                      <a:ext cx="2808750" cy="2557221"/>
                     </a:xfrm>
                     <a:prstGeom prst="rect">
                       <a:avLst/>
@@ -1834,164 +1842,105 @@
           <w:rFonts w:ascii="Times New Roman" w:hAnsi="Times New Roman" w:cs="Times New Roman"/>
           <w:b/>
           <w:bCs/>
-        </w:rPr>
-        <w:br w:type="page"/>
-      </w:r>
-    </w:p>
-    <w:p>
-      <w:pPr>
-        <w:spacing w:before="240"/>
-        <w:rPr>
-          <w:rFonts w:ascii="Times New Roman" w:hAnsi="Times New Roman" w:cs="Times New Roman"/>
-          <w:b/>
-          <w:bCs/>
-        </w:rPr>
-      </w:pPr>
-    </w:p>
-    <w:p>
-      <w:pPr>
-        <w:spacing w:before="240"/>
-        <w:rPr>
-          <w:rFonts w:ascii="Times New Roman" w:hAnsi="Times New Roman" w:cs="Times New Roman"/>
-          <w:b/>
-          <w:bCs/>
-        </w:rPr>
-      </w:pPr>
-    </w:p>
-    <w:p>
-      <w:pPr>
-        <w:spacing w:before="240"/>
-        <w:rPr>
-          <w:rFonts w:ascii="Times New Roman" w:hAnsi="Times New Roman" w:cs="Times New Roman"/>
-          <w:b/>
-          <w:bCs/>
-        </w:rPr>
-      </w:pPr>
-    </w:p>
-    <w:p>
-      <w:pPr>
-        <w:spacing w:before="240"/>
-        <w:rPr>
-          <w:rFonts w:ascii="Times New Roman" w:hAnsi="Times New Roman" w:cs="Times New Roman"/>
-          <w:b/>
-          <w:bCs/>
-        </w:rPr>
-      </w:pPr>
-    </w:p>
-    <w:p>
-      <w:pPr>
-        <w:spacing w:before="240"/>
-        <w:rPr>
-          <w:rFonts w:ascii="Times New Roman" w:hAnsi="Times New Roman" w:cs="Times New Roman"/>
-          <w:b/>
-          <w:bCs/>
-        </w:rPr>
-      </w:pPr>
-    </w:p>
-    <w:p>
-      <w:pPr>
-        <w:spacing w:before="240"/>
-        <w:rPr>
-          <w:rFonts w:ascii="Times New Roman" w:hAnsi="Times New Roman" w:cs="Times New Roman"/>
-          <w:b/>
-          <w:bCs/>
-        </w:rPr>
-      </w:pPr>
-    </w:p>
-    <w:p>
-      <w:pPr>
-        <w:spacing w:before="240"/>
-        <w:rPr>
-          <w:rFonts w:ascii="Times New Roman" w:hAnsi="Times New Roman" w:cs="Times New Roman"/>
-          <w:b/>
-          <w:bCs/>
-        </w:rPr>
-      </w:pPr>
-    </w:p>
-    <w:p>
-      <w:pPr>
-        <w:spacing w:before="240"/>
-        <w:rPr>
-          <w:rFonts w:ascii="Times New Roman" w:hAnsi="Times New Roman" w:cs="Times New Roman"/>
-          <w:b/>
-          <w:bCs/>
-        </w:rPr>
-      </w:pPr>
-    </w:p>
-    <w:p>
-      <w:pPr>
-        <w:spacing w:before="240"/>
-        <w:rPr>
-          <w:rFonts w:ascii="Times New Roman" w:hAnsi="Times New Roman" w:cs="Times New Roman"/>
-          <w:b/>
-          <w:bCs/>
-        </w:rPr>
-      </w:pPr>
-    </w:p>
-    <w:p>
-      <w:pPr>
-        <w:spacing w:before="240"/>
-        <w:rPr>
-          <w:rFonts w:ascii="Times New Roman" w:hAnsi="Times New Roman" w:cs="Times New Roman"/>
-          <w:b/>
-          <w:bCs/>
-        </w:rPr>
-      </w:pPr>
-    </w:p>
-    <w:p>
-      <w:pPr>
-        <w:spacing w:before="240"/>
-        <w:rPr>
-          <w:rFonts w:ascii="Times New Roman" w:hAnsi="Times New Roman" w:cs="Times New Roman"/>
-          <w:b/>
-          <w:bCs/>
-        </w:rPr>
-      </w:pPr>
-    </w:p>
-    <w:p>
-      <w:pPr>
-        <w:spacing w:before="240"/>
-        <w:rPr>
-          <w:rFonts w:ascii="Times New Roman" w:hAnsi="Times New Roman" w:cs="Times New Roman"/>
-          <w:b/>
-          <w:bCs/>
-        </w:rPr>
-      </w:pPr>
-    </w:p>
-    <w:p>
-      <w:pPr>
-        <w:spacing w:before="240"/>
-        <w:rPr>
-          <w:rFonts w:ascii="Times New Roman" w:hAnsi="Times New Roman" w:cs="Times New Roman"/>
-          <w:b/>
-          <w:bCs/>
-        </w:rPr>
-      </w:pPr>
-    </w:p>
-    <w:p>
-      <w:pPr>
-        <w:spacing w:before="240"/>
-        <w:rPr>
-          <w:rFonts w:ascii="Times New Roman" w:hAnsi="Times New Roman" w:cs="Times New Roman"/>
-          <w:b/>
-          <w:bCs/>
-        </w:rPr>
-      </w:pPr>
-      <w:r>
-        <w:rPr>
-          <w:rFonts w:ascii="Times New Roman" w:hAnsi="Times New Roman" w:cs="Times New Roman"/>
-          <w:b/>
-          <w:bCs/>
-        </w:rPr>
-        <w:t>Scope Output:</w:t>
-      </w:r>
-    </w:p>
-    <w:p>
-      <w:pPr>
-        <w:rPr>
-          <w:rFonts w:ascii="Times New Roman" w:hAnsi="Times New Roman" w:cs="Times New Roman"/>
-        </w:rPr>
-      </w:pPr>
+          <w:noProof/>
+        </w:rPr>
+        <mc:AlternateContent>
+          <mc:Choice Requires="wps">
+            <w:drawing>
+              <wp:anchor distT="0" distB="0" distL="114300" distR="114300" simplePos="0" relativeHeight="251687936" behindDoc="0" locked="0" layoutInCell="1" allowOverlap="1" wp14:anchorId="08C7F4E2" wp14:editId="486C9056">
+                <wp:simplePos x="0" y="0"/>
+                <wp:positionH relativeFrom="column">
+                  <wp:posOffset>514350</wp:posOffset>
+                </wp:positionH>
+                <wp:positionV relativeFrom="paragraph">
+                  <wp:posOffset>708660</wp:posOffset>
+                </wp:positionV>
+                <wp:extent cx="1838325" cy="295275"/>
+                <wp:effectExtent l="0" t="0" r="28575" b="28575"/>
+                <wp:wrapNone/>
+                <wp:docPr id="18" name="Text Box 18"/>
+                <wp:cNvGraphicFramePr/>
+                <a:graphic xmlns:a="http://schemas.openxmlformats.org/drawingml/2006/main">
+                  <a:graphicData uri="http://schemas.microsoft.com/office/word/2010/wordprocessingShape">
+                    <wps:wsp>
+                      <wps:cNvSpPr txBox="1"/>
+                      <wps:spPr>
+                        <a:xfrm>
+                          <a:off x="0" y="0"/>
+                          <a:ext cx="1838325" cy="295275"/>
+                        </a:xfrm>
+                        <a:prstGeom prst="rect">
+                          <a:avLst/>
+                        </a:prstGeom>
+                        <a:solidFill>
+                          <a:schemeClr val="lt1"/>
+                        </a:solidFill>
+                        <a:ln w="6350">
+                          <a:solidFill>
+                            <a:prstClr val="black"/>
+                          </a:solidFill>
+                        </a:ln>
+                      </wps:spPr>
+                      <wps:txbx>
+                        <w:txbxContent>
+                          <w:p>
+                            <w:pPr>
+                              <w:rPr>
+                                <w:rFonts w:ascii="Times New Roman" w:hAnsi="Times New Roman" w:cs="Times New Roman"/>
+                              </w:rPr>
+                            </w:pPr>
+                            <w:r>
+                              <w:rPr>
+                                <w:rFonts w:ascii="Times New Roman" w:hAnsi="Times New Roman" w:cs="Times New Roman"/>
+                              </w:rPr>
+                              <w:t>Fig: Step Signal Parameter</w:t>
+                            </w:r>
+                          </w:p>
+                        </w:txbxContent>
+                      </wps:txbx>
+                      <wps:bodyPr rot="0" spcFirstLastPara="0" vertOverflow="overflow" horzOverflow="overflow" vert="horz" wrap="square" lIns="91440" tIns="45720" rIns="91440" bIns="45720" numCol="1" spcCol="0" rtlCol="0" fromWordArt="0" anchor="t" anchorCtr="0" forceAA="0" compatLnSpc="1">
+                        <a:prstTxWarp prst="textNoShape">
+                          <a:avLst/>
+                        </a:prstTxWarp>
+                        <a:noAutofit/>
+                      </wps:bodyPr>
+                    </wps:wsp>
+                  </a:graphicData>
+                </a:graphic>
+                <wp14:sizeRelH relativeFrom="margin">
+                  <wp14:pctWidth>0</wp14:pctWidth>
+                </wp14:sizeRelH>
+                <wp14:sizeRelV relativeFrom="margin">
+                  <wp14:pctHeight>0</wp14:pctHeight>
+                </wp14:sizeRelV>
+              </wp:anchor>
+            </w:drawing>
+          </mc:Choice>
+          <mc:Fallback>
+            <w:pict>
+              <v:shape w14:anchorId="08C7F4E2" id="Text Box 18" o:spid="_x0000_s1027" type="#_x0000_t202" style="position:absolute;margin-left:40.5pt;margin-top:55.8pt;width:144.75pt;height:23.25pt;z-index:251687936;visibility:visible;mso-wrap-style:square;mso-width-percent:0;mso-height-percent:0;mso-wrap-distance-left:9pt;mso-wrap-distance-top:0;mso-wrap-distance-right:9pt;mso-wrap-distance-bottom:0;mso-position-horizontal:absolute;mso-position-horizontal-relative:text;mso-position-vertical:absolute;mso-position-vertical-relative:text;mso-width-percent:0;mso-height-percent:0;mso-width-relative:margin;mso-height-relative:margin;v-text-anchor:top" o:gfxdata="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" fillcolor="white [3201]" strokeweight=".5pt">
+                <v:textbox>
+                  <w:txbxContent>
+                    <w:p>
+                      <w:pPr>
+                        <w:rPr>
+                          <w:rFonts w:ascii="Times New Roman" w:hAnsi="Times New Roman" w:cs="Times New Roman"/>
+                        </w:rPr>
+                      </w:pPr>
+                      <w:r>
+                        <w:rPr>
+                          <w:rFonts w:ascii="Times New Roman" w:hAnsi="Times New Roman" w:cs="Times New Roman"/>
+                        </w:rPr>
+                        <w:t>Fig: Step Signal Parameter</w:t>
+                      </w:r>
+                    </w:p>
+                  </w:txbxContent>
+                </v:textbox>
+              </v:shape>
+            </w:pict>
+          </mc:Fallback>
+        </mc:AlternateContent>
+      </w:r>
       <w:r>
         <w:rPr>
           <w:rFonts w:ascii="Times New Roman" w:hAnsi="Times New Roman" w:cs="Times New Roman"/>
@@ -1999,19 +1948,379 @@
           <w:bCs/>
           <w:noProof/>
         </w:rPr>
+        <mc:AlternateContent>
+          <mc:Choice Requires="wps">
+            <w:drawing>
+              <wp:anchor distT="0" distB="0" distL="114300" distR="114300" simplePos="0" relativeHeight="251677696" behindDoc="0" locked="0" layoutInCell="1" allowOverlap="1" wp14:anchorId="6501ACEA" wp14:editId="69E2FCE9">
+                <wp:simplePos x="0" y="0"/>
+                <wp:positionH relativeFrom="column">
+                  <wp:posOffset>504825</wp:posOffset>
+                </wp:positionH>
+                <wp:positionV relativeFrom="paragraph">
+                  <wp:posOffset>1432560</wp:posOffset>
+                </wp:positionV>
+                <wp:extent cx="1838325" cy="295275"/>
+                <wp:effectExtent l="0" t="0" r="28575" b="28575"/>
+                <wp:wrapNone/>
+                <wp:docPr id="13" name="Text Box 13"/>
+                <wp:cNvGraphicFramePr/>
+                <a:graphic xmlns:a="http://schemas.openxmlformats.org/drawingml/2006/main">
+                  <a:graphicData uri="http://schemas.microsoft.com/office/word/2010/wordprocessingShape">
+                    <wps:wsp>
+                      <wps:cNvSpPr txBox="1"/>
+                      <wps:spPr>
+                        <a:xfrm>
+                          <a:off x="0" y="0"/>
+                          <a:ext cx="1838325" cy="295275"/>
+                        </a:xfrm>
+                        <a:prstGeom prst="rect">
+                          <a:avLst/>
+                        </a:prstGeom>
+                        <a:solidFill>
+                          <a:schemeClr val="lt1"/>
+                        </a:solidFill>
+                        <a:ln w="6350">
+                          <a:solidFill>
+                            <a:prstClr val="black"/>
+                          </a:solidFill>
+                        </a:ln>
+                      </wps:spPr>
+                      <wps:txbx>
+                        <w:txbxContent>
+                          <w:p>
+                            <w:pPr>
+                              <w:rPr>
+                                <w:rFonts w:ascii="Times New Roman" w:hAnsi="Times New Roman" w:cs="Times New Roman"/>
+                              </w:rPr>
+                            </w:pPr>
+                            <w:r>
+                              <w:rPr>
+                                <w:rFonts w:ascii="Times New Roman" w:hAnsi="Times New Roman" w:cs="Times New Roman"/>
+                              </w:rPr>
+                              <w:t>Fig: Step Signal Parameter</w:t>
+                            </w:r>
+                          </w:p>
+                        </w:txbxContent>
+                      </wps:txbx>
+                      <wps:bodyPr rot="0" spcFirstLastPara="0" vertOverflow="overflow" horzOverflow="overflow" vert="horz" wrap="square" lIns="91440" tIns="45720" rIns="91440" bIns="45720" numCol="1" spcCol="0" rtlCol="0" fromWordArt="0" anchor="t" anchorCtr="0" forceAA="0" compatLnSpc="1">
+                        <a:prstTxWarp prst="textNoShape">
+                          <a:avLst/>
+                        </a:prstTxWarp>
+                        <a:noAutofit/>
+                      </wps:bodyPr>
+                    </wps:wsp>
+                  </a:graphicData>
+                </a:graphic>
+                <wp14:sizeRelH relativeFrom="margin">
+                  <wp14:pctWidth>0</wp14:pctWidth>
+                </wp14:sizeRelH>
+                <wp14:sizeRelV relativeFrom="margin">
+                  <wp14:pctHeight>0</wp14:pctHeight>
+                </wp14:sizeRelV>
+              </wp:anchor>
+            </w:drawing>
+          </mc:Choice>
+          <mc:Fallback>
+            <w:pict>
+              <v:shape w14:anchorId="6501ACEA" id="Text Box 13" o:spid="_x0000_s1028" type="#_x0000_t202" style="position:absolute;margin-left:39.75pt;margin-top:112.8pt;width:144.75pt;height:23.25pt;z-index:251677696;visibility:visible;mso-wrap-style:square;mso-width-percent:0;mso-height-percent:0;mso-wrap-distance-left:9pt;mso-wrap-distance-top:0;mso-wrap-distance-right:9pt;mso-wrap-distance-bottom:0;mso-position-horizontal:absolute;mso-position-horizontal-relative:text;mso-position-vertical:absolute;mso-position-vertical-relative:text;mso-width-percent:0;mso-height-percent:0;mso-width-relative:margin;mso-height-relative:margin;v-text-anchor:top" o:gfxdata="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" fillcolor="white [3201]" strokeweight=".5pt">
+                <v:textbox>
+                  <w:txbxContent>
+                    <w:p>
+                      <w:pPr>
+                        <w:rPr>
+                          <w:rFonts w:ascii="Times New Roman" w:hAnsi="Times New Roman" w:cs="Times New Roman"/>
+                        </w:rPr>
+                      </w:pPr>
+                      <w:r>
+                        <w:rPr>
+                          <w:rFonts w:ascii="Times New Roman" w:hAnsi="Times New Roman" w:cs="Times New Roman"/>
+                        </w:rPr>
+                        <w:t>Fig: Step Signal Parameter</w:t>
+                      </w:r>
+                    </w:p>
+                  </w:txbxContent>
+                </v:textbox>
+              </v:shape>
+            </w:pict>
+          </mc:Fallback>
+        </mc:AlternateContent>
+      </w:r>
+      <w:r>
+        <w:rPr>
+          <w:rFonts w:ascii="Times New Roman" w:hAnsi="Times New Roman" w:cs="Times New Roman"/>
+          <w:b/>
+          <w:bCs/>
+          <w:noProof/>
+        </w:rPr>
+        <mc:AlternateContent>
+          <mc:Choice Requires="wps">
+            <w:drawing>
+              <wp:anchor distT="0" distB="0" distL="114300" distR="114300" simplePos="0" relativeHeight="251679744" behindDoc="0" locked="0" layoutInCell="1" allowOverlap="1" wp14:anchorId="6117BA88" wp14:editId="486C1B7C">
+                <wp:simplePos x="0" y="0"/>
+                <wp:positionH relativeFrom="column">
+                  <wp:posOffset>4048125</wp:posOffset>
+                </wp:positionH>
+                <wp:positionV relativeFrom="paragraph">
+                  <wp:posOffset>1423035</wp:posOffset>
+                </wp:positionV>
+                <wp:extent cx="1933575" cy="295275"/>
+                <wp:effectExtent l="0" t="0" r="28575" b="28575"/>
+                <wp:wrapNone/>
+                <wp:docPr id="14" name="Text Box 14"/>
+                <wp:cNvGraphicFramePr/>
+                <a:graphic xmlns:a="http://schemas.openxmlformats.org/drawingml/2006/main">
+                  <a:graphicData uri="http://schemas.microsoft.com/office/word/2010/wordprocessingShape">
+                    <wps:wsp>
+                      <wps:cNvSpPr txBox="1"/>
+                      <wps:spPr>
+                        <a:xfrm>
+                          <a:off x="0" y="0"/>
+                          <a:ext cx="1933575" cy="295275"/>
+                        </a:xfrm>
+                        <a:prstGeom prst="rect">
+                          <a:avLst/>
+                        </a:prstGeom>
+                        <a:solidFill>
+                          <a:schemeClr val="lt1"/>
+                        </a:solidFill>
+                        <a:ln w="6350">
+                          <a:solidFill>
+                            <a:prstClr val="black"/>
+                          </a:solidFill>
+                        </a:ln>
+                      </wps:spPr>
+                      <wps:txbx>
+                        <w:txbxContent>
+                          <w:p>
+                            <w:pPr>
+                              <w:rPr>
+                                <w:rFonts w:ascii="Times New Roman" w:hAnsi="Times New Roman" w:cs="Times New Roman"/>
+                              </w:rPr>
+                            </w:pPr>
+                            <w:r>
+                              <w:rPr>
+                                <w:rFonts w:ascii="Times New Roman" w:hAnsi="Times New Roman" w:cs="Times New Roman"/>
+                              </w:rPr>
+                              <w:t xml:space="preserve">Fig: </w:t>
+                            </w:r>
+                            <w:r>
+                              <w:rPr>
+                                <w:rFonts w:ascii="Times New Roman" w:hAnsi="Times New Roman" w:cs="Times New Roman"/>
+                              </w:rPr>
+                              <w:t>Ramp</w:t>
+                            </w:r>
+                            <w:r>
+                              <w:rPr>
+                                <w:rFonts w:ascii="Times New Roman" w:hAnsi="Times New Roman" w:cs="Times New Roman"/>
+                              </w:rPr>
+                              <w:t xml:space="preserve"> Signal Parameter</w:t>
+                            </w:r>
+                          </w:p>
+                        </w:txbxContent>
+                      </wps:txbx>
+                      <wps:bodyPr rot="0" spcFirstLastPara="0" vertOverflow="overflow" horzOverflow="overflow" vert="horz" wrap="square" lIns="91440" tIns="45720" rIns="91440" bIns="45720" numCol="1" spcCol="0" rtlCol="0" fromWordArt="0" anchor="t" anchorCtr="0" forceAA="0" compatLnSpc="1">
+                        <a:prstTxWarp prst="textNoShape">
+                          <a:avLst/>
+                        </a:prstTxWarp>
+                        <a:noAutofit/>
+                      </wps:bodyPr>
+                    </wps:wsp>
+                  </a:graphicData>
+                </a:graphic>
+                <wp14:sizeRelH relativeFrom="margin">
+                  <wp14:pctWidth>0</wp14:pctWidth>
+                </wp14:sizeRelH>
+                <wp14:sizeRelV relativeFrom="margin">
+                  <wp14:pctHeight>0</wp14:pctHeight>
+                </wp14:sizeRelV>
+              </wp:anchor>
+            </w:drawing>
+          </mc:Choice>
+          <mc:Fallback>
+            <w:pict>
+              <v:shape w14:anchorId="6117BA88" id="Text Box 14" o:spid="_x0000_s1029" type="#_x0000_t202" style="position:absolute;margin-left:318.75pt;margin-top:112.05pt;width:152.25pt;height:23.25pt;z-index:251679744;visibility:visible;mso-wrap-style:square;mso-width-percent:0;mso-height-percent:0;mso-wrap-distance-left:9pt;mso-wrap-distance-top:0;mso-wrap-distance-right:9pt;mso-wrap-distance-bottom:0;mso-position-horizontal:absolute;mso-position-horizontal-relative:text;mso-position-vertical:absolute;mso-position-vertical-relative:text;mso-width-percent:0;mso-height-percent:0;mso-width-relative:margin;mso-height-relative:margin;v-text-anchor:top" o:gfxdata="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" fillcolor="white [3201]" strokeweight=".5pt">
+                <v:textbox>
+                  <w:txbxContent>
+                    <w:p>
+                      <w:pPr>
+                        <w:rPr>
+                          <w:rFonts w:ascii="Times New Roman" w:hAnsi="Times New Roman" w:cs="Times New Roman"/>
+                        </w:rPr>
+                      </w:pPr>
+                      <w:r>
+                        <w:rPr>
+                          <w:rFonts w:ascii="Times New Roman" w:hAnsi="Times New Roman" w:cs="Times New Roman"/>
+                        </w:rPr>
+                        <w:t xml:space="preserve">Fig: </w:t>
+                      </w:r>
+                      <w:r>
+                        <w:rPr>
+                          <w:rFonts w:ascii="Times New Roman" w:hAnsi="Times New Roman" w:cs="Times New Roman"/>
+                        </w:rPr>
+                        <w:t>Ramp</w:t>
+                      </w:r>
+                      <w:r>
+                        <w:rPr>
+                          <w:rFonts w:ascii="Times New Roman" w:hAnsi="Times New Roman" w:cs="Times New Roman"/>
+                        </w:rPr>
+                        <w:t xml:space="preserve"> Signal Parameter</w:t>
+                      </w:r>
+                    </w:p>
+                  </w:txbxContent>
+                </v:textbox>
+              </v:shape>
+            </w:pict>
+          </mc:Fallback>
+        </mc:AlternateContent>
+      </w:r>
+      <w:r>
+        <w:rPr>
+          <w:rFonts w:ascii="Times New Roman" w:hAnsi="Times New Roman" w:cs="Times New Roman"/>
+          <w:b/>
+          <w:bCs/>
+          <w:noProof/>
+        </w:rPr>
+        <mc:AlternateContent>
+          <mc:Choice Requires="wps">
+            <w:drawing>
+              <wp:anchor distT="0" distB="0" distL="114300" distR="114300" simplePos="0" relativeHeight="251681792" behindDoc="0" locked="0" layoutInCell="1" allowOverlap="1" wp14:anchorId="3AEB4B66" wp14:editId="6EB5F066">
+                <wp:simplePos x="0" y="0"/>
+                <wp:positionH relativeFrom="column">
+                  <wp:posOffset>2486025</wp:posOffset>
+                </wp:positionH>
+                <wp:positionV relativeFrom="paragraph">
+                  <wp:posOffset>3966210</wp:posOffset>
+                </wp:positionV>
+                <wp:extent cx="2047875" cy="295275"/>
+                <wp:effectExtent l="0" t="0" r="28575" b="28575"/>
+                <wp:wrapNone/>
+                <wp:docPr id="15" name="Text Box 15"/>
+                <wp:cNvGraphicFramePr/>
+                <a:graphic xmlns:a="http://schemas.openxmlformats.org/drawingml/2006/main">
+                  <a:graphicData uri="http://schemas.microsoft.com/office/word/2010/wordprocessingShape">
+                    <wps:wsp>
+                      <wps:cNvSpPr txBox="1"/>
+                      <wps:spPr>
+                        <a:xfrm>
+                          <a:off x="0" y="0"/>
+                          <a:ext cx="2047875" cy="295275"/>
+                        </a:xfrm>
+                        <a:prstGeom prst="rect">
+                          <a:avLst/>
+                        </a:prstGeom>
+                        <a:solidFill>
+                          <a:schemeClr val="lt1"/>
+                        </a:solidFill>
+                        <a:ln w="6350">
+                          <a:solidFill>
+                            <a:prstClr val="black"/>
+                          </a:solidFill>
+                        </a:ln>
+                      </wps:spPr>
+                      <wps:txbx>
+                        <w:txbxContent>
+                          <w:p>
+                            <w:pPr>
+                              <w:rPr>
+                                <w:rFonts w:ascii="Times New Roman" w:hAnsi="Times New Roman" w:cs="Times New Roman"/>
+                              </w:rPr>
+                            </w:pPr>
+                            <w:r>
+                              <w:rPr>
+                                <w:rFonts w:ascii="Times New Roman" w:hAnsi="Times New Roman" w:cs="Times New Roman"/>
+                              </w:rPr>
+                              <w:t xml:space="preserve">Fig: </w:t>
+                            </w:r>
+                            <w:r>
+                              <w:rPr>
+                                <w:rFonts w:ascii="Times New Roman" w:hAnsi="Times New Roman" w:cs="Times New Roman"/>
+                              </w:rPr>
+                              <w:t>Impulse</w:t>
+                            </w:r>
+                            <w:r>
+                              <w:rPr>
+                                <w:rFonts w:ascii="Times New Roman" w:hAnsi="Times New Roman" w:cs="Times New Roman"/>
+                              </w:rPr>
+                              <w:t xml:space="preserve"> Signal Parameter</w:t>
+                            </w:r>
+                          </w:p>
+                        </w:txbxContent>
+                      </wps:txbx>
+                      <wps:bodyPr rot="0" spcFirstLastPara="0" vertOverflow="overflow" horzOverflow="overflow" vert="horz" wrap="square" lIns="91440" tIns="45720" rIns="91440" bIns="45720" numCol="1" spcCol="0" rtlCol="0" fromWordArt="0" anchor="t" anchorCtr="0" forceAA="0" compatLnSpc="1">
+                        <a:prstTxWarp prst="textNoShape">
+                          <a:avLst/>
+                        </a:prstTxWarp>
+                        <a:noAutofit/>
+                      </wps:bodyPr>
+                    </wps:wsp>
+                  </a:graphicData>
+                </a:graphic>
+                <wp14:sizeRelH relativeFrom="margin">
+                  <wp14:pctWidth>0</wp14:pctWidth>
+                </wp14:sizeRelH>
+                <wp14:sizeRelV relativeFrom="margin">
+                  <wp14:pctHeight>0</wp14:pctHeight>
+                </wp14:sizeRelV>
+              </wp:anchor>
+            </w:drawing>
+          </mc:Choice>
+          <mc:Fallback>
+            <w:pict>
+              <v:shape w14:anchorId="3AEB4B66" id="Text Box 15" o:spid="_x0000_s1030" type="#_x0000_t202" style="position:absolute;margin-left:195.75pt;margin-top:312.3pt;width:161.25pt;height:23.25pt;z-index:251681792;visibility:visible;mso-wrap-style:square;mso-width-percent:0;mso-height-percent:0;mso-wrap-distance-left:9pt;mso-wrap-distance-top:0;mso-wrap-distance-right:9pt;mso-wrap-distance-bottom:0;mso-position-horizontal:absolute;mso-position-horizontal-relative:text;mso-position-vertical:absolute;mso-position-vertical-relative:text;mso-width-percent:0;mso-height-percent:0;mso-width-relative:margin;mso-height-relative:margin;v-text-anchor:top" o:gfxdata="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" fillcolor="white [3201]" strokeweight=".5pt">
+                <v:textbox>
+                  <w:txbxContent>
+                    <w:p>
+                      <w:pPr>
+                        <w:rPr>
+                          <w:rFonts w:ascii="Times New Roman" w:hAnsi="Times New Roman" w:cs="Times New Roman"/>
+                        </w:rPr>
+                      </w:pPr>
+                      <w:r>
+                        <w:rPr>
+                          <w:rFonts w:ascii="Times New Roman" w:hAnsi="Times New Roman" w:cs="Times New Roman"/>
+                        </w:rPr>
+                        <w:t xml:space="preserve">Fig: </w:t>
+                      </w:r>
+                      <w:r>
+                        <w:rPr>
+                          <w:rFonts w:ascii="Times New Roman" w:hAnsi="Times New Roman" w:cs="Times New Roman"/>
+                        </w:rPr>
+                        <w:t>Impulse</w:t>
+                      </w:r>
+                      <w:r>
+                        <w:rPr>
+                          <w:rFonts w:ascii="Times New Roman" w:hAnsi="Times New Roman" w:cs="Times New Roman"/>
+                        </w:rPr>
+                        <w:t xml:space="preserve"> Signal Parameter</w:t>
+                      </w:r>
+                    </w:p>
+                  </w:txbxContent>
+                </v:textbox>
+              </v:shape>
+            </w:pict>
+          </mc:Fallback>
+        </mc:AlternateContent>
+      </w:r>
+      <w:r>
+        <w:rPr>
+          <w:rFonts w:ascii="Times New Roman" w:hAnsi="Times New Roman" w:cs="Times New Roman"/>
+          <w:b/>
+          <w:bCs/>
+          <w:noProof/>
+        </w:rPr>
         <w:drawing>
-          <wp:anchor distT="0" distB="0" distL="114300" distR="114300" simplePos="0" relativeHeight="251663360" behindDoc="0" locked="0" layoutInCell="1" allowOverlap="1" wp14:anchorId="523F54DA" wp14:editId="52865464">
+          <wp:anchor distT="0" distB="0" distL="114300" distR="114300" simplePos="0" relativeHeight="251667456" behindDoc="0" locked="0" layoutInCell="1" allowOverlap="1" wp14:anchorId="6BFC44D9" wp14:editId="3EBFF267">
             <wp:simplePos x="0" y="0"/>
             <wp:positionH relativeFrom="margin">
-              <wp:posOffset>-289560</wp:posOffset>
+              <wp:posOffset>2257425</wp:posOffset>
             </wp:positionH>
             <wp:positionV relativeFrom="paragraph">
-              <wp:posOffset>76835</wp:posOffset>
+              <wp:posOffset>1718310</wp:posOffset>
             </wp:positionV>
-            <wp:extent cx="6878955" cy="3589655"/>
-            <wp:effectExtent l="19050" t="19050" r="17145" b="10795"/>
+            <wp:extent cx="2430744" cy="2247900"/>
+            <wp:effectExtent l="19050" t="19050" r="27305" b="19050"/>
             <wp:wrapNone/>
-            <wp:docPr id="6" name="Picture 6"/>
+            <wp:docPr id="4" name="Picture 4"/>
             <wp:cNvGraphicFramePr>
               <a:graphicFrameLocks xmlns:a="http://schemas.openxmlformats.org/drawingml/2006/main" noChangeAspect="1"/>
             </wp:cNvGraphicFramePr>
@@ -2019,26 +2328,26 @@
               <a:graphicData uri="http://schemas.openxmlformats.org/drawingml/2006/picture">
                 <pic:pic xmlns:pic="http://schemas.openxmlformats.org/drawingml/2006/picture">
                   <pic:nvPicPr>
-                    <pic:cNvPr id="6" name="Picture 6"/>
+                    <pic:cNvPr id="4" name="Picture 4"/>
                     <pic:cNvPicPr>
                       <a:picLocks noChangeAspect="1"/>
                     </pic:cNvPicPr>
                   </pic:nvPicPr>
                   <pic:blipFill rotWithShape="1">
-                    <a:blip r:embed="rId7">
+                    <a:blip r:embed="rId10">
                       <a:extLst>
                         <a:ext uri="{28A0092B-C50C-407E-A947-70E740481C1C}">
                           <a14:useLocalDpi xmlns:a14="http://schemas.microsoft.com/office/drawing/2010/main" val="0"/>
                         </a:ext>
                       </a:extLst>
                     </a:blip>
-                    <a:srcRect l="179" t="-177" r="491" b="177"/>
+                    <a:srcRect l="-196" t="295" r="22183" b="24163"/>
                     <a:stretch/>
                   </pic:blipFill>
                   <pic:spPr bwMode="auto">
                     <a:xfrm>
                       <a:off x="0" y="0"/>
-                      <a:ext cx="6878955" cy="3589655"/>
+                      <a:ext cx="2430744" cy="2247900"/>
                     </a:xfrm>
                     <a:prstGeom prst="rect">
                       <a:avLst/>
@@ -2088,94 +2397,882 @@
           </wp:anchor>
         </w:drawing>
       </w:r>
-    </w:p>
-    <w:p>
-      <w:pPr>
-        <w:rPr>
-          <w:rFonts w:ascii="Times New Roman" w:hAnsi="Times New Roman" w:cs="Times New Roman"/>
-        </w:rPr>
-      </w:pPr>
-    </w:p>
-    <w:p>
-      <w:pPr>
-        <w:rPr>
-          <w:rFonts w:ascii="Times New Roman" w:hAnsi="Times New Roman" w:cs="Times New Roman"/>
-        </w:rPr>
-      </w:pPr>
-    </w:p>
-    <w:p>
-      <w:pPr>
-        <w:rPr>
-          <w:rFonts w:ascii="Times New Roman" w:hAnsi="Times New Roman" w:cs="Times New Roman"/>
-        </w:rPr>
-      </w:pPr>
-    </w:p>
-    <w:p>
-      <w:pPr>
-        <w:rPr>
-          <w:rFonts w:ascii="Times New Roman" w:hAnsi="Times New Roman" w:cs="Times New Roman"/>
-        </w:rPr>
-      </w:pPr>
-    </w:p>
-    <w:p>
-      <w:pPr>
-        <w:rPr>
-          <w:rFonts w:ascii="Times New Roman" w:hAnsi="Times New Roman" w:cs="Times New Roman"/>
-        </w:rPr>
-      </w:pPr>
-    </w:p>
-    <w:p>
-      <w:pPr>
-        <w:rPr>
-          <w:rFonts w:ascii="Times New Roman" w:hAnsi="Times New Roman" w:cs="Times New Roman"/>
-        </w:rPr>
-      </w:pPr>
-    </w:p>
-    <w:p>
-      <w:pPr>
-        <w:rPr>
-          <w:rFonts w:ascii="Times New Roman" w:hAnsi="Times New Roman" w:cs="Times New Roman"/>
-        </w:rPr>
-      </w:pPr>
-    </w:p>
-    <w:p>
-      <w:pPr>
-        <w:rPr>
-          <w:rFonts w:ascii="Times New Roman" w:hAnsi="Times New Roman" w:cs="Times New Roman"/>
-        </w:rPr>
-      </w:pPr>
-    </w:p>
-    <w:p>
-      <w:pPr>
+      <w:r>
         <w:rPr>
           <w:rFonts w:ascii="Times New Roman" w:hAnsi="Times New Roman" w:cs="Times New Roman"/>
           <w:b/>
           <w:bCs/>
         </w:rPr>
-      </w:pPr>
-      <w:r>
+        <w:br w:type="page"/>
+      </w:r>
+    </w:p>
+    <w:p>
+      <w:pPr>
+        <w:spacing w:before="240"/>
         <w:rPr>
           <w:rFonts w:ascii="Times New Roman" w:hAnsi="Times New Roman" w:cs="Times New Roman"/>
           <w:b/>
           <w:bCs/>
         </w:rPr>
-        <w:br w:type="page"/>
-      </w:r>
-    </w:p>
-    <w:p>
-      <w:pPr>
-        <w:jc w:val="both"/>
+      </w:pPr>
+      <w:r>
         <w:rPr>
           <w:rFonts w:ascii="Times New Roman" w:hAnsi="Times New Roman" w:cs="Times New Roman"/>
           <w:b/>
           <w:bCs/>
-        </w:rPr>
-      </w:pPr>
+          <w:noProof/>
+        </w:rPr>
+        <w:lastRenderedPageBreak/>
+        <w:drawing>
+          <wp:anchor distT="0" distB="0" distL="114300" distR="114300" simplePos="0" relativeHeight="251675648" behindDoc="0" locked="0" layoutInCell="1" allowOverlap="1" wp14:anchorId="727DDB08" wp14:editId="1324C73B">
+            <wp:simplePos x="0" y="0"/>
+            <wp:positionH relativeFrom="margin">
+              <wp:posOffset>3324225</wp:posOffset>
+            </wp:positionH>
+            <wp:positionV relativeFrom="paragraph">
+              <wp:posOffset>18415</wp:posOffset>
+            </wp:positionV>
+            <wp:extent cx="3019425" cy="1762125"/>
+            <wp:effectExtent l="19050" t="19050" r="28575" b="28575"/>
+            <wp:wrapNone/>
+            <wp:docPr id="11" name="Picture 11"/>
+            <wp:cNvGraphicFramePr>
+              <a:graphicFrameLocks xmlns:a="http://schemas.openxmlformats.org/drawingml/2006/main" noChangeAspect="1"/>
+            </wp:cNvGraphicFramePr>
+            <a:graphic xmlns:a="http://schemas.openxmlformats.org/drawingml/2006/main">
+              <a:graphicData uri="http://schemas.openxmlformats.org/drawingml/2006/picture">
+                <pic:pic xmlns:pic="http://schemas.openxmlformats.org/drawingml/2006/picture">
+                  <pic:nvPicPr>
+                    <pic:cNvPr id="7" name="Picture 7"/>
+                    <pic:cNvPicPr>
+                      <a:picLocks noChangeAspect="1"/>
+                    </pic:cNvPicPr>
+                  </pic:nvPicPr>
+                  <pic:blipFill rotWithShape="1">
+                    <a:blip r:embed="rId11">
+                      <a:extLst>
+                        <a:ext uri="{28A0092B-C50C-407E-A947-70E740481C1C}">
+                          <a14:useLocalDpi xmlns:a14="http://schemas.microsoft.com/office/drawing/2010/main" val="0"/>
+                        </a:ext>
+                      </a:extLst>
+                    </a:blip>
+                    <a:srcRect l="912" t="31067" r="2637" b="43077"/>
+                    <a:stretch/>
+                  </pic:blipFill>
+                  <pic:spPr bwMode="auto">
+                    <a:xfrm>
+                      <a:off x="0" y="0"/>
+                      <a:ext cx="3019425" cy="1762125"/>
+                    </a:xfrm>
+                    <a:prstGeom prst="rect">
+                      <a:avLst/>
+                    </a:prstGeom>
+                    <a:ln w="19050" cap="flat" cmpd="sng" algn="ctr">
+                      <a:solidFill>
+                        <a:srgbClr val="0E2841">
+                          <a:lumMod val="50000"/>
+                          <a:lumOff val="50000"/>
+                        </a:srgbClr>
+                      </a:solidFill>
+                      <a:prstDash val="solid"/>
+                      <a:round/>
+                      <a:headEnd type="none" w="med" len="med"/>
+                      <a:tailEnd type="none" w="med" len="med"/>
+                      <a:extLst>
+                        <a:ext uri="{C807C97D-BFC1-408E-A445-0C87EB9F89A2}">
+                          <ask:lineSketchStyleProps xmlns:ask="http://schemas.microsoft.com/office/drawing/2018/sketchyshapes" sd="0">
+                            <a:custGeom>
+                              <a:avLst/>
+                              <a:gdLst/>
+                              <a:ahLst/>
+                              <a:cxnLst/>
+                              <a:rect l="0" t="0" r="0" b="0"/>
+                              <a:pathLst/>
+                            </a:custGeom>
+                            <ask:type/>
+                          </ask:lineSketchStyleProps>
+                        </a:ext>
+                      </a:extLst>
+                    </a:ln>
+                    <a:extLst>
+                      <a:ext uri="{53640926-AAD7-44D8-BBD7-CCE9431645EC}">
+                        <a14:shadowObscured xmlns:a14="http://schemas.microsoft.com/office/drawing/2010/main"/>
+                      </a:ext>
+                    </a:extLst>
+                  </pic:spPr>
+                </pic:pic>
+              </a:graphicData>
+            </a:graphic>
+            <wp14:sizeRelH relativeFrom="margin">
+              <wp14:pctWidth>0</wp14:pctWidth>
+            </wp14:sizeRelH>
+            <wp14:sizeRelV relativeFrom="margin">
+              <wp14:pctHeight>0</wp14:pctHeight>
+            </wp14:sizeRelV>
+          </wp:anchor>
+        </w:drawing>
+      </w:r>
       <w:r>
         <w:rPr>
           <w:rFonts w:ascii="Times New Roman" w:hAnsi="Times New Roman" w:cs="Times New Roman"/>
           <w:b/>
           <w:bCs/>
+          <w:noProof/>
+        </w:rPr>
+        <w:drawing>
+          <wp:anchor distT="0" distB="0" distL="114300" distR="114300" simplePos="0" relativeHeight="251671552" behindDoc="0" locked="0" layoutInCell="1" allowOverlap="1" wp14:anchorId="3EE41209" wp14:editId="6C85F103">
+            <wp:simplePos x="0" y="0"/>
+            <wp:positionH relativeFrom="margin">
+              <wp:posOffset>581025</wp:posOffset>
+            </wp:positionH>
+            <wp:positionV relativeFrom="paragraph">
+              <wp:posOffset>28575</wp:posOffset>
+            </wp:positionV>
+            <wp:extent cx="2428875" cy="1733550"/>
+            <wp:effectExtent l="19050" t="19050" r="28575" b="19050"/>
+            <wp:wrapNone/>
+            <wp:docPr id="9" name="Picture 9"/>
+            <wp:cNvGraphicFramePr>
+              <a:graphicFrameLocks xmlns:a="http://schemas.openxmlformats.org/drawingml/2006/main" noChangeAspect="1"/>
+            </wp:cNvGraphicFramePr>
+            <a:graphic xmlns:a="http://schemas.openxmlformats.org/drawingml/2006/main">
+              <a:graphicData uri="http://schemas.openxmlformats.org/drawingml/2006/picture">
+                <pic:pic xmlns:pic="http://schemas.openxmlformats.org/drawingml/2006/picture">
+                  <pic:nvPicPr>
+                    <pic:cNvPr id="7" name="Picture 7"/>
+                    <pic:cNvPicPr>
+                      <a:picLocks noChangeAspect="1"/>
+                    </pic:cNvPicPr>
+                  </pic:nvPicPr>
+                  <pic:blipFill rotWithShape="1">
+                    <a:blip r:embed="rId11">
+                      <a:extLst>
+                        <a:ext uri="{28A0092B-C50C-407E-A947-70E740481C1C}">
+                          <a14:useLocalDpi xmlns:a14="http://schemas.microsoft.com/office/drawing/2010/main" val="0"/>
+                        </a:ext>
+                      </a:extLst>
+                    </a:blip>
+                    <a:srcRect t="738" r="22413" b="73825"/>
+                    <a:stretch/>
+                  </pic:blipFill>
+                  <pic:spPr bwMode="auto">
+                    <a:xfrm>
+                      <a:off x="0" y="0"/>
+                      <a:ext cx="2428875" cy="1733550"/>
+                    </a:xfrm>
+                    <a:prstGeom prst="rect">
+                      <a:avLst/>
+                    </a:prstGeom>
+                    <a:ln w="19050" cap="flat" cmpd="sng" algn="ctr">
+                      <a:solidFill>
+                        <a:srgbClr val="0E2841">
+                          <a:lumMod val="50000"/>
+                          <a:lumOff val="50000"/>
+                        </a:srgbClr>
+                      </a:solidFill>
+                      <a:prstDash val="solid"/>
+                      <a:round/>
+                      <a:headEnd type="none" w="med" len="med"/>
+                      <a:tailEnd type="none" w="med" len="med"/>
+                      <a:extLst>
+                        <a:ext uri="{C807C97D-BFC1-408E-A445-0C87EB9F89A2}">
+                          <ask:lineSketchStyleProps xmlns:ask="http://schemas.microsoft.com/office/drawing/2018/sketchyshapes" sd="0">
+                            <a:custGeom>
+                              <a:avLst/>
+                              <a:gdLst/>
+                              <a:ahLst/>
+                              <a:cxnLst/>
+                              <a:rect l="0" t="0" r="0" b="0"/>
+                              <a:pathLst/>
+                            </a:custGeom>
+                            <ask:type/>
+                          </ask:lineSketchStyleProps>
+                        </a:ext>
+                      </a:extLst>
+                    </a:ln>
+                    <a:extLst>
+                      <a:ext uri="{53640926-AAD7-44D8-BBD7-CCE9431645EC}">
+                        <a14:shadowObscured xmlns:a14="http://schemas.microsoft.com/office/drawing/2010/main"/>
+                      </a:ext>
+                    </a:extLst>
+                  </pic:spPr>
+                </pic:pic>
+              </a:graphicData>
+            </a:graphic>
+            <wp14:sizeRelH relativeFrom="margin">
+              <wp14:pctWidth>0</wp14:pctWidth>
+            </wp14:sizeRelH>
+            <wp14:sizeRelV relativeFrom="margin">
+              <wp14:pctHeight>0</wp14:pctHeight>
+            </wp14:sizeRelV>
+          </wp:anchor>
+        </w:drawing>
+      </w:r>
+    </w:p>
+    <w:p>
+      <w:pPr>
+        <w:spacing w:before="240"/>
+        <w:rPr>
+          <w:rFonts w:ascii="Times New Roman" w:hAnsi="Times New Roman" w:cs="Times New Roman"/>
+          <w:b/>
+          <w:bCs/>
+        </w:rPr>
+      </w:pPr>
+    </w:p>
+    <w:p>
+      <w:pPr>
+        <w:spacing w:before="240"/>
+        <w:rPr>
+          <w:rFonts w:ascii="Times New Roman" w:hAnsi="Times New Roman" w:cs="Times New Roman"/>
+          <w:b/>
+          <w:bCs/>
+        </w:rPr>
+      </w:pPr>
+    </w:p>
+    <w:p>
+      <w:pPr>
+        <w:spacing w:before="240"/>
+        <w:rPr>
+          <w:rFonts w:ascii="Times New Roman" w:hAnsi="Times New Roman" w:cs="Times New Roman"/>
+          <w:b/>
+          <w:bCs/>
+        </w:rPr>
+      </w:pPr>
+    </w:p>
+    <w:p>
+      <w:pPr>
+        <w:spacing w:before="240"/>
+        <w:rPr>
+          <w:rFonts w:ascii="Times New Roman" w:hAnsi="Times New Roman" w:cs="Times New Roman"/>
+          <w:b/>
+          <w:bCs/>
+        </w:rPr>
+      </w:pPr>
+      <w:r>
+        <w:rPr>
+          <w:rFonts w:ascii="Times New Roman" w:hAnsi="Times New Roman" w:cs="Times New Roman"/>
+          <w:b/>
+          <w:bCs/>
+          <w:noProof/>
+        </w:rPr>
+        <w:drawing>
+          <wp:anchor distT="0" distB="0" distL="114300" distR="114300" simplePos="0" relativeHeight="251676672" behindDoc="0" locked="0" layoutInCell="1" allowOverlap="1" wp14:anchorId="23FF49B7" wp14:editId="01B0351B">
+            <wp:simplePos x="0" y="0"/>
+            <wp:positionH relativeFrom="margin">
+              <wp:align>center</wp:align>
+            </wp:positionH>
+            <wp:positionV relativeFrom="paragraph">
+              <wp:posOffset>200025</wp:posOffset>
+            </wp:positionV>
+            <wp:extent cx="2581275" cy="1971675"/>
+            <wp:effectExtent l="19050" t="19050" r="28575" b="28575"/>
+            <wp:wrapNone/>
+            <wp:docPr id="10" name="Picture 10"/>
+            <wp:cNvGraphicFramePr>
+              <a:graphicFrameLocks xmlns:a="http://schemas.openxmlformats.org/drawingml/2006/main" noChangeAspect="1"/>
+            </wp:cNvGraphicFramePr>
+            <a:graphic xmlns:a="http://schemas.openxmlformats.org/drawingml/2006/main">
+              <a:graphicData uri="http://schemas.openxmlformats.org/drawingml/2006/picture">
+                <pic:pic xmlns:pic="http://schemas.openxmlformats.org/drawingml/2006/picture">
+                  <pic:nvPicPr>
+                    <pic:cNvPr id="7" name="Picture 7"/>
+                    <pic:cNvPicPr>
+                      <a:picLocks noChangeAspect="1"/>
+                    </pic:cNvPicPr>
+                  </pic:nvPicPr>
+                  <pic:blipFill rotWithShape="1">
+                    <a:blip r:embed="rId11">
+                      <a:extLst>
+                        <a:ext uri="{28A0092B-C50C-407E-A947-70E740481C1C}">
+                          <a14:useLocalDpi xmlns:a14="http://schemas.microsoft.com/office/drawing/2010/main" val="0"/>
+                        </a:ext>
+                      </a:extLst>
+                    </a:blip>
+                    <a:srcRect t="65728" r="17545" b="5341"/>
+                    <a:stretch/>
+                  </pic:blipFill>
+                  <pic:spPr bwMode="auto">
+                    <a:xfrm>
+                      <a:off x="0" y="0"/>
+                      <a:ext cx="2581275" cy="1971675"/>
+                    </a:xfrm>
+                    <a:prstGeom prst="rect">
+                      <a:avLst/>
+                    </a:prstGeom>
+                    <a:ln w="19050" cap="flat" cmpd="sng" algn="ctr">
+                      <a:solidFill>
+                        <a:srgbClr val="0E2841">
+                          <a:lumMod val="50000"/>
+                          <a:lumOff val="50000"/>
+                        </a:srgbClr>
+                      </a:solidFill>
+                      <a:prstDash val="solid"/>
+                      <a:round/>
+                      <a:headEnd type="none" w="med" len="med"/>
+                      <a:tailEnd type="none" w="med" len="med"/>
+                      <a:extLst>
+                        <a:ext uri="{C807C97D-BFC1-408E-A445-0C87EB9F89A2}">
+                          <ask:lineSketchStyleProps xmlns:ask="http://schemas.microsoft.com/office/drawing/2018/sketchyshapes" sd="0">
+                            <a:custGeom>
+                              <a:avLst/>
+                              <a:gdLst/>
+                              <a:ahLst/>
+                              <a:cxnLst/>
+                              <a:rect l="0" t="0" r="0" b="0"/>
+                              <a:pathLst/>
+                            </a:custGeom>
+                            <ask:type/>
+                          </ask:lineSketchStyleProps>
+                        </a:ext>
+                      </a:extLst>
+                    </a:ln>
+                    <a:extLst>
+                      <a:ext uri="{53640926-AAD7-44D8-BBD7-CCE9431645EC}">
+                        <a14:shadowObscured xmlns:a14="http://schemas.microsoft.com/office/drawing/2010/main"/>
+                      </a:ext>
+                    </a:extLst>
+                  </pic:spPr>
+                </pic:pic>
+              </a:graphicData>
+            </a:graphic>
+            <wp14:sizeRelH relativeFrom="margin">
+              <wp14:pctWidth>0</wp14:pctWidth>
+            </wp14:sizeRelH>
+            <wp14:sizeRelV relativeFrom="margin">
+              <wp14:pctHeight>0</wp14:pctHeight>
+            </wp14:sizeRelV>
+          </wp:anchor>
+        </w:drawing>
+      </w:r>
+    </w:p>
+    <w:p>
+      <w:pPr>
+        <w:spacing w:before="240"/>
+        <w:rPr>
+          <w:rFonts w:ascii="Times New Roman" w:hAnsi="Times New Roman" w:cs="Times New Roman"/>
+          <w:b/>
+          <w:bCs/>
+        </w:rPr>
+      </w:pPr>
+    </w:p>
+    <w:p>
+      <w:pPr>
+        <w:spacing w:before="240"/>
+        <w:rPr>
+          <w:rFonts w:ascii="Times New Roman" w:hAnsi="Times New Roman" w:cs="Times New Roman"/>
+          <w:b/>
+          <w:bCs/>
+        </w:rPr>
+      </w:pPr>
+    </w:p>
+    <w:p>
+      <w:pPr>
+        <w:spacing w:before="240"/>
+        <w:rPr>
+          <w:rFonts w:ascii="Times New Roman" w:hAnsi="Times New Roman" w:cs="Times New Roman"/>
+          <w:b/>
+          <w:bCs/>
+        </w:rPr>
+      </w:pPr>
+    </w:p>
+    <w:p>
+      <w:pPr>
+        <w:spacing w:before="240"/>
+        <w:rPr>
+          <w:rFonts w:ascii="Times New Roman" w:hAnsi="Times New Roman" w:cs="Times New Roman"/>
+          <w:b/>
+          <w:bCs/>
+        </w:rPr>
+      </w:pPr>
+    </w:p>
+    <w:p>
+      <w:pPr>
+        <w:spacing w:before="240"/>
+        <w:rPr>
+          <w:rFonts w:ascii="Times New Roman" w:hAnsi="Times New Roman" w:cs="Times New Roman"/>
+          <w:b/>
+          <w:bCs/>
+        </w:rPr>
+      </w:pPr>
+    </w:p>
+    <w:p>
+      <w:pPr>
+        <w:spacing w:before="240"/>
+        <w:rPr>
+          <w:rFonts w:ascii="Times New Roman" w:hAnsi="Times New Roman" w:cs="Times New Roman"/>
+          <w:b/>
+          <w:bCs/>
+        </w:rPr>
+      </w:pPr>
+      <w:r>
+        <w:rPr>
+          <w:rFonts w:ascii="Times New Roman" w:hAnsi="Times New Roman" w:cs="Times New Roman"/>
+          <w:b/>
+          <w:bCs/>
+          <w:noProof/>
+        </w:rPr>
+        <mc:AlternateContent>
+          <mc:Choice Requires="wps">
+            <w:drawing>
+              <wp:anchor distT="0" distB="0" distL="114300" distR="114300" simplePos="0" relativeHeight="251683840" behindDoc="0" locked="0" layoutInCell="1" allowOverlap="1" wp14:anchorId="44F0AF3C" wp14:editId="20A734A0">
+                <wp:simplePos x="0" y="0"/>
+                <wp:positionH relativeFrom="column">
+                  <wp:posOffset>1952625</wp:posOffset>
+                </wp:positionH>
+                <wp:positionV relativeFrom="paragraph">
+                  <wp:posOffset>59055</wp:posOffset>
+                </wp:positionV>
+                <wp:extent cx="2305050" cy="295275"/>
+                <wp:effectExtent l="0" t="0" r="19050" b="28575"/>
+                <wp:wrapNone/>
+                <wp:docPr id="16" name="Text Box 16"/>
+                <wp:cNvGraphicFramePr/>
+                <a:graphic xmlns:a="http://schemas.openxmlformats.org/drawingml/2006/main">
+                  <a:graphicData uri="http://schemas.microsoft.com/office/word/2010/wordprocessingShape">
+                    <wps:wsp>
+                      <wps:cNvSpPr txBox="1"/>
+                      <wps:spPr>
+                        <a:xfrm>
+                          <a:off x="0" y="0"/>
+                          <a:ext cx="2305050" cy="295275"/>
+                        </a:xfrm>
+                        <a:prstGeom prst="rect">
+                          <a:avLst/>
+                        </a:prstGeom>
+                        <a:solidFill>
+                          <a:schemeClr val="lt1"/>
+                        </a:solidFill>
+                        <a:ln w="6350">
+                          <a:solidFill>
+                            <a:prstClr val="black"/>
+                          </a:solidFill>
+                        </a:ln>
+                      </wps:spPr>
+                      <wps:txbx>
+                        <w:txbxContent>
+                          <w:p>
+                            <w:pPr>
+                              <w:rPr>
+                                <w:rFonts w:ascii="Times New Roman" w:hAnsi="Times New Roman" w:cs="Times New Roman"/>
+                              </w:rPr>
+                            </w:pPr>
+                            <w:r>
+                              <w:rPr>
+                                <w:rFonts w:ascii="Times New Roman" w:hAnsi="Times New Roman" w:cs="Times New Roman"/>
+                              </w:rPr>
+                              <w:t xml:space="preserve">Fig: </w:t>
+                            </w:r>
+                            <w:r>
+                              <w:rPr>
+                                <w:rFonts w:ascii="Times New Roman" w:hAnsi="Times New Roman" w:cs="Times New Roman"/>
+                              </w:rPr>
+                              <w:t>Exponential</w:t>
+                            </w:r>
+                            <w:r>
+                              <w:rPr>
+                                <w:rFonts w:ascii="Times New Roman" w:hAnsi="Times New Roman" w:cs="Times New Roman"/>
+                              </w:rPr>
+                              <w:t xml:space="preserve"> Signal Parameter</w:t>
+                            </w:r>
+                          </w:p>
+                        </w:txbxContent>
+                      </wps:txbx>
+                      <wps:bodyPr rot="0" spcFirstLastPara="0" vertOverflow="overflow" horzOverflow="overflow" vert="horz" wrap="square" lIns="91440" tIns="45720" rIns="91440" bIns="45720" numCol="1" spcCol="0" rtlCol="0" fromWordArt="0" anchor="t" anchorCtr="0" forceAA="0" compatLnSpc="1">
+                        <a:prstTxWarp prst="textNoShape">
+                          <a:avLst/>
+                        </a:prstTxWarp>
+                        <a:noAutofit/>
+                      </wps:bodyPr>
+                    </wps:wsp>
+                  </a:graphicData>
+                </a:graphic>
+                <wp14:sizeRelH relativeFrom="margin">
+                  <wp14:pctWidth>0</wp14:pctWidth>
+                </wp14:sizeRelH>
+                <wp14:sizeRelV relativeFrom="margin">
+                  <wp14:pctHeight>0</wp14:pctHeight>
+                </wp14:sizeRelV>
+              </wp:anchor>
+            </w:drawing>
+          </mc:Choice>
+          <mc:Fallback>
+            <w:pict>
+              <v:shape w14:anchorId="44F0AF3C" id="Text Box 16" o:spid="_x0000_s1031" type="#_x0000_t202" style="position:absolute;margin-left:153.75pt;margin-top:4.65pt;width:181.5pt;height:23.25pt;z-index:251683840;visibility:visible;mso-wrap-style:square;mso-width-percent:0;mso-height-percent:0;mso-wrap-distance-left:9pt;mso-wrap-distance-top:0;mso-wrap-distance-right:9pt;mso-wrap-distance-bottom:0;mso-position-horizontal:absolute;mso-position-horizontal-relative:text;mso-position-vertical:absolute;mso-position-vertical-relative:text;mso-width-percent:0;mso-height-percent:0;mso-width-relative:margin;mso-height-relative:margin;v-text-anchor:top" o:gfxdata="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" fillcolor="white [3201]" strokeweight=".5pt">
+                <v:textbox>
+                  <w:txbxContent>
+                    <w:p>
+                      <w:pPr>
+                        <w:rPr>
+                          <w:rFonts w:ascii="Times New Roman" w:hAnsi="Times New Roman" w:cs="Times New Roman"/>
+                        </w:rPr>
+                      </w:pPr>
+                      <w:r>
+                        <w:rPr>
+                          <w:rFonts w:ascii="Times New Roman" w:hAnsi="Times New Roman" w:cs="Times New Roman"/>
+                        </w:rPr>
+                        <w:t xml:space="preserve">Fig: </w:t>
+                      </w:r>
+                      <w:r>
+                        <w:rPr>
+                          <w:rFonts w:ascii="Times New Roman" w:hAnsi="Times New Roman" w:cs="Times New Roman"/>
+                        </w:rPr>
+                        <w:t>Exponential</w:t>
+                      </w:r>
+                      <w:r>
+                        <w:rPr>
+                          <w:rFonts w:ascii="Times New Roman" w:hAnsi="Times New Roman" w:cs="Times New Roman"/>
+                        </w:rPr>
+                        <w:t xml:space="preserve"> Signal Parameter</w:t>
+                      </w:r>
+                    </w:p>
+                  </w:txbxContent>
+                </v:textbox>
+              </v:shape>
+            </w:pict>
+          </mc:Fallback>
+        </mc:AlternateContent>
+      </w:r>
+    </w:p>
+    <w:p>
+      <w:pPr>
+        <w:spacing w:before="240"/>
+        <w:rPr>
+          <w:rFonts w:ascii="Times New Roman" w:hAnsi="Times New Roman" w:cs="Times New Roman"/>
+          <w:b/>
+          <w:bCs/>
+        </w:rPr>
+      </w:pPr>
+      <w:r>
+        <w:rPr>
+          <w:rFonts w:ascii="Times New Roman" w:hAnsi="Times New Roman" w:cs="Times New Roman"/>
+          <w:b/>
+          <w:bCs/>
+          <w:noProof/>
+        </w:rPr>
+        <w:drawing>
+          <wp:anchor distT="0" distB="0" distL="114300" distR="114300" simplePos="0" relativeHeight="251663360" behindDoc="0" locked="0" layoutInCell="1" allowOverlap="1" wp14:anchorId="523F54DA" wp14:editId="5C21E1AF">
+            <wp:simplePos x="0" y="0"/>
+            <wp:positionH relativeFrom="margin">
+              <wp:posOffset>-314325</wp:posOffset>
+            </wp:positionH>
+            <wp:positionV relativeFrom="paragraph">
+              <wp:posOffset>285115</wp:posOffset>
+            </wp:positionV>
+            <wp:extent cx="6878955" cy="4362450"/>
+            <wp:effectExtent l="19050" t="19050" r="17145" b="19050"/>
+            <wp:wrapNone/>
+            <wp:docPr id="6" name="Picture 6"/>
+            <wp:cNvGraphicFramePr>
+              <a:graphicFrameLocks xmlns:a="http://schemas.openxmlformats.org/drawingml/2006/main" noChangeAspect="1"/>
+            </wp:cNvGraphicFramePr>
+            <a:graphic xmlns:a="http://schemas.openxmlformats.org/drawingml/2006/main">
+              <a:graphicData uri="http://schemas.openxmlformats.org/drawingml/2006/picture">
+                <pic:pic xmlns:pic="http://schemas.openxmlformats.org/drawingml/2006/picture">
+                  <pic:nvPicPr>
+                    <pic:cNvPr id="6" name="Picture 6"/>
+                    <pic:cNvPicPr>
+                      <a:picLocks noChangeAspect="1"/>
+                    </pic:cNvPicPr>
+                  </pic:nvPicPr>
+                  <pic:blipFill rotWithShape="1">
+                    <a:blip r:embed="rId12">
+                      <a:extLst>
+                        <a:ext uri="{28A0092B-C50C-407E-A947-70E740481C1C}">
+                          <a14:useLocalDpi xmlns:a14="http://schemas.microsoft.com/office/drawing/2010/main" val="0"/>
+                        </a:ext>
+                      </a:extLst>
+                    </a:blip>
+                    <a:srcRect b="120"/>
+                    <a:stretch/>
+                  </pic:blipFill>
+                  <pic:spPr bwMode="auto">
+                    <a:xfrm>
+                      <a:off x="0" y="0"/>
+                      <a:ext cx="6878955" cy="4362450"/>
+                    </a:xfrm>
+                    <a:prstGeom prst="rect">
+                      <a:avLst/>
+                    </a:prstGeom>
+                    <a:ln w="19050" cap="flat" cmpd="sng" algn="ctr">
+                      <a:solidFill>
+                        <a:srgbClr val="0E2841">
+                          <a:lumMod val="50000"/>
+                          <a:lumOff val="50000"/>
+                        </a:srgbClr>
+                      </a:solidFill>
+                      <a:prstDash val="solid"/>
+                      <a:round/>
+                      <a:headEnd type="none" w="med" len="med"/>
+                      <a:tailEnd type="none" w="med" len="med"/>
+                      <a:extLst>
+                        <a:ext uri="{C807C97D-BFC1-408E-A445-0C87EB9F89A2}">
+                          <ask:lineSketchStyleProps xmlns:ask="http://schemas.microsoft.com/office/drawing/2018/sketchyshapes" sd="0">
+                            <a:custGeom>
+                              <a:avLst/>
+                              <a:gdLst/>
+                              <a:ahLst/>
+                              <a:cxnLst/>
+                              <a:rect l="0" t="0" r="0" b="0"/>
+                              <a:pathLst/>
+                            </a:custGeom>
+                            <ask:type/>
+                          </ask:lineSketchStyleProps>
+                        </a:ext>
+                      </a:extLst>
+                    </a:ln>
+                    <a:extLst>
+                      <a:ext uri="{53640926-AAD7-44D8-BBD7-CCE9431645EC}">
+                        <a14:shadowObscured xmlns:a14="http://schemas.microsoft.com/office/drawing/2010/main"/>
+                      </a:ext>
+                    </a:extLst>
+                  </pic:spPr>
+                </pic:pic>
+              </a:graphicData>
+            </a:graphic>
+            <wp14:sizeRelH relativeFrom="margin">
+              <wp14:pctWidth>0</wp14:pctWidth>
+            </wp14:sizeRelH>
+            <wp14:sizeRelV relativeFrom="margin">
+              <wp14:pctHeight>0</wp14:pctHeight>
+            </wp14:sizeRelV>
+          </wp:anchor>
+        </w:drawing>
+      </w:r>
+      <w:r>
+        <w:rPr>
+          <w:rFonts w:ascii="Times New Roman" w:hAnsi="Times New Roman" w:cs="Times New Roman"/>
+          <w:b/>
+          <w:bCs/>
+        </w:rPr>
+        <w:t>Scope Output:</w:t>
+      </w:r>
+    </w:p>
+    <w:p>
+      <w:pPr>
+        <w:rPr>
+          <w:rFonts w:ascii="Times New Roman" w:hAnsi="Times New Roman" w:cs="Times New Roman"/>
+        </w:rPr>
+      </w:pPr>
+    </w:p>
+    <w:p>
+      <w:pPr>
+        <w:rPr>
+          <w:rFonts w:ascii="Times New Roman" w:hAnsi="Times New Roman" w:cs="Times New Roman"/>
+        </w:rPr>
+      </w:pPr>
+    </w:p>
+    <w:p>
+      <w:pPr>
+        <w:rPr>
+          <w:rFonts w:ascii="Times New Roman" w:hAnsi="Times New Roman" w:cs="Times New Roman"/>
+        </w:rPr>
+      </w:pPr>
+    </w:p>
+    <w:p>
+      <w:pPr>
+        <w:rPr>
+          <w:rFonts w:ascii="Times New Roman" w:hAnsi="Times New Roman" w:cs="Times New Roman"/>
+        </w:rPr>
+      </w:pPr>
+    </w:p>
+    <w:p>
+      <w:pPr>
+        <w:rPr>
+          <w:rFonts w:ascii="Times New Roman" w:hAnsi="Times New Roman" w:cs="Times New Roman"/>
+        </w:rPr>
+      </w:pPr>
+    </w:p>
+    <w:p>
+      <w:pPr>
+        <w:rPr>
+          <w:rFonts w:ascii="Times New Roman" w:hAnsi="Times New Roman" w:cs="Times New Roman"/>
+        </w:rPr>
+      </w:pPr>
+    </w:p>
+    <w:p>
+      <w:pPr>
+        <w:rPr>
+          <w:rFonts w:ascii="Times New Roman" w:hAnsi="Times New Roman" w:cs="Times New Roman"/>
+        </w:rPr>
+      </w:pPr>
+    </w:p>
+    <w:p>
+      <w:pPr>
+        <w:rPr>
+          <w:rFonts w:ascii="Times New Roman" w:hAnsi="Times New Roman" w:cs="Times New Roman"/>
+        </w:rPr>
+      </w:pPr>
+    </w:p>
+    <w:p>
+      <w:pPr>
+        <w:rPr>
+          <w:rFonts w:ascii="Times New Roman" w:hAnsi="Times New Roman" w:cs="Times New Roman"/>
+        </w:rPr>
+      </w:pPr>
+    </w:p>
+    <w:p>
+      <w:pPr>
+        <w:rPr>
+          <w:rFonts w:ascii="Times New Roman" w:hAnsi="Times New Roman" w:cs="Times New Roman"/>
+          <w:b/>
+          <w:bCs/>
+        </w:rPr>
+      </w:pPr>
+      <w:r>
+        <w:rPr>
+          <w:rFonts w:ascii="Times New Roman" w:hAnsi="Times New Roman" w:cs="Times New Roman"/>
+          <w:b/>
+          <w:bCs/>
+          <w:noProof/>
+        </w:rPr>
+        <mc:AlternateContent>
+          <mc:Choice Requires="wps">
+            <w:drawing>
+              <wp:anchor distT="0" distB="0" distL="114300" distR="114300" simplePos="0" relativeHeight="251685888" behindDoc="0" locked="0" layoutInCell="1" allowOverlap="1" wp14:anchorId="243668F9" wp14:editId="204A32F0">
+                <wp:simplePos x="0" y="0"/>
+                <wp:positionH relativeFrom="column">
+                  <wp:posOffset>2390775</wp:posOffset>
+                </wp:positionH>
+                <wp:positionV relativeFrom="paragraph">
+                  <wp:posOffset>1560195</wp:posOffset>
+                </wp:positionV>
+                <wp:extent cx="1390650" cy="295275"/>
+                <wp:effectExtent l="0" t="0" r="19050" b="28575"/>
+                <wp:wrapNone/>
+                <wp:docPr id="17" name="Text Box 17"/>
+                <wp:cNvGraphicFramePr/>
+                <a:graphic xmlns:a="http://schemas.openxmlformats.org/drawingml/2006/main">
+                  <a:graphicData uri="http://schemas.microsoft.com/office/word/2010/wordprocessingShape">
+                    <wps:wsp>
+                      <wps:cNvSpPr txBox="1"/>
+                      <wps:spPr>
+                        <a:xfrm>
+                          <a:off x="0" y="0"/>
+                          <a:ext cx="1390650" cy="295275"/>
+                        </a:xfrm>
+                        <a:prstGeom prst="rect">
+                          <a:avLst/>
+                        </a:prstGeom>
+                        <a:solidFill>
+                          <a:schemeClr val="lt1"/>
+                        </a:solidFill>
+                        <a:ln w="6350">
+                          <a:solidFill>
+                            <a:prstClr val="black"/>
+                          </a:solidFill>
+                        </a:ln>
+                      </wps:spPr>
+                      <wps:txbx>
+                        <w:txbxContent>
+                          <w:p>
+                            <w:pPr>
+                              <w:rPr>
+                                <w:rFonts w:ascii="Times New Roman" w:hAnsi="Times New Roman" w:cs="Times New Roman"/>
+                              </w:rPr>
+                            </w:pPr>
+                            <w:r>
+                              <w:rPr>
+                                <w:rFonts w:ascii="Times New Roman" w:hAnsi="Times New Roman" w:cs="Times New Roman"/>
+                              </w:rPr>
+                              <w:t xml:space="preserve">Fig: </w:t>
+                            </w:r>
+                            <w:r>
+                              <w:rPr>
+                                <w:rFonts w:ascii="Times New Roman" w:hAnsi="Times New Roman" w:cs="Times New Roman"/>
+                              </w:rPr>
+                              <w:t xml:space="preserve">Scope </w:t>
+                            </w:r>
+                            <w:proofErr w:type="spellStart"/>
+                            <w:r>
+                              <w:rPr>
+                                <w:rFonts w:ascii="Times New Roman" w:hAnsi="Times New Roman" w:cs="Times New Roman"/>
+                              </w:rPr>
+                              <w:t>Outptut</w:t>
+                            </w:r>
+                            <w:proofErr w:type="spellEnd"/>
+                          </w:p>
+                        </w:txbxContent>
+                      </wps:txbx>
+                      <wps:bodyPr rot="0" spcFirstLastPara="0" vertOverflow="overflow" horzOverflow="overflow" vert="horz" wrap="square" lIns="91440" tIns="45720" rIns="91440" bIns="45720" numCol="1" spcCol="0" rtlCol="0" fromWordArt="0" anchor="t" anchorCtr="0" forceAA="0" compatLnSpc="1">
+                        <a:prstTxWarp prst="textNoShape">
+                          <a:avLst/>
+                        </a:prstTxWarp>
+                        <a:noAutofit/>
+                      </wps:bodyPr>
+                    </wps:wsp>
+                  </a:graphicData>
+                </a:graphic>
+                <wp14:sizeRelH relativeFrom="margin">
+                  <wp14:pctWidth>0</wp14:pctWidth>
+                </wp14:sizeRelH>
+                <wp14:sizeRelV relativeFrom="margin">
+                  <wp14:pctHeight>0</wp14:pctHeight>
+                </wp14:sizeRelV>
+              </wp:anchor>
+            </w:drawing>
+          </mc:Choice>
+          <mc:Fallback>
+            <w:pict>
+              <v:shape w14:anchorId="243668F9" id="Text Box 17" o:spid="_x0000_s1032" type="#_x0000_t202" style="position:absolute;margin-left:188.25pt;margin-top:122.85pt;width:109.5pt;height:23.25pt;z-index:251685888;visibility:visible;mso-wrap-style:square;mso-width-percent:0;mso-height-percent:0;mso-wrap-distance-left:9pt;mso-wrap-distance-top:0;mso-wrap-distance-right:9pt;mso-wrap-distance-bottom:0;mso-position-horizontal:absolute;mso-position-horizontal-relative:text;mso-position-vertical:absolute;mso-position-vertical-relative:text;mso-width-percent:0;mso-height-percent:0;mso-width-relative:margin;mso-height-relative:margin;v-text-anchor:top" o:gfxdata="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" fillcolor="white [3201]" strokeweight=".5pt">
+                <v:textbox>
+                  <w:txbxContent>
+                    <w:p>
+                      <w:pPr>
+                        <w:rPr>
+                          <w:rFonts w:ascii="Times New Roman" w:hAnsi="Times New Roman" w:cs="Times New Roman"/>
+                        </w:rPr>
+                      </w:pPr>
+                      <w:r>
+                        <w:rPr>
+                          <w:rFonts w:ascii="Times New Roman" w:hAnsi="Times New Roman" w:cs="Times New Roman"/>
+                        </w:rPr>
+                        <w:t xml:space="preserve">Fig: </w:t>
+                      </w:r>
+                      <w:r>
+                        <w:rPr>
+                          <w:rFonts w:ascii="Times New Roman" w:hAnsi="Times New Roman" w:cs="Times New Roman"/>
+                        </w:rPr>
+                        <w:t xml:space="preserve">Scope </w:t>
+                      </w:r>
+                      <w:proofErr w:type="spellStart"/>
+                      <w:r>
+                        <w:rPr>
+                          <w:rFonts w:ascii="Times New Roman" w:hAnsi="Times New Roman" w:cs="Times New Roman"/>
+                        </w:rPr>
+                        <w:t>Outptut</w:t>
+                      </w:r>
+                      <w:proofErr w:type="spellEnd"/>
+                    </w:p>
+                  </w:txbxContent>
+                </v:textbox>
+              </v:shape>
+            </w:pict>
+          </mc:Fallback>
+        </mc:AlternateContent>
+      </w:r>
+      <w:r>
+        <w:rPr>
+          <w:rFonts w:ascii="Times New Roman" w:hAnsi="Times New Roman" w:cs="Times New Roman"/>
+          <w:b/>
+          <w:bCs/>
+        </w:rPr>
+        <w:br w:type="page"/>
+      </w:r>
+    </w:p>
+    <w:p>
+      <w:pPr>
+        <w:jc w:val="both"/>
+        <w:rPr>
+          <w:rFonts w:ascii="Times New Roman" w:hAnsi="Times New Roman" w:cs="Times New Roman"/>
+          <w:b/>
+          <w:bCs/>
+        </w:rPr>
+      </w:pPr>
+      <w:r>
+        <w:rPr>
+          <w:rFonts w:ascii="Times New Roman" w:hAnsi="Times New Roman" w:cs="Times New Roman"/>
+          <w:b/>
+          <w:bCs/>
         </w:rPr>
         <w:lastRenderedPageBreak/>
         <w:t>RESULT &amp; DISCUSSION</w:t>
@@ -2186,78 +3283,438 @@
         <w:jc w:val="both"/>
         <w:rPr>
           <w:rFonts w:ascii="Times New Roman" w:hAnsi="Times New Roman" w:cs="Times New Roman"/>
-        </w:rPr>
-      </w:pPr>
-      <w:r>
-        <w:rPr>
-          <w:rFonts w:ascii="Times New Roman" w:hAnsi="Times New Roman" w:cs="Times New Roman"/>
           <w:b/>
           <w:bCs/>
         </w:rPr>
-        <w:t>Result</w:t>
-      </w:r>
+      </w:pPr>
       <w:r>
         <w:rPr>
           <w:rFonts w:ascii="Times New Roman" w:hAnsi="Times New Roman" w:cs="Times New Roman"/>
           <w:b/>
           <w:bCs/>
         </w:rPr>
-        <w:t xml:space="preserve">: </w:t>
-      </w:r>
-      <w:r>
-        <w:rPr>
-          <w:rFonts w:ascii="Times New Roman" w:hAnsi="Times New Roman" w:cs="Times New Roman"/>
-        </w:rPr>
-        <w:t>The Sine and Cosine waveforms were successfully generated in MATLAB/Simulink using the Sine Wave block.</w:t>
-      </w:r>
-    </w:p>
-    <w:p>
-      <w:pPr>
-        <w:numPr>
-          <w:ilvl w:val="0"/>
-          <w:numId w:val="15"/>
-        </w:numPr>
+        <w:t>Result</w:t>
+      </w:r>
+      <w:r>
+        <w:rPr>
+          <w:rFonts w:ascii="Times New Roman" w:hAnsi="Times New Roman" w:cs="Times New Roman"/>
+          <w:b/>
+          <w:bCs/>
+        </w:rPr>
+        <w:t>:</w:t>
+      </w:r>
+    </w:p>
+    <w:p>
+      <w:pPr>
+        <w:jc w:val="both"/>
+        <w:rPr>
+          <w:rFonts w:ascii="Times New Roman" w:hAnsi="Times New Roman" w:cs="Times New Roman"/>
+        </w:rPr>
+      </w:pPr>
+      <w:r>
+        <w:rPr>
+          <w:rFonts w:ascii="Times New Roman" w:hAnsi="Times New Roman" w:cs="Times New Roman"/>
+        </w:rPr>
+        <w:t>The four elementary signals were</w:t>
+      </w:r>
+      <w:r>
+        <w:rPr>
+          <w:rFonts w:ascii="Times New Roman" w:hAnsi="Times New Roman" w:cs="Times New Roman"/>
+        </w:rPr>
+        <w:t xml:space="preserve"> </w:t>
+      </w:r>
+      <w:r>
+        <w:rPr>
+          <w:rFonts w:ascii="Times New Roman" w:hAnsi="Times New Roman" w:cs="Times New Roman"/>
+        </w:rPr>
+        <w:t>successfully generated in MATLAB/Simulink:</w:t>
+      </w:r>
+    </w:p>
+    <w:p>
+      <w:pPr>
+        <w:jc w:val="both"/>
+        <w:rPr>
+          <w:rFonts w:ascii="Times New Roman" w:hAnsi="Times New Roman" w:cs="Times New Roman"/>
+        </w:rPr>
+      </w:pPr>
+      <w:r>
+        <w:rPr>
+          <w:rFonts w:ascii="Times New Roman" w:hAnsi="Times New Roman" w:cs="Times New Roman"/>
+          <w:b/>
+          <w:bCs/>
+        </w:rPr>
+        <w:t>Step Signal:</w:t>
+      </w:r>
+      <w:r>
+        <w:rPr>
+          <w:rFonts w:ascii="Times New Roman" w:hAnsi="Times New Roman" w:cs="Times New Roman"/>
+        </w:rPr>
+        <w:t xml:space="preserve"> Successfully switched from 0 to 1 at t = 2 s.</w:t>
+      </w:r>
+    </w:p>
+    <w:p>
+      <w:pPr>
+        <w:jc w:val="both"/>
+        <w:rPr>
+          <w:rFonts w:ascii="Times New Roman" w:hAnsi="Times New Roman" w:cs="Times New Roman"/>
+        </w:rPr>
+      </w:pPr>
+      <w:r>
+        <w:rPr>
+          <w:rFonts w:ascii="Times New Roman" w:hAnsi="Times New Roman" w:cs="Times New Roman"/>
+          <w:b/>
+          <w:bCs/>
+        </w:rPr>
+        <w:t>Impulse Signal:</w:t>
+      </w:r>
+      <w:r>
+        <w:rPr>
+          <w:rFonts w:ascii="Times New Roman" w:hAnsi="Times New Roman" w:cs="Times New Roman"/>
+        </w:rPr>
+        <w:t xml:space="preserve"> Produced a single unit pulse of amplitude 1 at t= 3 s.</w:t>
+      </w:r>
+    </w:p>
+    <w:p>
+      <w:pPr>
+        <w:jc w:val="both"/>
+        <w:rPr>
+          <w:rFonts w:ascii="Times New Roman" w:hAnsi="Times New Roman" w:cs="Times New Roman"/>
+        </w:rPr>
+      </w:pPr>
+      <w:r>
+        <w:rPr>
+          <w:rFonts w:ascii="Times New Roman" w:hAnsi="Times New Roman" w:cs="Times New Roman"/>
+          <w:b/>
+          <w:bCs/>
+        </w:rPr>
+        <w:t>Ramp Signal:</w:t>
+      </w:r>
+      <w:r>
+        <w:rPr>
+          <w:rFonts w:ascii="Times New Roman" w:hAnsi="Times New Roman" w:cs="Times New Roman"/>
+        </w:rPr>
+        <w:t xml:space="preserve"> Increased linearly from 0 to 20 over 10 seconds</w:t>
+      </w:r>
+      <w:r>
+        <w:rPr>
+          <w:rFonts w:ascii="Times New Roman" w:hAnsi="Times New Roman" w:cs="Times New Roman"/>
+        </w:rPr>
+        <w:t xml:space="preserve"> </w:t>
+      </w:r>
+      <w:r>
+        <w:rPr>
+          <w:rFonts w:ascii="Times New Roman" w:hAnsi="Times New Roman" w:cs="Times New Roman"/>
+        </w:rPr>
+        <w:t>with a slope of 2.</w:t>
+      </w:r>
+    </w:p>
+    <w:p>
+      <w:pPr>
+        <w:jc w:val="both"/>
+        <w:rPr>
+          <w:rFonts w:ascii="Times New Roman" w:hAnsi="Times New Roman" w:cs="Times New Roman"/>
+        </w:rPr>
+      </w:pPr>
+      <w:r>
+        <w:rPr>
+          <w:rFonts w:ascii="Times New Roman" w:hAnsi="Times New Roman" w:cs="Times New Roman"/>
+          <w:b/>
+          <w:bCs/>
+        </w:rPr>
+        <w:t>Exponential Signal:</w:t>
+      </w:r>
+      <w:r>
+        <w:rPr>
+          <w:rFonts w:ascii="Times New Roman" w:hAnsi="Times New Roman" w:cs="Times New Roman"/>
+        </w:rPr>
+        <w:t xml:space="preserve"> Started at 1 and rapidly decayed</w:t>
+      </w:r>
+      <w:r>
+        <w:rPr>
+          <w:rFonts w:ascii="Times New Roman" w:hAnsi="Times New Roman" w:cs="Times New Roman"/>
+        </w:rPr>
+        <w:t xml:space="preserve"> </w:t>
+      </w:r>
+      <w:r>
+        <w:rPr>
+          <w:rFonts w:ascii="Times New Roman" w:hAnsi="Times New Roman" w:cs="Times New Roman"/>
+        </w:rPr>
+        <w:t>to 0.</w:t>
+      </w:r>
+    </w:p>
+    <w:p>
+      <w:pPr>
+        <w:jc w:val="both"/>
+        <w:rPr>
+          <w:rFonts w:ascii="Times New Roman" w:hAnsi="Times New Roman" w:cs="Times New Roman"/>
+        </w:rPr>
+      </w:pPr>
+    </w:p>
+    <w:p>
+      <w:pPr>
+        <w:jc w:val="both"/>
+        <w:rPr>
+          <w:rFonts w:ascii="Times New Roman" w:hAnsi="Times New Roman" w:cs="Times New Roman"/>
+          <w:b/>
+          <w:bCs/>
+        </w:rPr>
+      </w:pPr>
+      <w:r>
+        <w:rPr>
+          <w:rFonts w:ascii="Times New Roman" w:hAnsi="Times New Roman" w:cs="Times New Roman"/>
+          <w:b/>
+          <w:bCs/>
+        </w:rPr>
+        <w:t>Discussion</w:t>
+      </w:r>
+      <w:r>
+        <w:rPr>
+          <w:rFonts w:ascii="Times New Roman" w:hAnsi="Times New Roman" w:cs="Times New Roman"/>
+          <w:b/>
+          <w:bCs/>
+        </w:rPr>
+        <w:t>:</w:t>
+      </w:r>
+    </w:p>
+    <w:p>
+      <w:pPr>
+        <w:jc w:val="both"/>
+        <w:rPr>
+          <w:rFonts w:ascii="Times New Roman" w:hAnsi="Times New Roman" w:cs="Times New Roman"/>
+        </w:rPr>
+      </w:pPr>
+      <w:r>
+        <w:rPr>
+          <w:rFonts w:ascii="Times New Roman" w:hAnsi="Times New Roman" w:cs="Times New Roman"/>
+          <w:b/>
+          <w:bCs/>
+        </w:rPr>
+        <w:t>Step Signal:</w:t>
+      </w:r>
+      <w:r>
+        <w:rPr>
+          <w:rFonts w:ascii="Times New Roman" w:hAnsi="Times New Roman" w:cs="Times New Roman"/>
+        </w:rPr>
+        <w:t xml:space="preserve"> The waveform verified the delayed unit step</w:t>
+      </w:r>
+      <w:r>
+        <w:rPr>
+          <w:rFonts w:ascii="Times New Roman" w:hAnsi="Times New Roman" w:cs="Times New Roman"/>
+        </w:rPr>
+        <w:t xml:space="preserve"> </w:t>
+      </w:r>
+      <w:r>
+        <w:rPr>
+          <w:rFonts w:ascii="Times New Roman" w:hAnsi="Times New Roman" w:cs="Times New Roman"/>
+        </w:rPr>
+        <w:t>formula:</w:t>
+      </w:r>
+      <w:r>
+        <w:rPr>
+          <w:rFonts w:ascii="Times New Roman" w:hAnsi="Times New Roman" w:cs="Times New Roman"/>
+        </w:rPr>
+        <w:t xml:space="preserve"> </w:t>
+      </w:r>
+    </w:p>
+    <w:p>
+      <w:pPr>
         <w:spacing w:after="0"/>
         <w:jc w:val="both"/>
         <w:rPr>
           <w:rFonts w:ascii="Times New Roman" w:hAnsi="Times New Roman" w:cs="Times New Roman"/>
         </w:rPr>
       </w:pPr>
+      <m:oMathPara>
+        <m:oMath>
+          <m:r>
+            <w:rPr>
+              <w:rFonts w:ascii="Cambria Math" w:hAnsi="Cambria Math" w:cs="Times New Roman"/>
+            </w:rPr>
+            <m:t>u</m:t>
+          </m:r>
+          <m:d>
+            <m:dPr>
+              <m:ctrlPr>
+                <w:rPr>
+                  <w:rFonts w:ascii="Cambria Math" w:hAnsi="Cambria Math" w:cs="Times New Roman"/>
+                  <w:i/>
+                </w:rPr>
+              </m:ctrlPr>
+            </m:dPr>
+            <m:e>
+              <m:r>
+                <w:rPr>
+                  <w:rFonts w:ascii="Cambria Math" w:hAnsi="Cambria Math" w:cs="Times New Roman"/>
+                </w:rPr>
+                <m:t xml:space="preserve">t - </m:t>
+              </m:r>
+              <m:r>
+                <w:rPr>
+                  <w:rFonts w:ascii="Cambria Math" w:hAnsi="Cambria Math" w:cs="Times New Roman"/>
+                </w:rPr>
+                <m:t>2</m:t>
+              </m:r>
+            </m:e>
+          </m:d>
+          <m:r>
+            <w:rPr>
+              <w:rFonts w:ascii="Cambria Math" w:hAnsi="Cambria Math" w:cs="Times New Roman"/>
+            </w:rPr>
+            <m:t>=</m:t>
+          </m:r>
+          <m:d>
+            <m:dPr>
+              <m:begChr m:val="{"/>
+              <m:endChr m:val=""/>
+              <m:ctrlPr>
+                <w:rPr>
+                  <w:rFonts w:ascii="Cambria Math" w:hAnsi="Cambria Math" w:cs="Times New Roman"/>
+                  <w:i/>
+                </w:rPr>
+              </m:ctrlPr>
+            </m:dPr>
+            <m:e>
+              <m:eqArr>
+                <m:eqArrPr>
+                  <m:ctrlPr>
+                    <w:rPr>
+                      <w:rFonts w:ascii="Cambria Math" w:hAnsi="Cambria Math" w:cs="Times New Roman"/>
+                      <w:i/>
+                    </w:rPr>
+                  </m:ctrlPr>
+                </m:eqArrPr>
+                <m:e>
+                  <m:r>
+                    <w:rPr>
+                      <w:rFonts w:ascii="Cambria Math" w:hAnsi="Cambria Math" w:cs="Times New Roman"/>
+                    </w:rPr>
+                    <m:t>1,  t ≥</m:t>
+                  </m:r>
+                  <m:r>
+                    <w:rPr>
+                      <w:rFonts w:ascii="Cambria Math" w:hAnsi="Cambria Math" w:cs="Times New Roman"/>
+                    </w:rPr>
+                    <m:t>2</m:t>
+                  </m:r>
+                </m:e>
+                <m:e>
+                  <m:r>
+                    <w:rPr>
+                      <w:rFonts w:ascii="Cambria Math" w:hAnsi="Cambria Math" w:cs="Times New Roman"/>
+                    </w:rPr>
+                    <m:t xml:space="preserve">1,  t &lt; </m:t>
+                  </m:r>
+                  <m:r>
+                    <w:rPr>
+                      <w:rFonts w:ascii="Cambria Math" w:hAnsi="Cambria Math" w:cs="Times New Roman"/>
+                    </w:rPr>
+                    <m:t>2</m:t>
+                  </m:r>
+                </m:e>
+              </m:eqArr>
+            </m:e>
+          </m:d>
+        </m:oMath>
+      </m:oMathPara>
+    </w:p>
+    <w:p>
+      <w:pPr>
+        <w:spacing w:line="480" w:lineRule="auto"/>
+        <w:jc w:val="both"/>
+        <w:rPr>
+          <w:rFonts w:ascii="Times New Roman" w:hAnsi="Times New Roman" w:cs="Times New Roman"/>
+        </w:rPr>
+      </w:pPr>
+      <w:r>
+        <w:rPr>
+          <w:rFonts w:ascii="Times New Roman" w:hAnsi="Times New Roman" w:cs="Times New Roman"/>
+        </w:rPr>
+        <w:t>The signal stayed at</w:t>
+      </w:r>
+      <w:r>
+        <w:rPr>
+          <w:rFonts w:ascii="Times New Roman" w:hAnsi="Times New Roman" w:cs="Times New Roman"/>
+        </w:rPr>
+        <w:t xml:space="preserve"> </w:t>
+      </w:r>
+      <w:r>
+        <w:rPr>
+          <w:rFonts w:ascii="Times New Roman" w:hAnsi="Times New Roman" w:cs="Times New Roman"/>
+        </w:rPr>
+        <w:t>0 before 2 seconds and jumped to 1 at t = 2 s.</w:t>
+      </w:r>
+    </w:p>
+    <w:p>
+      <w:pPr>
+        <w:spacing w:after="0"/>
+        <w:jc w:val="both"/>
+        <w:rPr>
+          <w:rFonts w:ascii="Times New Roman" w:hAnsi="Times New Roman" w:cs="Times New Roman"/>
+        </w:rPr>
+      </w:pPr>
       <w:r>
         <w:rPr>
           <w:rFonts w:ascii="Times New Roman" w:hAnsi="Times New Roman" w:cs="Times New Roman"/>
           <w:b/>
           <w:bCs/>
         </w:rPr>
-        <w:t>Sine Wave Signal:</w:t>
-      </w:r>
-      <w:r>
-        <w:rPr>
-          <w:rFonts w:ascii="Times New Roman" w:hAnsi="Times New Roman" w:cs="Times New Roman"/>
-        </w:rPr>
-        <w:t xml:space="preserve"> Generated using an amplitude of 1, bias of 0, angular frequency ω = 2</w:t>
-      </w:r>
-      <w:r>
-        <w:rPr>
-          <w:rFonts w:ascii="Times New Roman" w:hAnsi="Times New Roman" w:cs="Times New Roman"/>
-          <w:i/>
-          <w:iCs/>
-        </w:rPr>
-        <w:t>pi</w:t>
-      </w:r>
-      <w:r>
-        <w:rPr>
-          <w:rFonts w:ascii="Times New Roman" w:hAnsi="Times New Roman" w:cs="Times New Roman"/>
-        </w:rPr>
-        <w:t>21 rad/sec (21 Hz), and initial phase ϕ = 0 rad.</w:t>
-      </w:r>
-    </w:p>
-    <w:p>
-      <w:pPr>
-        <w:numPr>
-          <w:ilvl w:val="0"/>
-          <w:numId w:val="15"/>
-        </w:numPr>
+        <w:t>Ramp Signal:</w:t>
+      </w:r>
+      <w:r>
+        <w:rPr>
+          <w:rFonts w:ascii="Times New Roman" w:hAnsi="Times New Roman" w:cs="Times New Roman"/>
+        </w:rPr>
+        <w:t xml:space="preserve"> The output matched the linear equation:</w:t>
+      </w:r>
+      <w:r>
+        <w:rPr>
+          <w:rFonts w:ascii="Times New Roman" w:hAnsi="Times New Roman" w:cs="Times New Roman"/>
+        </w:rPr>
+        <w:t xml:space="preserve"> </w:t>
+      </w:r>
+      <w:r>
+        <w:rPr>
+          <w:rFonts w:ascii="Times New Roman" w:hAnsi="Times New Roman" w:cs="Times New Roman"/>
+        </w:rPr>
+        <w:t>r(t) = 2t</w:t>
+      </w:r>
+      <w:r>
+        <w:rPr>
+          <w:rFonts w:ascii="Times New Roman" w:hAnsi="Times New Roman" w:cs="Times New Roman"/>
+        </w:rPr>
+        <w:t xml:space="preserve"> </w:t>
+      </w:r>
+    </w:p>
+    <w:p>
+      <w:pPr>
+        <w:spacing w:line="480" w:lineRule="auto"/>
+        <w:jc w:val="both"/>
+        <w:rPr>
+          <w:rFonts w:ascii="Times New Roman" w:hAnsi="Times New Roman" w:cs="Times New Roman"/>
+        </w:rPr>
+      </w:pPr>
+      <w:r>
+        <w:rPr>
+          <w:rFonts w:ascii="Times New Roman" w:hAnsi="Times New Roman" w:cs="Times New Roman"/>
+        </w:rPr>
+        <w:t>Since the slope was</w:t>
+      </w:r>
+      <w:r>
+        <w:rPr>
+          <w:rFonts w:ascii="Times New Roman" w:hAnsi="Times New Roman" w:cs="Times New Roman"/>
+        </w:rPr>
+        <w:t xml:space="preserve"> </w:t>
+      </w:r>
+      <w:r>
+        <w:rPr>
+          <w:rFonts w:ascii="Times New Roman" w:hAnsi="Times New Roman" w:cs="Times New Roman"/>
+        </w:rPr>
+        <w:t>set to 2, the signal value reached 20 at t = 10 s (calculated as 2 * 10 = 20).</w:t>
+      </w:r>
+    </w:p>
+    <w:p>
+      <w:pPr>
+        <w:spacing w:after="0"/>
         <w:jc w:val="both"/>
         <w:rPr>
           <w:rFonts w:ascii="Times New Roman" w:hAnsi="Times New Roman" w:cs="Times New Roman"/>
@@ -2269,882 +3726,504 @@
           <w:b/>
           <w:bCs/>
         </w:rPr>
-        <w:t>Cosine Wave Signal:</w:t>
-      </w:r>
-      <w:r>
-        <w:rPr>
-          <w:rFonts w:ascii="Times New Roman" w:hAnsi="Times New Roman" w:cs="Times New Roman"/>
-        </w:rPr>
-        <w:t xml:space="preserve"> Generated using an amplitude of 1, bias of 0, angular frequency ω = 2</w:t>
-      </w:r>
-      <w:r>
-        <w:rPr>
-          <w:rFonts w:ascii="Times New Roman" w:hAnsi="Times New Roman" w:cs="Times New Roman"/>
-          <w:i/>
-          <w:iCs/>
-        </w:rPr>
-        <w:t>pi</w:t>
-      </w:r>
-      <w:r>
-        <w:rPr>
-          <w:rFonts w:ascii="Times New Roman" w:hAnsi="Times New Roman" w:cs="Times New Roman"/>
-        </w:rPr>
-        <w:t>11 rad/sec (11 Hz), and initial phase ϕ = pi/2 rad (90°).</w:t>
-      </w:r>
-    </w:p>
-    <w:p>
-      <w:pPr>
+        <w:t>Impulse Signal:</w:t>
+      </w:r>
+      <w:r>
+        <w:rPr>
+          <w:rFonts w:ascii="Times New Roman" w:hAnsi="Times New Roman" w:cs="Times New Roman"/>
+        </w:rPr>
+        <w:t xml:space="preserve"> Setting a sample delay of 3 created a discrete</w:t>
+      </w:r>
+      <w:r>
+        <w:rPr>
+          <w:rFonts w:ascii="Times New Roman" w:hAnsi="Times New Roman" w:cs="Times New Roman"/>
+        </w:rPr>
+        <w:t xml:space="preserve"> </w:t>
+      </w:r>
+      <w:r>
+        <w:rPr>
+          <w:rFonts w:ascii="Times New Roman" w:hAnsi="Times New Roman" w:cs="Times New Roman"/>
+        </w:rPr>
+        <w:t>pulse at t = 3 s, satisfying:</w:t>
+      </w:r>
+      <w:r>
+        <w:rPr>
+          <w:rFonts w:ascii="Times New Roman" w:hAnsi="Times New Roman" w:cs="Times New Roman"/>
+        </w:rPr>
+        <w:t xml:space="preserve"> </w:t>
+      </w:r>
+    </w:p>
+    <w:p>
+      <w:pPr>
+        <w:spacing w:after="0"/>
         <w:jc w:val="both"/>
+        <w:rPr>
+          <w:rFonts w:ascii="Times New Roman" w:hAnsi="Times New Roman" w:cs="Times New Roman"/>
+        </w:rPr>
+      </w:pPr>
+      <m:oMathPara>
+        <m:oMath>
+          <m:r>
+            <w:rPr>
+              <w:rFonts w:ascii="Cambria Math" w:hAnsi="Cambria Math" w:cs="Times New Roman"/>
+            </w:rPr>
+            <m:t>δ</m:t>
+          </m:r>
+          <m:d>
+            <m:dPr>
+              <m:begChr m:val="["/>
+              <m:endChr m:val="]"/>
+              <m:ctrlPr>
+                <w:rPr>
+                  <w:rFonts w:ascii="Cambria Math" w:hAnsi="Cambria Math" w:cs="Times New Roman"/>
+                  <w:i/>
+                </w:rPr>
+              </m:ctrlPr>
+            </m:dPr>
+            <m:e>
+              <m:r>
+                <w:rPr>
+                  <w:rFonts w:ascii="Cambria Math" w:hAnsi="Cambria Math" w:cs="Times New Roman"/>
+                </w:rPr>
+                <m:t xml:space="preserve">n - </m:t>
+              </m:r>
+              <m:r>
+                <w:rPr>
+                  <w:rFonts w:ascii="Cambria Math" w:hAnsi="Cambria Math" w:cs="Times New Roman"/>
+                </w:rPr>
+                <m:t>3</m:t>
+              </m:r>
+            </m:e>
+          </m:d>
+          <m:r>
+            <w:rPr>
+              <w:rFonts w:ascii="Cambria Math" w:hAnsi="Cambria Math" w:cs="Times New Roman"/>
+            </w:rPr>
+            <m:t xml:space="preserve">= </m:t>
+          </m:r>
+          <m:d>
+            <m:dPr>
+              <m:begChr m:val="{"/>
+              <m:endChr m:val=""/>
+              <m:ctrlPr>
+                <w:rPr>
+                  <w:rFonts w:ascii="Cambria Math" w:hAnsi="Cambria Math" w:cs="Times New Roman"/>
+                  <w:i/>
+                </w:rPr>
+              </m:ctrlPr>
+            </m:dPr>
+            <m:e>
+              <m:eqArr>
+                <m:eqArrPr>
+                  <m:ctrlPr>
+                    <w:rPr>
+                      <w:rFonts w:ascii="Cambria Math" w:hAnsi="Cambria Math" w:cs="Times New Roman"/>
+                      <w:i/>
+                    </w:rPr>
+                  </m:ctrlPr>
+                </m:eqArrPr>
+                <m:e>
+                  <m:r>
+                    <w:rPr>
+                      <w:rFonts w:ascii="Cambria Math" w:hAnsi="Cambria Math" w:cs="Times New Roman"/>
+                    </w:rPr>
+                    <m:t xml:space="preserve">1,  n = </m:t>
+                  </m:r>
+                  <m:r>
+                    <w:rPr>
+                      <w:rFonts w:ascii="Cambria Math" w:hAnsi="Cambria Math" w:cs="Times New Roman"/>
+                    </w:rPr>
+                    <m:t>3</m:t>
+                  </m:r>
+                </m:e>
+                <m:e>
+                  <m:r>
+                    <w:rPr>
+                      <w:rFonts w:ascii="Cambria Math" w:hAnsi="Cambria Math" w:cs="Times New Roman"/>
+                    </w:rPr>
+                    <m:t>0,  n ≠</m:t>
+                  </m:r>
+                  <m:r>
+                    <w:rPr>
+                      <w:rFonts w:ascii="Cambria Math" w:hAnsi="Cambria Math" w:cs="Times New Roman"/>
+                    </w:rPr>
+                    <m:t>3</m:t>
+                  </m:r>
+                </m:e>
+              </m:eqArr>
+            </m:e>
+          </m:d>
+        </m:oMath>
+      </m:oMathPara>
+    </w:p>
+    <w:p>
+      <w:pPr>
+        <w:spacing w:line="480" w:lineRule="auto"/>
+        <w:jc w:val="both"/>
+        <w:rPr>
+          <w:rFonts w:ascii="Times New Roman" w:hAnsi="Times New Roman" w:cs="Times New Roman"/>
+        </w:rPr>
+      </w:pPr>
+      <w:r>
+        <w:rPr>
+          <w:rFonts w:ascii="Times New Roman" w:hAnsi="Times New Roman" w:cs="Times New Roman"/>
+        </w:rPr>
+        <w:t>The output was 1</w:t>
+      </w:r>
+      <w:r>
+        <w:rPr>
+          <w:rFonts w:ascii="Times New Roman" w:hAnsi="Times New Roman" w:cs="Times New Roman"/>
+        </w:rPr>
+        <w:t xml:space="preserve"> </w:t>
+      </w:r>
+      <w:r>
+        <w:rPr>
+          <w:rFonts w:ascii="Times New Roman" w:hAnsi="Times New Roman" w:cs="Times New Roman"/>
+        </w:rPr>
+        <w:t>only at sample 3 and remained 0 for all other times.</w:t>
+      </w:r>
+    </w:p>
+    <w:p>
+      <w:pPr>
+        <w:spacing w:after="0" w:line="240" w:lineRule="auto"/>
+        <w:jc w:val="both"/>
+        <w:rPr>
+          <w:rFonts w:ascii="Times New Roman" w:hAnsi="Times New Roman" w:cs="Times New Roman"/>
+        </w:rPr>
+      </w:pPr>
+      <w:r>
         <w:rPr>
           <w:rFonts w:ascii="Times New Roman" w:hAnsi="Times New Roman" w:cs="Times New Roman"/>
           <w:b/>
           <w:bCs/>
         </w:rPr>
-      </w:pPr>
-      <w:r>
-        <w:rPr>
-          <w:rFonts w:ascii="Times New Roman" w:hAnsi="Times New Roman" w:cs="Times New Roman"/>
-          <w:b/>
-          <w:bCs/>
-        </w:rPr>
-        <w:t>Discussion</w:t>
-      </w:r>
-    </w:p>
-    <w:p>
-      <w:pPr>
-        <w:numPr>
-          <w:ilvl w:val="0"/>
-          <w:numId w:val="16"/>
-        </w:numPr>
-        <w:spacing w:after="0"/>
-        <w:jc w:val="both"/>
-        <w:rPr>
-          <w:rFonts w:ascii="Times New Roman" w:hAnsi="Times New Roman" w:cs="Times New Roman"/>
-        </w:rPr>
-      </w:pPr>
-      <w:r>
-        <w:rPr>
-          <w:rFonts w:ascii="Times New Roman" w:hAnsi="Times New Roman" w:cs="Times New Roman"/>
-          <w:b/>
-          <w:bCs/>
-        </w:rPr>
-        <w:t>Phase Shift Realization:</w:t>
-      </w:r>
-      <w:r>
-        <w:rPr>
-          <w:rFonts w:ascii="Times New Roman" w:hAnsi="Times New Roman" w:cs="Times New Roman"/>
-        </w:rPr>
-        <w:t xml:space="preserve"> The experiment verified that a cosine signal can be synthesized using a standard sine function block by introducing a phase lead of pi/2 radians, satisfying the mathematical relationship: </w:t>
+        <w:t>Exponential Signal:</w:t>
+      </w:r>
+      <w:r>
+        <w:rPr>
+          <w:rFonts w:ascii="Times New Roman" w:hAnsi="Times New Roman" w:cs="Times New Roman"/>
+        </w:rPr>
+        <w:t xml:space="preserve"> Multiplying time by a gain of -5</w:t>
+      </w:r>
+      <w:r>
+        <w:rPr>
+          <w:rFonts w:ascii="Times New Roman" w:hAnsi="Times New Roman" w:cs="Times New Roman"/>
+        </w:rPr>
+        <w:t xml:space="preserve"> </w:t>
+      </w:r>
+      <w:r>
+        <w:rPr>
+          <w:rFonts w:ascii="Times New Roman" w:hAnsi="Times New Roman" w:cs="Times New Roman"/>
+        </w:rPr>
+        <w:t>and passing it through the exponential block produced the decaying curve:</w:t>
+      </w:r>
+      <w:r>
+        <w:rPr>
+          <w:rFonts w:ascii="Times New Roman" w:hAnsi="Times New Roman" w:cs="Times New Roman"/>
+        </w:rPr>
+        <w:t xml:space="preserve"> </w:t>
       </w:r>
       <m:oMath>
         <m:r>
-          <m:rPr>
-            <m:sty m:val="b"/>
-          </m:rPr>
           <w:rPr>
             <w:rFonts w:ascii="Cambria Math" w:hAnsi="Cambria Math" w:cs="Times New Roman"/>
-            <w:sz w:val="26"/>
-            <w:szCs w:val="26"/>
-          </w:rPr>
-          <m:t>co</m:t>
-        </m:r>
-        <m:func>
-          <m:funcPr>
-            <m:ctrlPr>
-              <w:rPr>
-                <w:rFonts w:ascii="Cambria Math" w:hAnsi="Cambria Math" w:cs="Times New Roman"/>
-                <w:b/>
-                <w:bCs/>
-                <w:sz w:val="26"/>
-                <w:szCs w:val="26"/>
-              </w:rPr>
-            </m:ctrlPr>
-          </m:funcPr>
-          <m:fName>
-            <m:r>
-              <m:rPr>
-                <m:sty m:val="b"/>
-              </m:rPr>
-              <w:rPr>
-                <w:rFonts w:ascii="Cambria Math" w:hAnsi="Cambria Math" w:cs="Times New Roman"/>
-                <w:sz w:val="26"/>
-                <w:szCs w:val="26"/>
-              </w:rPr>
-              <m:t>s</m:t>
-            </m:r>
-            <m:ctrlPr>
-              <w:rPr>
-                <w:rFonts w:ascii="Cambria Math" w:hAnsi="Cambria Math" w:cs="Times New Roman"/>
-                <w:b/>
-                <w:sz w:val="26"/>
-                <w:szCs w:val="26"/>
-              </w:rPr>
-            </m:ctrlPr>
-          </m:fName>
-          <m:e>
-            <m:d>
-              <m:dPr>
-                <m:ctrlPr>
-                  <w:rPr>
-                    <w:rFonts w:ascii="Cambria Math" w:hAnsi="Cambria Math" w:cs="Times New Roman"/>
-                    <w:b/>
-                    <w:bCs/>
-                    <w:i/>
-                    <w:sz w:val="26"/>
-                    <w:szCs w:val="26"/>
-                  </w:rPr>
-                </m:ctrlPr>
-              </m:dPr>
-              <m:e>
-                <m:r>
-                  <m:rPr>
-                    <m:sty m:val="bi"/>
-                  </m:rPr>
-                  <w:rPr>
-                    <w:rFonts w:ascii="Cambria Math" w:hAnsi="Cambria Math" w:cs="Times New Roman"/>
-                    <w:sz w:val="26"/>
-                    <w:szCs w:val="26"/>
-                  </w:rPr>
-                  <m:t>ωt</m:t>
-                </m:r>
-              </m:e>
-            </m:d>
-          </m:e>
-        </m:func>
-        <m:r>
-          <m:rPr>
-            <m:sty m:val="bi"/>
-          </m:rPr>
-          <w:rPr>
-            <w:rFonts w:ascii="Cambria Math" w:hAnsi="Cambria Math" w:cs="Times New Roman"/>
-            <w:sz w:val="26"/>
-            <w:szCs w:val="26"/>
-          </w:rPr>
-          <m:t>=</m:t>
-        </m:r>
-        <m:r>
-          <m:rPr>
-            <m:sty m:val="b"/>
-          </m:rPr>
-          <w:rPr>
-            <w:rFonts w:ascii="Cambria Math" w:hAnsi="Cambria Math" w:cs="Times New Roman"/>
-            <w:sz w:val="26"/>
-            <w:szCs w:val="26"/>
-          </w:rPr>
-          <m:t>si</m:t>
-        </m:r>
-        <m:func>
-          <m:funcPr>
-            <m:ctrlPr>
-              <w:rPr>
-                <w:rFonts w:ascii="Cambria Math" w:hAnsi="Cambria Math" w:cs="Times New Roman"/>
-                <w:b/>
-                <w:sz w:val="26"/>
-                <w:szCs w:val="26"/>
-              </w:rPr>
-            </m:ctrlPr>
-          </m:funcPr>
-          <m:fName>
-            <m:r>
-              <m:rPr>
-                <m:sty m:val="b"/>
-              </m:rPr>
-              <w:rPr>
-                <w:rFonts w:ascii="Cambria Math" w:hAnsi="Cambria Math" w:cs="Times New Roman"/>
-                <w:sz w:val="26"/>
-                <w:szCs w:val="26"/>
-              </w:rPr>
-              <m:t>n</m:t>
-            </m:r>
-          </m:fName>
-          <m:e>
-            <m:d>
-              <m:dPr>
-                <m:ctrlPr>
-                  <w:rPr>
-                    <w:rFonts w:ascii="Cambria Math" w:hAnsi="Cambria Math" w:cs="Times New Roman"/>
-                    <w:b/>
-                    <w:bCs/>
-                    <w:i/>
-                    <w:sz w:val="26"/>
-                    <w:szCs w:val="26"/>
-                  </w:rPr>
-                </m:ctrlPr>
-              </m:dPr>
-              <m:e>
-                <m:r>
-                  <m:rPr>
-                    <m:sty m:val="bi"/>
-                  </m:rPr>
-                  <w:rPr>
-                    <w:rFonts w:ascii="Cambria Math" w:hAnsi="Cambria Math" w:cs="Times New Roman"/>
-                    <w:sz w:val="26"/>
-                    <w:szCs w:val="26"/>
-                  </w:rPr>
-                  <m:t>ωt +</m:t>
-                </m:r>
-                <m:f>
-                  <m:fPr>
-                    <m:ctrlPr>
-                      <w:rPr>
-                        <w:rFonts w:ascii="Cambria Math" w:hAnsi="Cambria Math" w:cs="Times New Roman"/>
-                        <w:b/>
-                        <w:bCs/>
-                        <w:i/>
-                        <w:sz w:val="26"/>
-                        <w:szCs w:val="26"/>
-                      </w:rPr>
-                    </m:ctrlPr>
-                  </m:fPr>
-                  <m:num>
-                    <m:r>
-                      <m:rPr>
-                        <m:sty m:val="bi"/>
-                      </m:rPr>
-                      <w:rPr>
-                        <w:rFonts w:ascii="Cambria Math" w:hAnsi="Cambria Math" w:cs="Times New Roman"/>
-                        <w:sz w:val="26"/>
-                        <w:szCs w:val="26"/>
-                      </w:rPr>
-                      <m:t>π</m:t>
-                    </m:r>
-                    <m:ctrlPr>
-                      <w:rPr>
-                        <w:rFonts w:ascii="Cambria Math" w:hAnsi="Cambria Math" w:cs="Times New Roman"/>
-                        <w:b/>
-                        <w:i/>
-                        <w:sz w:val="26"/>
-                        <w:szCs w:val="26"/>
-                      </w:rPr>
-                    </m:ctrlPr>
-                  </m:num>
-                  <m:den>
-                    <m:r>
-                      <m:rPr>
-                        <m:sty m:val="bi"/>
-                      </m:rPr>
-                      <w:rPr>
-                        <w:rFonts w:ascii="Cambria Math" w:hAnsi="Cambria Math" w:cs="Times New Roman"/>
-                        <w:sz w:val="26"/>
-                        <w:szCs w:val="26"/>
-                      </w:rPr>
-                      <m:t>2</m:t>
-                    </m:r>
-                  </m:den>
-                </m:f>
-              </m:e>
-            </m:d>
-          </m:e>
-        </m:func>
-      </m:oMath>
-    </w:p>
-    <w:p>
-      <w:pPr>
-        <w:numPr>
-          <w:ilvl w:val="0"/>
-          <w:numId w:val="16"/>
-        </w:numPr>
-        <w:spacing w:after="0"/>
-        <w:jc w:val="both"/>
-        <w:rPr>
-          <w:rFonts w:ascii="Times New Roman" w:hAnsi="Times New Roman" w:cs="Times New Roman"/>
-        </w:rPr>
-      </w:pPr>
-      <w:r>
-        <w:rPr>
-          <w:rFonts w:ascii="Times New Roman" w:hAnsi="Times New Roman" w:cs="Times New Roman"/>
-          <w:b/>
-          <w:bCs/>
-        </w:rPr>
-        <w:t>Sampling &amp; Continuity:</w:t>
-      </w:r>
-      <w:r>
-        <w:rPr>
-          <w:rFonts w:ascii="Times New Roman" w:hAnsi="Times New Roman" w:cs="Times New Roman"/>
-        </w:rPr>
-        <w:t xml:space="preserve"> Setting the sample time to 1e-4 s provided an adequate sampling rate for both frequencies (11 Hz and 21 Hz), satisfying the Nyquist criterion (</w:t>
-      </w:r>
-      <w:proofErr w:type="spellStart"/>
-      <w:r>
-        <w:rPr>
-          <w:rFonts w:ascii="Times New Roman" w:hAnsi="Times New Roman" w:cs="Times New Roman"/>
-        </w:rPr>
-        <w:t>f</w:t>
-      </w:r>
-      <w:r>
-        <w:rPr>
-          <w:rFonts w:ascii="Times New Roman" w:hAnsi="Times New Roman" w:cs="Times New Roman"/>
-        </w:rPr>
-        <w:t>_</w:t>
-      </w:r>
-      <w:r>
-        <w:rPr>
-          <w:rFonts w:ascii="Times New Roman" w:hAnsi="Times New Roman" w:cs="Times New Roman"/>
-        </w:rPr>
-        <w:t>s</w:t>
-      </w:r>
-      <w:proofErr w:type="spellEnd"/>
-      <w:r>
-        <w:rPr>
-          <w:rFonts w:ascii="Times New Roman" w:hAnsi="Times New Roman" w:cs="Times New Roman"/>
-        </w:rPr>
-        <w:t xml:space="preserve"> &gt;&gt; 2*</w:t>
-      </w:r>
-      <w:proofErr w:type="spellStart"/>
-      <w:r>
-        <w:rPr>
-          <w:rFonts w:ascii="Times New Roman" w:hAnsi="Times New Roman" w:cs="Times New Roman"/>
-        </w:rPr>
-        <w:t>f_max</w:t>
-      </w:r>
-      <w:proofErr w:type="spellEnd"/>
-      <w:r>
-        <w:rPr>
-          <w:rFonts w:ascii="Times New Roman" w:hAnsi="Times New Roman" w:cs="Times New Roman"/>
-        </w:rPr>
-        <w:t xml:space="preserve">) and ensuring smooth, non-aliased discrete representations </w:t>
-      </w:r>
-      <m:oMath>
-        <m:r>
-          <m:rPr>
-            <m:sty m:val="bi"/>
-          </m:rPr>
-          <w:rPr>
-            <w:rFonts w:ascii="Cambria Math" w:eastAsiaTheme="minorEastAsia" w:hAnsi="Cambria Math" w:cs="Times New Roman"/>
           </w:rPr>
           <m:t>x</m:t>
         </m:r>
         <m:d>
           <m:dPr>
-            <m:begChr m:val="["/>
-            <m:endChr m:val="]"/>
             <m:ctrlPr>
               <w:rPr>
-                <w:rFonts w:ascii="Cambria Math" w:eastAsiaTheme="minorEastAsia" w:hAnsi="Cambria Math" w:cs="Times New Roman"/>
-                <w:b/>
-                <w:bCs/>
+                <w:rFonts w:ascii="Cambria Math" w:hAnsi="Cambria Math" w:cs="Times New Roman"/>
                 <w:i/>
               </w:rPr>
             </m:ctrlPr>
           </m:dPr>
           <m:e>
             <m:r>
-              <m:rPr>
-                <m:sty m:val="bi"/>
-              </m:rPr>
               <w:rPr>
-                <w:rFonts w:ascii="Cambria Math" w:eastAsiaTheme="minorEastAsia" w:hAnsi="Cambria Math" w:cs="Times New Roman"/>
+                <w:rFonts w:ascii="Cambria Math" w:hAnsi="Cambria Math" w:cs="Times New Roman"/>
               </w:rPr>
-              <m:t>n</m:t>
+              <m:t>t</m:t>
             </m:r>
           </m:e>
         </m:d>
         <m:r>
-          <m:rPr>
-            <m:sty m:val="bi"/>
-          </m:rPr>
           <w:rPr>
-            <w:rFonts w:ascii="Cambria Math" w:eastAsiaTheme="minorEastAsia" w:hAnsi="Cambria Math" w:cs="Times New Roman"/>
+            <w:rFonts w:ascii="Cambria Math" w:hAnsi="Cambria Math" w:cs="Times New Roman"/>
           </w:rPr>
-          <m:t>=</m:t>
+          <m:t xml:space="preserve">= </m:t>
         </m:r>
-        <m:r>
-          <m:rPr>
-            <m:sty m:val="b"/>
-          </m:rPr>
-          <w:rPr>
-            <w:rFonts w:ascii="Cambria Math" w:eastAsiaTheme="minorEastAsia" w:hAnsi="Cambria Math" w:cs="Times New Roman"/>
-          </w:rPr>
-          <m:t>si</m:t>
-        </m:r>
-        <m:func>
-          <m:funcPr>
+        <m:sSup>
+          <m:sSupPr>
             <m:ctrlPr>
               <w:rPr>
-                <w:rFonts w:ascii="Cambria Math" w:eastAsiaTheme="minorEastAsia" w:hAnsi="Cambria Math" w:cs="Times New Roman"/>
-                <w:b/>
-                <w:bCs/>
-              </w:rPr>
-            </m:ctrlPr>
-          </m:funcPr>
-          <m:fName>
-            <m:r>
-              <m:rPr>
-                <m:sty m:val="b"/>
-              </m:rPr>
-              <w:rPr>
-                <w:rFonts w:ascii="Cambria Math" w:eastAsiaTheme="minorEastAsia" w:hAnsi="Cambria Math" w:cs="Times New Roman"/>
-              </w:rPr>
-              <m:t>n</m:t>
-            </m:r>
-            <m:ctrlPr>
-              <w:rPr>
-                <w:rFonts w:ascii="Cambria Math" w:eastAsiaTheme="minorEastAsia" w:hAnsi="Cambria Math" w:cs="Times New Roman"/>
-                <w:b/>
-              </w:rPr>
-            </m:ctrlPr>
-          </m:fName>
-          <m:e>
-            <m:d>
-              <m:dPr>
-                <m:ctrlPr>
-                  <w:rPr>
-                    <w:rFonts w:ascii="Cambria Math" w:eastAsiaTheme="minorEastAsia" w:hAnsi="Cambria Math" w:cs="Times New Roman"/>
-                    <w:b/>
-                    <w:bCs/>
-                    <w:i/>
-                  </w:rPr>
-                </m:ctrlPr>
-              </m:dPr>
-              <m:e>
-                <m:r>
-                  <m:rPr>
-                    <m:sty m:val="bi"/>
-                  </m:rPr>
-                  <w:rPr>
-                    <w:rFonts w:ascii="Cambria Math" w:eastAsiaTheme="minorEastAsia" w:hAnsi="Cambria Math" w:cs="Times New Roman"/>
-                  </w:rPr>
-                  <m:t>ωn</m:t>
-                </m:r>
-              </m:e>
-            </m:d>
-          </m:e>
-        </m:func>
-      </m:oMath>
-      <w:r>
-        <w:rPr>
-          <w:rFonts w:ascii="Times New Roman" w:eastAsiaTheme="minorEastAsia" w:hAnsi="Times New Roman" w:cs="Times New Roman"/>
-          <w:b/>
-          <w:bCs/>
-        </w:rPr>
-        <w:t xml:space="preserve"> </w:t>
-      </w:r>
-      <w:r>
-        <w:rPr>
-          <w:rFonts w:ascii="Times New Roman" w:hAnsi="Times New Roman" w:cs="Times New Roman"/>
-        </w:rPr>
-        <w:t xml:space="preserve">and </w:t>
-      </w:r>
-      <m:oMath>
-        <m:r>
-          <m:rPr>
-            <m:sty m:val="bi"/>
-          </m:rPr>
-          <w:rPr>
-            <w:rFonts w:ascii="Cambria Math" w:eastAsiaTheme="minorEastAsia" w:hAnsi="Cambria Math" w:cs="Times New Roman"/>
-          </w:rPr>
-          <m:t>x</m:t>
-        </m:r>
-        <m:d>
-          <m:dPr>
-            <m:begChr m:val="["/>
-            <m:endChr m:val="]"/>
-            <m:ctrlPr>
-              <w:rPr>
-                <w:rFonts w:ascii="Cambria Math" w:eastAsiaTheme="minorEastAsia" w:hAnsi="Cambria Math" w:cs="Times New Roman"/>
-                <w:b/>
-                <w:bCs/>
+                <w:rFonts w:ascii="Cambria Math" w:hAnsi="Cambria Math" w:cs="Times New Roman"/>
                 <w:i/>
               </w:rPr>
             </m:ctrlPr>
-          </m:dPr>
+          </m:sSupPr>
           <m:e>
             <m:r>
-              <m:rPr>
-                <m:sty m:val="bi"/>
-              </m:rPr>
               <w:rPr>
-                <w:rFonts w:ascii="Cambria Math" w:eastAsiaTheme="minorEastAsia" w:hAnsi="Cambria Math" w:cs="Times New Roman"/>
+                <w:rFonts w:ascii="Cambria Math" w:hAnsi="Cambria Math" w:cs="Times New Roman"/>
               </w:rPr>
-              <m:t>n</m:t>
+              <m:t>e</m:t>
             </m:r>
           </m:e>
-        </m:d>
-        <m:r>
-          <m:rPr>
-            <m:sty m:val="bi"/>
-          </m:rPr>
-          <w:rPr>
-            <w:rFonts w:ascii="Cambria Math" w:eastAsiaTheme="minorEastAsia" w:hAnsi="Cambria Math" w:cs="Times New Roman"/>
-          </w:rPr>
-          <m:t>=</m:t>
-        </m:r>
-        <m:r>
-          <m:rPr>
-            <m:sty m:val="b"/>
-          </m:rPr>
-          <w:rPr>
-            <w:rFonts w:ascii="Cambria Math" w:eastAsiaTheme="minorEastAsia" w:hAnsi="Cambria Math" w:cs="Times New Roman"/>
-          </w:rPr>
-          <m:t>co</m:t>
-        </m:r>
-        <m:func>
-          <m:funcPr>
-            <m:ctrlPr>
+          <m:sup>
+            <m:r>
               <w:rPr>
-                <w:rFonts w:ascii="Cambria Math" w:eastAsiaTheme="minorEastAsia" w:hAnsi="Cambria Math" w:cs="Times New Roman"/>
-                <w:b/>
-                <w:bCs/>
+                <w:rFonts w:ascii="Cambria Math" w:hAnsi="Cambria Math" w:cs="Times New Roman"/>
               </w:rPr>
-            </m:ctrlPr>
-          </m:funcPr>
-          <m:fName>
+              <m:t>-</m:t>
+            </m:r>
             <m:r>
-              <m:rPr>
-                <m:sty m:val="b"/>
-              </m:rPr>
               <w:rPr>
-                <w:rFonts w:ascii="Cambria Math" w:eastAsiaTheme="minorEastAsia" w:hAnsi="Cambria Math" w:cs="Times New Roman"/>
+                <w:rFonts w:ascii="Cambria Math" w:hAnsi="Cambria Math" w:cs="Times New Roman"/>
               </w:rPr>
-              <m:t>s</m:t>
+              <m:t>5</m:t>
             </m:r>
-            <m:ctrlPr>
+            <m:r>
               <w:rPr>
-                <w:rFonts w:ascii="Cambria Math" w:eastAsiaTheme="minorEastAsia" w:hAnsi="Cambria Math" w:cs="Times New Roman"/>
-                <w:b/>
+                <w:rFonts w:ascii="Cambria Math" w:hAnsi="Cambria Math" w:cs="Times New Roman"/>
               </w:rPr>
-            </m:ctrlPr>
-          </m:fName>
-          <m:e>
-            <m:d>
-              <m:dPr>
-                <m:ctrlPr>
-                  <w:rPr>
-                    <w:rFonts w:ascii="Cambria Math" w:eastAsiaTheme="minorEastAsia" w:hAnsi="Cambria Math" w:cs="Times New Roman"/>
-                    <w:b/>
-                    <w:bCs/>
-                    <w:i/>
-                  </w:rPr>
-                </m:ctrlPr>
-              </m:dPr>
-              <m:e>
-                <m:r>
-                  <m:rPr>
-                    <m:sty m:val="bi"/>
-                  </m:rPr>
-                  <w:rPr>
-                    <w:rFonts w:ascii="Cambria Math" w:eastAsiaTheme="minorEastAsia" w:hAnsi="Cambria Math" w:cs="Times New Roman"/>
-                  </w:rPr>
-                  <m:t>ωn</m:t>
-                </m:r>
-              </m:e>
-            </m:d>
-          </m:e>
-        </m:func>
-        <m:r>
-          <m:rPr>
-            <m:sty m:val="bi"/>
-          </m:rPr>
-          <w:rPr>
-            <w:rFonts w:ascii="Cambria Math" w:eastAsiaTheme="minorEastAsia" w:hAnsi="Cambria Math" w:cs="Times New Roman"/>
-          </w:rPr>
-          <m:t>=</m:t>
-        </m:r>
-        <m:r>
-          <m:rPr>
-            <m:sty m:val="b"/>
-          </m:rPr>
-          <w:rPr>
-            <w:rFonts w:ascii="Cambria Math" w:eastAsiaTheme="minorEastAsia" w:hAnsi="Cambria Math" w:cs="Times New Roman"/>
-          </w:rPr>
-          <m:t>si</m:t>
-        </m:r>
-        <m:func>
-          <m:funcPr>
-            <m:ctrlPr>
-              <w:rPr>
-                <w:rFonts w:ascii="Cambria Math" w:eastAsiaTheme="minorEastAsia" w:hAnsi="Cambria Math" w:cs="Times New Roman"/>
-                <w:b/>
-                <w:bCs/>
-              </w:rPr>
-            </m:ctrlPr>
-          </m:funcPr>
-          <m:fName>
-            <m:r>
-              <m:rPr>
-                <m:sty m:val="b"/>
-              </m:rPr>
-              <w:rPr>
-                <w:rFonts w:ascii="Cambria Math" w:eastAsiaTheme="minorEastAsia" w:hAnsi="Cambria Math" w:cs="Times New Roman"/>
-              </w:rPr>
-              <m:t>n</m:t>
+              <m:t>t</m:t>
             </m:r>
-            <m:ctrlPr>
-              <w:rPr>
-                <w:rFonts w:ascii="Cambria Math" w:eastAsiaTheme="minorEastAsia" w:hAnsi="Cambria Math" w:cs="Times New Roman"/>
-                <w:b/>
-              </w:rPr>
-            </m:ctrlPr>
-          </m:fName>
-          <m:e>
-            <m:d>
-              <m:dPr>
-                <m:ctrlPr>
-                  <w:rPr>
-                    <w:rFonts w:ascii="Cambria Math" w:eastAsiaTheme="minorEastAsia" w:hAnsi="Cambria Math" w:cs="Times New Roman"/>
-                    <w:b/>
-                    <w:bCs/>
-                    <w:i/>
-                  </w:rPr>
-                </m:ctrlPr>
-              </m:dPr>
-              <m:e>
-                <m:r>
-                  <m:rPr>
-                    <m:sty m:val="bi"/>
-                  </m:rPr>
-                  <w:rPr>
-                    <w:rFonts w:ascii="Cambria Math" w:eastAsiaTheme="minorEastAsia" w:hAnsi="Cambria Math" w:cs="Times New Roman"/>
-                  </w:rPr>
-                  <m:t>ωn+</m:t>
-                </m:r>
-                <m:f>
-                  <m:fPr>
-                    <m:ctrlPr>
-                      <w:rPr>
-                        <w:rFonts w:ascii="Cambria Math" w:eastAsiaTheme="minorEastAsia" w:hAnsi="Cambria Math" w:cs="Times New Roman"/>
-                        <w:b/>
-                        <w:bCs/>
-                        <w:i/>
-                        <w:sz w:val="22"/>
-                        <w:szCs w:val="22"/>
-                      </w:rPr>
-                    </m:ctrlPr>
-                  </m:fPr>
-                  <m:num>
-                    <m:r>
-                      <m:rPr>
-                        <m:sty m:val="bi"/>
-                      </m:rPr>
-                      <w:rPr>
-                        <w:rFonts w:ascii="Cambria Math" w:eastAsiaTheme="minorEastAsia" w:hAnsi="Cambria Math" w:cs="Times New Roman"/>
-                        <w:sz w:val="22"/>
-                        <w:szCs w:val="22"/>
-                      </w:rPr>
-                      <m:t>π</m:t>
-                    </m:r>
-                    <m:ctrlPr>
-                      <w:rPr>
-                        <w:rFonts w:ascii="Cambria Math" w:eastAsiaTheme="minorEastAsia" w:hAnsi="Cambria Math" w:cs="Times New Roman"/>
-                        <w:b/>
-                        <w:i/>
-                      </w:rPr>
-                    </m:ctrlPr>
-                  </m:num>
-                  <m:den>
-                    <m:r>
-                      <m:rPr>
-                        <m:sty m:val="bi"/>
-                      </m:rPr>
-                      <w:rPr>
-                        <w:rFonts w:ascii="Cambria Math" w:eastAsiaTheme="minorEastAsia" w:hAnsi="Cambria Math" w:cs="Times New Roman"/>
-                        <w:sz w:val="22"/>
-                        <w:szCs w:val="22"/>
-                      </w:rPr>
-                      <m:t>2</m:t>
-                    </m:r>
-                  </m:den>
-                </m:f>
-                <m:r>
-                  <m:rPr>
-                    <m:sty m:val="bi"/>
-                  </m:rPr>
-                  <w:rPr>
-                    <w:rFonts w:ascii="Cambria Math" w:eastAsiaTheme="minorEastAsia" w:hAnsi="Cambria Math" w:cs="Times New Roman"/>
-                  </w:rPr>
-                  <m:t xml:space="preserve"> </m:t>
-                </m:r>
-              </m:e>
-            </m:d>
-          </m:e>
-        </m:func>
+          </m:sup>
+        </m:sSup>
       </m:oMath>
-      <w:r>
-        <w:rPr>
-          <w:rFonts w:ascii="Times New Roman" w:hAnsi="Times New Roman" w:cs="Times New Roman"/>
-        </w:rPr>
-        <w:t>.</w:t>
-      </w:r>
-    </w:p>
-    <w:p>
-      <w:pPr>
-        <w:numPr>
-          <w:ilvl w:val="0"/>
-          <w:numId w:val="16"/>
-        </w:numPr>
-        <w:spacing w:after="0"/>
+    </w:p>
+    <w:p>
+      <w:pPr>
         <w:jc w:val="both"/>
         <w:rPr>
           <w:rFonts w:ascii="Times New Roman" w:hAnsi="Times New Roman" w:cs="Times New Roman"/>
         </w:rPr>
       </w:pPr>
       <w:r>
+        <w:rPr>
+          <w:rFonts w:ascii="Times New Roman" w:hAnsi="Times New Roman" w:cs="Times New Roman"/>
+        </w:rPr>
+        <w:t>Because the power is</w:t>
+      </w:r>
+      <w:r>
+        <w:rPr>
+          <w:rFonts w:ascii="Times New Roman" w:hAnsi="Times New Roman" w:cs="Times New Roman"/>
+        </w:rPr>
+        <w:t xml:space="preserve"> </w:t>
+      </w:r>
+      <w:r>
+        <w:rPr>
+          <w:rFonts w:ascii="Times New Roman" w:hAnsi="Times New Roman" w:cs="Times New Roman"/>
+        </w:rPr>
+        <w:t>negative (-5t), the value drops quickly from 1 at t = 0 toward 0.</w:t>
+      </w:r>
+    </w:p>
+    <w:p>
+      <w:pPr>
+        <w:jc w:val="both"/>
+        <w:rPr>
+          <w:rFonts w:ascii="Times New Roman" w:hAnsi="Times New Roman" w:cs="Times New Roman"/>
+        </w:rPr>
+      </w:pPr>
+    </w:p>
+    <w:p>
+      <w:pPr>
+        <w:jc w:val="both"/>
         <w:rPr>
           <w:rFonts w:ascii="Times New Roman" w:hAnsi="Times New Roman" w:cs="Times New Roman"/>
           <w:b/>
           <w:bCs/>
         </w:rPr>
-        <w:t>Waveform Verification:</w:t>
-      </w:r>
-      <w:r>
-        <w:rPr>
-          <w:rFonts w:ascii="Times New Roman" w:hAnsi="Times New Roman" w:cs="Times New Roman"/>
-        </w:rPr>
-        <w:t xml:space="preserve"> Observing the scopes confirmed that at t = 0, the Sine wave starts at 0 while the Cosine wave starts at its positive maximum peak (+1), validating the expected 90° phase shift.</w:t>
-      </w:r>
-    </w:p>
-    <w:p>
-      <w:pPr>
-        <w:jc w:val="both"/>
-        <w:rPr>
-          <w:rFonts w:ascii="Times New Roman" w:hAnsi="Times New Roman" w:cs="Times New Roman"/>
-        </w:rPr>
-      </w:pPr>
-    </w:p>
-    <w:p>
-      <w:pPr>
-        <w:jc w:val="both"/>
+      </w:pPr>
+      <w:r>
         <w:rPr>
           <w:rFonts w:ascii="Times New Roman" w:hAnsi="Times New Roman" w:cs="Times New Roman"/>
           <w:b/>
           <w:bCs/>
         </w:rPr>
-      </w:pPr>
-      <w:r>
-        <w:rPr>
-          <w:rFonts w:ascii="Times New Roman" w:hAnsi="Times New Roman" w:cs="Times New Roman"/>
-          <w:b/>
-          <w:bCs/>
-        </w:rPr>
         <w:t>PRECAUTIONS</w:t>
       </w:r>
     </w:p>
     <w:p>
       <w:pPr>
+        <w:pStyle w:val="ListParagraph"/>
         <w:numPr>
           <w:ilvl w:val="0"/>
           <w:numId w:val="17"/>
         </w:numPr>
+        <w:spacing w:after="0" w:line="240" w:lineRule="auto"/>
         <w:jc w:val="both"/>
         <w:rPr>
-          <w:rFonts w:ascii="Times New Roman" w:hAnsi="Times New Roman" w:cs="Times New Roman"/>
-        </w:rPr>
-      </w:pPr>
-      <w:r>
-        <w:rPr>
-          <w:rFonts w:ascii="Times New Roman" w:hAnsi="Times New Roman" w:cs="Times New Roman"/>
-          <w:b/>
-          <w:bCs/>
-        </w:rPr>
-        <w:t>Correct Phase Input:</w:t>
-      </w:r>
-      <w:r>
-        <w:rPr>
-          <w:rFonts w:ascii="Times New Roman" w:hAnsi="Times New Roman" w:cs="Times New Roman"/>
-        </w:rPr>
-        <w:t xml:space="preserve"> Ensure the phase shift for the Cosine wave is specified in radians (pi/2) rather than degrees (90), as Simulink expects phase parameters in radians.</w:t>
-      </w:r>
-    </w:p>
-    <w:p>
-      <w:pPr>
+          <w:rFonts w:ascii="Times New Roman" w:eastAsia="Times New Roman" w:hAnsi="Times New Roman" w:cs="Times New Roman"/>
+          <w:kern w:val="0"/>
+          <w14:ligatures w14:val="none"/>
+        </w:rPr>
+      </w:pPr>
+      <w:r>
+        <w:rPr>
+          <w:rFonts w:ascii="Times New Roman" w:eastAsia="Times New Roman" w:hAnsi="Times New Roman" w:cs="Times New Roman"/>
+          <w:kern w:val="0"/>
+          <w14:ligatures w14:val="none"/>
+        </w:rPr>
+        <w:t>Proper block parameters, including step time, slope, and sample delays, were accurately set before running the simulation.</w:t>
+      </w:r>
+    </w:p>
+    <w:p>
+      <w:pPr>
+        <w:pStyle w:val="ListParagraph"/>
         <w:numPr>
           <w:ilvl w:val="0"/>
           <w:numId w:val="17"/>
         </w:numPr>
+        <w:spacing w:after="0" w:line="240" w:lineRule="auto"/>
         <w:jc w:val="both"/>
         <w:rPr>
-          <w:rFonts w:ascii="Times New Roman" w:hAnsi="Times New Roman" w:cs="Times New Roman"/>
-        </w:rPr>
-      </w:pPr>
-      <w:r>
-        <w:rPr>
-          <w:rFonts w:ascii="Times New Roman" w:hAnsi="Times New Roman" w:cs="Times New Roman"/>
-          <w:b/>
-          <w:bCs/>
-        </w:rPr>
-        <w:t>Proper Sample Time Selection:</w:t>
-      </w:r>
-      <w:r>
-        <w:rPr>
-          <w:rFonts w:ascii="Times New Roman" w:hAnsi="Times New Roman" w:cs="Times New Roman"/>
-        </w:rPr>
-        <w:t xml:space="preserve"> Choose a sufficiently small sample time (T_s) relative to the signal frequency to avoid aliasing and waveform distortion.</w:t>
-      </w:r>
-    </w:p>
-    <w:p>
-      <w:pPr>
+          <w:rFonts w:ascii="Times New Roman" w:eastAsia="Times New Roman" w:hAnsi="Times New Roman" w:cs="Times New Roman"/>
+          <w:kern w:val="0"/>
+          <w14:ligatures w14:val="none"/>
+        </w:rPr>
+      </w:pPr>
+      <w:r>
+        <w:rPr>
+          <w:rFonts w:ascii="Times New Roman" w:eastAsia="Times New Roman" w:hAnsi="Times New Roman" w:cs="Times New Roman"/>
+          <w:kern w:val="0"/>
+          <w14:ligatures w14:val="none"/>
+        </w:rPr>
+        <w:t>The discrete impulse block sample time was matched with the system simulation step to prevent signal distortion.</w:t>
+      </w:r>
+    </w:p>
+    <w:p>
+      <w:pPr>
+        <w:pStyle w:val="ListParagraph"/>
         <w:numPr>
           <w:ilvl w:val="0"/>
           <w:numId w:val="17"/>
         </w:numPr>
+        <w:spacing w:after="0" w:line="240" w:lineRule="auto"/>
         <w:jc w:val="both"/>
         <w:rPr>
-          <w:rFonts w:ascii="Times New Roman" w:hAnsi="Times New Roman" w:cs="Times New Roman"/>
-        </w:rPr>
-      </w:pPr>
-      <w:r>
-        <w:rPr>
-          <w:rFonts w:ascii="Times New Roman" w:hAnsi="Times New Roman" w:cs="Times New Roman"/>
-          <w:b/>
-          <w:bCs/>
-        </w:rPr>
-        <w:t>Correct Frequency Units:</w:t>
-      </w:r>
-      <w:r>
-        <w:rPr>
-          <w:rFonts w:ascii="Times New Roman" w:hAnsi="Times New Roman" w:cs="Times New Roman"/>
-        </w:rPr>
-        <w:t xml:space="preserve"> Always enter frequency in radians per second (rad/sec, e.g., 2</w:t>
-      </w:r>
-      <w:r>
-        <w:rPr>
-          <w:rFonts w:ascii="Times New Roman" w:hAnsi="Times New Roman" w:cs="Times New Roman"/>
-          <w:i/>
-          <w:iCs/>
-        </w:rPr>
-        <w:t>pi</w:t>
-      </w:r>
-      <w:r>
-        <w:rPr>
-          <w:rFonts w:ascii="Times New Roman" w:hAnsi="Times New Roman" w:cs="Times New Roman"/>
-        </w:rPr>
-        <w:t>f) rather than Hertz (Hz), as required by the Simulink block parameter settings.</w:t>
-      </w:r>
-    </w:p>
-    <w:p>
-      <w:pPr>
+          <w:rFonts w:ascii="Times New Roman" w:eastAsia="Times New Roman" w:hAnsi="Times New Roman" w:cs="Times New Roman"/>
+          <w:kern w:val="0"/>
+          <w14:ligatures w14:val="none"/>
+        </w:rPr>
+      </w:pPr>
+      <w:r>
+        <w:rPr>
+          <w:rFonts w:ascii="Times New Roman" w:eastAsia="Times New Roman" w:hAnsi="Times New Roman" w:cs="Times New Roman"/>
+          <w:kern w:val="0"/>
+          <w14:ligatures w14:val="none"/>
+        </w:rPr>
+        <w:t>The gain value for the exponential signal was carefully selected with a negative sign to ensure proper decay rather than unbounded growth.</w:t>
+      </w:r>
+    </w:p>
+    <w:p>
+      <w:pPr>
+        <w:pStyle w:val="ListParagraph"/>
         <w:numPr>
           <w:ilvl w:val="0"/>
           <w:numId w:val="17"/>
         </w:numPr>
+        <w:spacing w:after="0" w:line="240" w:lineRule="auto"/>
         <w:jc w:val="both"/>
         <w:rPr>
-          <w:rFonts w:ascii="Times New Roman" w:hAnsi="Times New Roman" w:cs="Times New Roman"/>
-        </w:rPr>
-      </w:pPr>
-      <w:r>
-        <w:rPr>
-          <w:rFonts w:ascii="Times New Roman" w:hAnsi="Times New Roman" w:cs="Times New Roman"/>
-          <w:b/>
-          <w:bCs/>
-        </w:rPr>
-        <w:t>Solver Configuration:</w:t>
-      </w:r>
-      <w:r>
-        <w:rPr>
-          <w:rFonts w:ascii="Times New Roman" w:hAnsi="Times New Roman" w:cs="Times New Roman"/>
-        </w:rPr>
-        <w:t xml:space="preserve"> Configure appropriate simulation start/stop times and solver options to display a clear, steady-state period of the generated waveforms.</w:t>
+          <w:rFonts w:ascii="Times New Roman" w:eastAsia="Times New Roman" w:hAnsi="Times New Roman" w:cs="Times New Roman"/>
+          <w:kern w:val="0"/>
+          <w14:ligatures w14:val="none"/>
+        </w:rPr>
+      </w:pPr>
+      <w:r>
+        <w:rPr>
+          <w:rFonts w:ascii="Times New Roman" w:eastAsia="Times New Roman" w:hAnsi="Times New Roman" w:cs="Times New Roman"/>
+          <w:kern w:val="0"/>
+          <w14:ligatures w14:val="none"/>
+        </w:rPr>
+        <w:t>All connections between the source blocks and the multi-channel scope were verified to prevent signal mismatching.</w:t>
+      </w:r>
+    </w:p>
+    <w:p>
+      <w:pPr>
+        <w:pStyle w:val="ListParagraph"/>
+        <w:numPr>
+          <w:ilvl w:val="0"/>
+          <w:numId w:val="17"/>
+        </w:numPr>
+        <w:spacing w:after="0" w:line="240" w:lineRule="auto"/>
+        <w:jc w:val="both"/>
+        <w:rPr>
+          <w:rFonts w:ascii="Times New Roman" w:eastAsia="Times New Roman" w:hAnsi="Times New Roman" w:cs="Times New Roman"/>
+          <w:kern w:val="0"/>
+          <w14:ligatures w14:val="none"/>
+        </w:rPr>
+      </w:pPr>
+      <w:r>
+        <w:rPr>
+          <w:rFonts w:ascii="Times New Roman" w:eastAsia="Times New Roman" w:hAnsi="Times New Roman" w:cs="Times New Roman"/>
+          <w:kern w:val="0"/>
+          <w14:ligatures w14:val="none"/>
+        </w:rPr>
+        <w:t>The total simulation stop time was set adequately to allow full visualization of all signal transitions and steady-state responses.</w:t>
       </w:r>
     </w:p>
     <w:sectPr>
       <w:pgSz w:w="11906" w:h="16838" w:code="9"/>
-      <w:pgMar w:top="1080" w:right="1080" w:bottom="1440" w:left="1080" w:header="720" w:footer="720" w:gutter="0"/>
+      <w:pgMar w:top="810" w:right="1080" w:bottom="1440" w:left="1080" w:header="720" w:footer="720" w:gutter="0"/>
       <w:cols w:space="720"/>
       <w:docGrid w:linePitch="360"/>
     </w:sectPr>
   </w:body>
 </w:document>
+</file>
+
+<file path=word/endnotes.xml><?xml version="1.0" encoding="utf-8"?>
+<w:endnotes xmlns:wpc="http://schemas.microsoft.com/office/word/2010/wordprocessingCanvas" xmlns:cx="http://schemas.microsoft.com/office/drawing/2014/chartex" xmlns:cx1="http://schemas.microsoft.com/office/drawing/2015/9/8/chartex" xmlns:cx2="http://schemas.microsoft.com/office/drawing/2015/10/21/chartex" xmlns:cx3="http://schemas.microsoft.com/office/drawing/2016/5/9/chartex" xmlns:cx4="http://schemas.microsoft.com/office/drawing/2016/5/10/chartex" xmlns:cx5="http://schemas.microsoft.com/office/drawing/2016/5/11/chartex" xmlns:cx6="http://schemas.microsoft.com/office/drawing/2016/5/12/chartex" xmlns:cx7="http://schemas.microsoft.com/office/drawing/2016/5/13/chartex" xmlns:cx8="http://schemas.microsoft.com/office/drawing/2016/5/14/chartex" xmlns:mc="http://schemas.openxmlformats.org/markup-compatibility/2006" xmlns:aink="http://schemas.microsoft.com/office/drawing/2016/ink" xmlns:am3d="http://schemas.microsoft.com/office/drawing/2017/model3d" xmlns:o="urn:schemas-microsoft-com:office:office" xmlns:oel="http://schemas.microsoft.com/office/2019/extlst" xmlns:r="http://schemas.openxmlformats.org/officeDocument/2006/relationships" xmlns:m="http://schemas.openxmlformats.org/officeDocument/2006/math" xmlns:v="urn:schemas-microsoft-com:vml" xmlns:wp14="http://schemas.microsoft.com/office/word/2010/wordprocessingDrawing" xmlns:wp="http://schemas.openxmlformats.org/drawingml/2006/wordprocessingDrawing" xmlns:w10="urn:schemas-microsoft-com:office:word" xmlns:w="http://schemas.openxmlformats.org/wordprocessingml/2006/main" xmlns:w14="http://schemas.microsoft.com/office/word/2010/wordml" xmlns:w15="http://schemas.microsoft.com/office/word/2012/wordml" xmlns:w16cex="http://schemas.microsoft.com/office/word/2018/wordml/cex" xmlns:w16cid="http://schemas.microsoft.com/office/word/2016/wordml/cid" xmlns:w16="http://schemas.microsoft.com/office/word/2018/wordml" xmlns:w16sdtdh="http://schemas.microsoft.com/office/word/2020/wordml/sdtdatahash" xmlns:w16se="http://schemas.microsoft.com/office/word/2015/wordml/symex" xmlns:wpg="http://schemas.microsoft.com/office/word/2010/wordprocessingGroup" xmlns:wpi="http://schemas.microsoft.com/office/word/2010/wordprocessingInk" xmlns:wne="http://schemas.microsoft.com/office/word/2006/wordml" xmlns:wps="http://schemas.microsoft.com/office/word/2010/wordprocessingShape" mc:Ignorable="w14 w15 w16se w16cid w16 w16cex w16sdtdh wp14">
+  <w:endnote w:type="separator" w:id="-1">
+    <w:p>
+      <w:pPr>
+        <w:spacing w:after="0" w:line="240" w:lineRule="auto"/>
+      </w:pPr>
+      <w:r>
+        <w:separator/>
+      </w:r>
+    </w:p>
+  </w:endnote>
+  <w:endnote w:type="continuationSeparator" w:id="0">
+    <w:p>
+      <w:pPr>
+        <w:spacing w:after="0" w:line="240" w:lineRule="auto"/>
+      </w:pPr>
+      <w:r>
+        <w:continuationSeparator/>
+      </w:r>
+    </w:p>
+  </w:endnote>
+</w:endnotes>
+</file>
+
+<file path=word/footnotes.xml><?xml version="1.0" encoding="utf-8"?>
+<w:footnotes xmlns:wpc="http://schemas.microsoft.com/office/word/2010/wordprocessingCanvas" xmlns:cx="http://schemas.microsoft.com/office/drawing/2014/chartex" xmlns:cx1="http://schemas.microsoft.com/office/drawing/2015/9/8/chartex" xmlns:cx2="http://schemas.microsoft.com/office/drawing/2015/10/21/chartex" xmlns:cx3="http://schemas.microsoft.com/office/drawing/2016/5/9/chartex" xmlns:cx4="http://schemas.microsoft.com/office/drawing/2016/5/10/chartex" xmlns:cx5="http://schemas.microsoft.com/office/drawing/2016/5/11/chartex" xmlns:cx6="http://schemas.microsoft.com/office/drawing/2016/5/12/chartex" xmlns:cx7="http://schemas.microsoft.com/office/drawing/2016/5/13/chartex" xmlns:cx8="http://schemas.microsoft.com/office/drawing/2016/5/14/chartex" xmlns:mc="http://schemas.openxmlformats.org/markup-compatibility/2006" xmlns:aink="http://schemas.microsoft.com/office/drawing/2016/ink" xmlns:am3d="http://schemas.microsoft.com/office/drawing/2017/model3d" xmlns:o="urn:schemas-microsoft-com:office:office" xmlns:oel="http://schemas.microsoft.com/office/2019/extlst" xmlns:r="http://schemas.openxmlformats.org/officeDocument/2006/relationships" xmlns:m="http://schemas.openxmlformats.org/officeDocument/2006/math" xmlns:v="urn:schemas-microsoft-com:vml" xmlns:wp14="http://schemas.microsoft.com/office/word/2010/wordprocessingDrawing" xmlns:wp="http://schemas.openxmlformats.org/drawingml/2006/wordprocessingDrawing" xmlns:w10="urn:schemas-microsoft-com:office:word" xmlns:w="http://schemas.openxmlformats.org/wordprocessingml/2006/main" xmlns:w14="http://schemas.microsoft.com/office/word/2010/wordml" xmlns:w15="http://schemas.microsoft.com/office/word/2012/wordml" xmlns:w16cex="http://schemas.microsoft.com/office/word/2018/wordml/cex" xmlns:w16cid="http://schemas.microsoft.com/office/word/2016/wordml/cid" xmlns:w16="http://schemas.microsoft.com/office/word/2018/wordml" xmlns:w16sdtdh="http://schemas.microsoft.com/office/word/2020/wordml/sdtdatahash" xmlns:w16se="http://schemas.microsoft.com/office/word/2015/wordml/symex" xmlns:wpg="http://schemas.microsoft.com/office/word/2010/wordprocessingGroup" xmlns:wpi="http://schemas.microsoft.com/office/word/2010/wordprocessingInk" xmlns:wne="http://schemas.microsoft.com/office/word/2006/wordml" xmlns:wps="http://schemas.microsoft.com/office/word/2010/wordprocessingShape" mc:Ignorable="w14 w15 w16se w16cid w16 w16cex w16sdtdh wp14">
+  <w:footnote w:type="separator" w:id="-1">
+    <w:p>
+      <w:pPr>
+        <w:spacing w:after="0" w:line="240" w:lineRule="auto"/>
+      </w:pPr>
+      <w:r>
+        <w:separator/>
+      </w:r>
+    </w:p>
+  </w:footnote>
+  <w:footnote w:type="continuationSeparator" w:id="0">
+    <w:p>
+      <w:pPr>
+        <w:spacing w:after="0" w:line="240" w:lineRule="auto"/>
+      </w:pPr>
+      <w:r>
+        <w:continuationSeparator/>
+      </w:r>
+    </w:p>
+  </w:footnote>
+</w:footnotes>
 </file>
 
 <file path=word/numbering.xml><?xml version="1.0" encoding="utf-8"?>
@@ -5134,6 +6213,119 @@
     </w:lvl>
   </w:abstractNum>
   <w:abstractNum w:abstractNumId="17" w15:restartNumberingAfterBreak="0">
+    <w:nsid w:val="615677DE"/>
+    <w:multiLevelType w:val="multilevel"/>
+    <w:tmpl w:val="9F8084EE"/>
+    <w:lvl w:ilvl="0">
+      <w:start w:val="1"/>
+      <w:numFmt w:val="decimal"/>
+      <w:lvlText w:val="%1."/>
+      <w:lvlJc w:val="left"/>
+      <w:pPr>
+        <w:tabs>
+          <w:tab w:val="num" w:pos="720"/>
+        </w:tabs>
+        <w:ind w:left="720" w:hanging="360"/>
+      </w:pPr>
+    </w:lvl>
+    <w:lvl w:ilvl="1" w:tentative="1">
+      <w:start w:val="1"/>
+      <w:numFmt w:val="decimal"/>
+      <w:lvlText w:val="%2."/>
+      <w:lvlJc w:val="left"/>
+      <w:pPr>
+        <w:tabs>
+          <w:tab w:val="num" w:pos="1440"/>
+        </w:tabs>
+        <w:ind w:left="1440" w:hanging="360"/>
+      </w:pPr>
+    </w:lvl>
+    <w:lvl w:ilvl="2" w:tentative="1">
+      <w:start w:val="1"/>
+      <w:numFmt w:val="decimal"/>
+      <w:lvlText w:val="%3."/>
+      <w:lvlJc w:val="left"/>
+      <w:pPr>
+        <w:tabs>
+          <w:tab w:val="num" w:pos="2160"/>
+        </w:tabs>
+        <w:ind w:left="2160" w:hanging="360"/>
+      </w:pPr>
+    </w:lvl>
+    <w:lvl w:ilvl="3" w:tentative="1">
+      <w:start w:val="1"/>
+      <w:numFmt w:val="decimal"/>
+      <w:lvlText w:val="%4."/>
+      <w:lvlJc w:val="left"/>
+      <w:pPr>
+        <w:tabs>
+          <w:tab w:val="num" w:pos="2880"/>
+        </w:tabs>
+        <w:ind w:left="2880" w:hanging="360"/>
+      </w:pPr>
+    </w:lvl>
+    <w:lvl w:ilvl="4" w:tentative="1">
+      <w:start w:val="1"/>
+      <w:numFmt w:val="decimal"/>
+      <w:lvlText w:val="%5."/>
+      <w:lvlJc w:val="left"/>
+      <w:pPr>
+        <w:tabs>
+          <w:tab w:val="num" w:pos="3600"/>
+        </w:tabs>
+        <w:ind w:left="3600" w:hanging="360"/>
+      </w:pPr>
+    </w:lvl>
+    <w:lvl w:ilvl="5" w:tentative="1">
+      <w:start w:val="1"/>
+      <w:numFmt w:val="decimal"/>
+      <w:lvlText w:val="%6."/>
+      <w:lvlJc w:val="left"/>
+      <w:pPr>
+        <w:tabs>
+          <w:tab w:val="num" w:pos="4320"/>
+        </w:tabs>
+        <w:ind w:left="4320" w:hanging="360"/>
+      </w:pPr>
+    </w:lvl>
+    <w:lvl w:ilvl="6" w:tentative="1">
+      <w:start w:val="1"/>
+      <w:numFmt w:val="decimal"/>
+      <w:lvlText w:val="%7."/>
+      <w:lvlJc w:val="left"/>
+      <w:pPr>
+        <w:tabs>
+          <w:tab w:val="num" w:pos="5040"/>
+        </w:tabs>
+        <w:ind w:left="5040" w:hanging="360"/>
+      </w:pPr>
+    </w:lvl>
+    <w:lvl w:ilvl="7" w:tentative="1">
+      <w:start w:val="1"/>
+      <w:numFmt w:val="decimal"/>
+      <w:lvlText w:val="%8."/>
+      <w:lvlJc w:val="left"/>
+      <w:pPr>
+        <w:tabs>
+          <w:tab w:val="num" w:pos="5760"/>
+        </w:tabs>
+        <w:ind w:left="5760" w:hanging="360"/>
+      </w:pPr>
+    </w:lvl>
+    <w:lvl w:ilvl="8" w:tentative="1">
+      <w:start w:val="1"/>
+      <w:numFmt w:val="decimal"/>
+      <w:lvlText w:val="%9."/>
+      <w:lvlJc w:val="left"/>
+      <w:pPr>
+        <w:tabs>
+          <w:tab w:val="num" w:pos="6480"/>
+        </w:tabs>
+        <w:ind w:left="6480" w:hanging="360"/>
+      </w:pPr>
+    </w:lvl>
+  </w:abstractNum>
+  <w:abstractNum w:abstractNumId="18" w15:restartNumberingAfterBreak="0">
     <w:nsid w:val="71F0422E"/>
     <w:multiLevelType w:val="hybridMultilevel"/>
     <w:tmpl w:val="2B34E3D2"/>
@@ -5245,7 +6437,7 @@
       </w:rPr>
     </w:lvl>
   </w:abstractNum>
-  <w:abstractNum w:abstractNumId="18" w15:restartNumberingAfterBreak="0">
+  <w:abstractNum w:abstractNumId="19" w15:restartNumberingAfterBreak="0">
     <w:nsid w:val="782B6E57"/>
     <w:multiLevelType w:val="multilevel"/>
     <w:tmpl w:val="B428F5C2"/>
@@ -5356,6 +6548,155 @@
         </w:tabs>
         <w:ind w:left="6480" w:hanging="360"/>
       </w:pPr>
+    </w:lvl>
+  </w:abstractNum>
+  <w:abstractNum w:abstractNumId="20" w15:restartNumberingAfterBreak="0">
+    <w:nsid w:val="7F400827"/>
+    <w:multiLevelType w:val="multilevel"/>
+    <w:tmpl w:val="FA924518"/>
+    <w:lvl w:ilvl="0">
+      <w:start w:val="1"/>
+      <w:numFmt w:val="bullet"/>
+      <w:lvlText w:val=""/>
+      <w:lvlJc w:val="left"/>
+      <w:pPr>
+        <w:tabs>
+          <w:tab w:val="num" w:pos="720"/>
+        </w:tabs>
+        <w:ind w:left="720" w:hanging="360"/>
+      </w:pPr>
+      <w:rPr>
+        <w:rFonts w:ascii="Symbol" w:hAnsi="Symbol" w:hint="default"/>
+        <w:sz w:val="20"/>
+      </w:rPr>
+    </w:lvl>
+    <w:lvl w:ilvl="1" w:tentative="1">
+      <w:start w:val="1"/>
+      <w:numFmt w:val="bullet"/>
+      <w:lvlText w:val="o"/>
+      <w:lvlJc w:val="left"/>
+      <w:pPr>
+        <w:tabs>
+          <w:tab w:val="num" w:pos="1440"/>
+        </w:tabs>
+        <w:ind w:left="1440" w:hanging="360"/>
+      </w:pPr>
+      <w:rPr>
+        <w:rFonts w:ascii="Courier New" w:hAnsi="Courier New" w:hint="default"/>
+        <w:sz w:val="20"/>
+      </w:rPr>
+    </w:lvl>
+    <w:lvl w:ilvl="2" w:tentative="1">
+      <w:start w:val="1"/>
+      <w:numFmt w:val="bullet"/>
+      <w:lvlText w:val=""/>
+      <w:lvlJc w:val="left"/>
+      <w:pPr>
+        <w:tabs>
+          <w:tab w:val="num" w:pos="2160"/>
+        </w:tabs>
+        <w:ind w:left="2160" w:hanging="360"/>
+      </w:pPr>
+      <w:rPr>
+        <w:rFonts w:ascii="Wingdings" w:hAnsi="Wingdings" w:hint="default"/>
+        <w:sz w:val="20"/>
+      </w:rPr>
+    </w:lvl>
+    <w:lvl w:ilvl="3" w:tentative="1">
+      <w:start w:val="1"/>
+      <w:numFmt w:val="bullet"/>
+      <w:lvlText w:val=""/>
+      <w:lvlJc w:val="left"/>
+      <w:pPr>
+        <w:tabs>
+          <w:tab w:val="num" w:pos="2880"/>
+        </w:tabs>
+        <w:ind w:left="2880" w:hanging="360"/>
+      </w:pPr>
+      <w:rPr>
+        <w:rFonts w:ascii="Wingdings" w:hAnsi="Wingdings" w:hint="default"/>
+        <w:sz w:val="20"/>
+      </w:rPr>
+    </w:lvl>
+    <w:lvl w:ilvl="4" w:tentative="1">
+      <w:start w:val="1"/>
+      <w:numFmt w:val="bullet"/>
+      <w:lvlText w:val=""/>
+      <w:lvlJc w:val="left"/>
+      <w:pPr>
+        <w:tabs>
+          <w:tab w:val="num" w:pos="3600"/>
+        </w:tabs>
+        <w:ind w:left="3600" w:hanging="360"/>
+      </w:pPr>
+      <w:rPr>
+        <w:rFonts w:ascii="Wingdings" w:hAnsi="Wingdings" w:hint="default"/>
+        <w:sz w:val="20"/>
+      </w:rPr>
+    </w:lvl>
+    <w:lvl w:ilvl="5" w:tentative="1">
+      <w:start w:val="1"/>
+      <w:numFmt w:val="bullet"/>
+      <w:lvlText w:val=""/>
+      <w:lvlJc w:val="left"/>
+      <w:pPr>
+        <w:tabs>
+          <w:tab w:val="num" w:pos="4320"/>
+        </w:tabs>
+        <w:ind w:left="4320" w:hanging="360"/>
+      </w:pPr>
+      <w:rPr>
+        <w:rFonts w:ascii="Wingdings" w:hAnsi="Wingdings" w:hint="default"/>
+        <w:sz w:val="20"/>
+      </w:rPr>
+    </w:lvl>
+    <w:lvl w:ilvl="6" w:tentative="1">
+      <w:start w:val="1"/>
+      <w:numFmt w:val="bullet"/>
+      <w:lvlText w:val=""/>
+      <w:lvlJc w:val="left"/>
+      <w:pPr>
+        <w:tabs>
+          <w:tab w:val="num" w:pos="5040"/>
+        </w:tabs>
+        <w:ind w:left="5040" w:hanging="360"/>
+      </w:pPr>
+      <w:rPr>
+        <w:rFonts w:ascii="Wingdings" w:hAnsi="Wingdings" w:hint="default"/>
+        <w:sz w:val="20"/>
+      </w:rPr>
+    </w:lvl>
+    <w:lvl w:ilvl="7" w:tentative="1">
+      <w:start w:val="1"/>
+      <w:numFmt w:val="bullet"/>
+      <w:lvlText w:val=""/>
+      <w:lvlJc w:val="left"/>
+      <w:pPr>
+        <w:tabs>
+          <w:tab w:val="num" w:pos="5760"/>
+        </w:tabs>
+        <w:ind w:left="5760" w:hanging="360"/>
+      </w:pPr>
+      <w:rPr>
+        <w:rFonts w:ascii="Wingdings" w:hAnsi="Wingdings" w:hint="default"/>
+        <w:sz w:val="20"/>
+      </w:rPr>
+    </w:lvl>
+    <w:lvl w:ilvl="8" w:tentative="1">
+      <w:start w:val="1"/>
+      <w:numFmt w:val="bullet"/>
+      <w:lvlText w:val=""/>
+      <w:lvlJc w:val="left"/>
+      <w:pPr>
+        <w:tabs>
+          <w:tab w:val="num" w:pos="6480"/>
+        </w:tabs>
+        <w:ind w:left="6480" w:hanging="360"/>
+      </w:pPr>
+      <w:rPr>
+        <w:rFonts w:ascii="Wingdings" w:hAnsi="Wingdings" w:hint="default"/>
+        <w:sz w:val="20"/>
+      </w:rPr>
     </w:lvl>
   </w:abstractNum>
   <w:num w:numId="1" w16cid:durableId="1242251528">
@@ -5392,7 +6733,7 @@
     <w:abstractNumId w:val="16"/>
   </w:num>
   <w:num w:numId="12" w16cid:durableId="1672946148">
-    <w:abstractNumId w:val="17"/>
+    <w:abstractNumId w:val="18"/>
   </w:num>
   <w:num w:numId="13" w16cid:durableId="1824465968">
     <w:abstractNumId w:val="11"/>
@@ -5413,7 +6754,13 @@
     <w:abstractNumId w:val="1"/>
   </w:num>
   <w:num w:numId="19" w16cid:durableId="1748653539">
-    <w:abstractNumId w:val="18"/>
+    <w:abstractNumId w:val="19"/>
+  </w:num>
+  <w:num w:numId="20" w16cid:durableId="534317008">
+    <w:abstractNumId w:val="17"/>
+  </w:num>
+  <w:num w:numId="21" w16cid:durableId="463155241">
+    <w:abstractNumId w:val="20"/>
   </w:num>
 </w:numbering>
 </file>
@@ -5818,7 +7165,7 @@
   <w:style w:type="paragraph" w:default="1" w:styleId="Normal">
     <w:name w:val="Normal"/>
     <w:qFormat/>
-    <w:rsid w:val="00B40711"/>
+    <w:rsid w:val="0014234F"/>
   </w:style>
   <w:style w:type="paragraph" w:styleId="Heading1">
     <w:name w:val="heading 1"/>
@@ -6377,6 +7724,50 @@
       <w:color w:val="666666"/>
     </w:rPr>
   </w:style>
+  <w:style w:type="paragraph" w:styleId="Header">
+    <w:name w:val="header"/>
+    <w:basedOn w:val="Normal"/>
+    <w:link w:val="HeaderChar"/>
+    <w:uiPriority w:val="99"/>
+    <w:unhideWhenUsed/>
+    <w:rsid w:val="000A09D6"/>
+    <w:pPr>
+      <w:tabs>
+        <w:tab w:val="center" w:pos="4680"/>
+        <w:tab w:val="right" w:pos="9360"/>
+      </w:tabs>
+      <w:spacing w:after="0" w:line="240" w:lineRule="auto"/>
+    </w:pPr>
+  </w:style>
+  <w:style w:type="character" w:customStyle="1" w:styleId="HeaderChar">
+    <w:name w:val="Header Char"/>
+    <w:basedOn w:val="DefaultParagraphFont"/>
+    <w:link w:val="Header"/>
+    <w:uiPriority w:val="99"/>
+    <w:rsid w:val="000A09D6"/>
+  </w:style>
+  <w:style w:type="paragraph" w:styleId="Footer">
+    <w:name w:val="footer"/>
+    <w:basedOn w:val="Normal"/>
+    <w:link w:val="FooterChar"/>
+    <w:uiPriority w:val="99"/>
+    <w:unhideWhenUsed/>
+    <w:rsid w:val="000A09D6"/>
+    <w:pPr>
+      <w:tabs>
+        <w:tab w:val="center" w:pos="4680"/>
+        <w:tab w:val="right" w:pos="9360"/>
+      </w:tabs>
+      <w:spacing w:after="0" w:line="240" w:lineRule="auto"/>
+    </w:pPr>
+  </w:style>
+  <w:style w:type="character" w:customStyle="1" w:styleId="FooterChar">
+    <w:name w:val="Footer Char"/>
+    <w:basedOn w:val="DefaultParagraphFont"/>
+    <w:link w:val="Footer"/>
+    <w:uiPriority w:val="99"/>
+    <w:rsid w:val="000A09D6"/>
+  </w:style>
 </w:styles>
 </file>
 
